--- a/pr-preview/pr-257/estimator-properties-handout-tracked-changes.docx
+++ b/pr-preview/pr-257/estimator-properties-handout-tracked-changes.docx
@@ -16,72 +16,7 @@
       </w:pPr>
       <w:del w:id="1" w:author="PR Preview" w:date="2026-01-01T00:00:00Z">
         <w:r>
-          <w:delText xml:space="preserve">Last modified: 2026-10-16 05:21:29 (PDT)</w:delText>
-        </w:r>
-      </w:del>
-    </w:p>
-    <w:p>
-      <w:pPr>
-        <w:pStyle w:val="FirstParagraph"/>
-      </w:pPr>
-      <w:hyperlink r:id="rId9">
-        <w:del w:id="2" w:author="PR Preview" w:date="2026-01-01T00:00:00Z">
-          <w:r>
-            <w:rPr>
-              <w:rStyle w:val="Hyperlink"/>
-            </w:rPr>
-            <w:delText xml:space="preserve">Estimation</w:delText>
-          </w:r>
-        </w:del>
-      </w:hyperlink>
-      <w:del w:id="3" w:author="PR Preview" w:date="2026-01-01T00:00:00Z">
-        <w:r>
-          <w:delText xml:space="preserve"> </w:delText>
-        </w:r>
-      </w:del>
-      <w:del w:id="4" w:author="PR Preview" w:date="2026-01-01T00:00:00Z">
-        <w:r>
-          <w:delText xml:space="preserve">defines the accuracy of an estimator</w:delText>
-        </w:r>
-      </w:del>
-      <w:del w:id="5" w:author="PR Preview" w:date="2026-01-01T00:00:00Z">
-        <w:r>
-          <w:delText xml:space="preserve"> </w:delText>
-        </w:r>
-      </w:del>
-      <w:del w:id="6" w:author="PR Preview" w:date="2026-01-01T00:00:00Z">
-        <w:r>
-          <w:delText xml:space="preserve">at one sample size, through its bias, variance and mean squared error.</w:delText>
-        </w:r>
-      </w:del>
-      <w:del w:id="7" w:author="PR Preview" w:date="2026-01-01T00:00:00Z">
-        <w:r>
-          <w:delText xml:space="preserve"> </w:delText>
-        </w:r>
-      </w:del>
-      <w:del w:id="8" w:author="PR Preview" w:date="2026-01-01T00:00:00Z">
-        <w:r>
-          <w:delText xml:space="preserve">This page asks two further questions:</w:delText>
-        </w:r>
-      </w:del>
-      <w:del w:id="9" w:author="PR Preview" w:date="2026-01-01T00:00:00Z">
-        <w:r>
-          <w:delText xml:space="preserve"> </w:delText>
-        </w:r>
-      </w:del>
-      <w:del w:id="10" w:author="PR Preview" w:date="2026-01-01T00:00:00Z">
-        <w:r>
-          <w:delText xml:space="preserve">what happens to an estimator as the sample size grows,</w:delText>
-        </w:r>
-      </w:del>
-      <w:del w:id="11" w:author="PR Preview" w:date="2026-01-01T00:00:00Z">
-        <w:r>
-          <w:delText xml:space="preserve"> </w:delText>
-        </w:r>
-      </w:del>
-      <w:del w:id="12" w:author="PR Preview" w:date="2026-01-01T00:00:00Z">
-        <w:r>
-          <w:delText xml:space="preserve">and how small can the variance of an unbiased estimator be?</w:delText>
+          <w:delText xml:space="preserve">Last modified: 2026-10-16 07:21:05 (PDT)</w:delText>
         </w:r>
       </w:del>
     </w:p>
@@ -89,9 +24,9 @@
       <w:pPr>
         <w:pStyle w:val="Date"/>
       </w:pPr>
-      <w:ins w:id="13" w:author="PR Preview" w:date="2026-01-01T00:00:00Z">
+      <w:ins w:id="2" w:author="PR Preview" w:date="2026-01-01T00:00:00Z">
         <w:r>
-          <w:t xml:space="preserve">Last modified: 2026-10-16 05:26:23 (PDT)</w:t>
+          <w:t xml:space="preserve">Last modified: 2026-10-16 10:01:37 (PDT)</w:t>
         </w:r>
       </w:ins>
     </w:p>
@@ -100,65 +35,43 @@
         <w:pStyle w:val="FirstParagraph"/>
       </w:pPr>
       <w:hyperlink r:id="rId9">
-        <w:ins w:id="14" w:author="PR Preview" w:date="2026-01-01T00:00:00Z">
-          <w:r>
-            <w:rPr>
-              <w:rStyle w:val="Hyperlink"/>
-            </w:rPr>
-            <w:t xml:space="preserve">Estimation</w:t>
-          </w:r>
-        </w:ins>
+        <w:r>
+          <w:rPr>
+            <w:rStyle w:val="Hyperlink"/>
+          </w:rPr>
+          <w:t xml:space="preserve">Estimation</w:t>
+        </w:r>
       </w:hyperlink>
-      <w:ins w:id="15" w:author="PR Preview" w:date="2026-01-01T00:00:00Z">
-        <w:r>
-          <w:t xml:space="preserve"> </w:t>
-        </w:r>
-      </w:ins>
-      <w:ins w:id="16" w:author="PR Preview" w:date="2026-01-01T00:00:00Z">
-        <w:r>
-          <w:t xml:space="preserve">defines the accuracy of an estimator</w:t>
-        </w:r>
-      </w:ins>
-      <w:ins w:id="17" w:author="PR Preview" w:date="2026-01-01T00:00:00Z">
-        <w:r>
-          <w:t xml:space="preserve"> </w:t>
-        </w:r>
-      </w:ins>
-      <w:ins w:id="18" w:author="PR Preview" w:date="2026-01-01T00:00:00Z">
-        <w:r>
-          <w:t xml:space="preserve">at one sample size, through its bias, variance and population mean squared error.</w:t>
-        </w:r>
-      </w:ins>
-      <w:ins w:id="19" w:author="PR Preview" w:date="2026-01-01T00:00:00Z">
-        <w:r>
-          <w:t xml:space="preserve"> </w:t>
-        </w:r>
-      </w:ins>
-      <w:ins w:id="20" w:author="PR Preview" w:date="2026-01-01T00:00:00Z">
-        <w:r>
-          <w:t xml:space="preserve">This page asks two further questions:</w:t>
-        </w:r>
-      </w:ins>
-      <w:ins w:id="21" w:author="PR Preview" w:date="2026-01-01T00:00:00Z">
-        <w:r>
-          <w:t xml:space="preserve"> </w:t>
-        </w:r>
-      </w:ins>
-      <w:ins w:id="22" w:author="PR Preview" w:date="2026-01-01T00:00:00Z">
-        <w:r>
-          <w:t xml:space="preserve">what happens to an estimator as the sample size grows,</w:t>
-        </w:r>
-      </w:ins>
-      <w:ins w:id="23" w:author="PR Preview" w:date="2026-01-01T00:00:00Z">
-        <w:r>
-          <w:t xml:space="preserve"> </w:t>
-        </w:r>
-      </w:ins>
-      <w:ins w:id="24" w:author="PR Preview" w:date="2026-01-01T00:00:00Z">
-        <w:r>
-          <w:t xml:space="preserve">and how small can the variance of an unbiased estimator be?</w:t>
-        </w:r>
-      </w:ins>
+      <w:r>
+        <w:t xml:space="preserve"> </w:t>
+      </w:r>
+      <w:r>
+        <w:t xml:space="preserve">defines the accuracy of an estimator</w:t>
+      </w:r>
+      <w:r>
+        <w:t xml:space="preserve"> </w:t>
+      </w:r>
+      <w:r>
+        <w:t xml:space="preserve">at one sample size, through its bias, variance and population mean squared error.</w:t>
+      </w:r>
+      <w:r>
+        <w:t xml:space="preserve"> </w:t>
+      </w:r>
+      <w:r>
+        <w:t xml:space="preserve">This page asks two further questions:</w:t>
+      </w:r>
+      <w:r>
+        <w:t xml:space="preserve"> </w:t>
+      </w:r>
+      <w:r>
+        <w:t xml:space="preserve">what happens to an estimator as the sample size grows,</w:t>
+      </w:r>
+      <w:r>
+        <w:t xml:space="preserve"> </w:t>
+      </w:r>
+      <w:r>
+        <w:t xml:space="preserve">and how small can the variance of an unbiased estimator be?</w:t>
+      </w:r>
     </w:p>
     <w:bookmarkStart w:id="34" w:name="sec-consistency"/>
     <w:p>
@@ -593,65 +506,45 @@
       <w:pPr>
         <w:pStyle w:val="BodyText"/>
       </w:pPr>
-      <w:del w:id="25" w:author="PR Preview" w:date="2026-01-01T00:00:00Z">
+      <w:r>
+        <w:rPr>
+          <w:i/>
+          <w:iCs/>
+        </w:rPr>
+        <w:t xml:space="preserve">Remark 1</w:t>
+      </w:r>
+      <w:r>
+        <w:t xml:space="preserve"> (Consistency describes a sequence of estimators). </w:t>
+      </w:r>
+      <w:r>
+        <w:t xml:space="preserve">An estimator such as the</w:t>
+      </w:r>
+      <w:r>
+        <w:t xml:space="preserve"> </w:t>
+      </w:r>
+      <w:hyperlink r:id="rId13">
         <w:r>
           <w:rPr>
-            <w:i/>
-            <w:iCs/>
+            <w:rStyle w:val="Hyperlink"/>
           </w:rPr>
-          <w:delText xml:space="preserve">Remark 1</w:delText>
+          <w:t xml:space="preserve">sample mean</w:t>
         </w:r>
-      </w:del>
-      <w:del w:id="26" w:author="PR Preview" w:date="2026-01-01T00:00:00Z">
-        <w:r>
-          <w:delText xml:space="preserve"> (Consistency describes a sequence of estimators). </w:delText>
-        </w:r>
-      </w:del>
-      <w:del w:id="27" w:author="PR Preview" w:date="2026-01-01T00:00:00Z">
-        <w:r>
-          <w:delText xml:space="preserve">An estimator such as the</w:delText>
-        </w:r>
-      </w:del>
-      <w:del w:id="28" w:author="PR Preview" w:date="2026-01-01T00:00:00Z">
-        <w:r>
-          <w:delText xml:space="preserve"> </w:delText>
-        </w:r>
-      </w:del>
-      <w:hyperlink r:id="rId13">
-        <w:del w:id="29" w:author="PR Preview" w:date="2026-01-01T00:00:00Z">
-          <w:r>
-            <w:rPr>
-              <w:rStyle w:val="Hyperlink"/>
-            </w:rPr>
-            <w:delText xml:space="preserve">sample mean</w:delText>
-          </w:r>
-        </w:del>
       </w:hyperlink>
-      <w:del w:id="30" w:author="PR Preview" w:date="2026-01-01T00:00:00Z">
-        <w:r>
-          <w:delText xml:space="preserve"> </w:delText>
-        </w:r>
-      </w:del>
-      <w:del w:id="31" w:author="PR Preview" w:date="2026-01-01T00:00:00Z">
-        <w:r>
-          <w:delText xml:space="preserve">is a formula that applies to any sample size,</w:delText>
-        </w:r>
-      </w:del>
-      <w:del w:id="32" w:author="PR Preview" w:date="2026-01-01T00:00:00Z">
-        <w:r>
-          <w:delText xml:space="preserve"> </w:delText>
-        </w:r>
-      </w:del>
-      <w:del w:id="33" w:author="PR Preview" w:date="2026-01-01T00:00:00Z">
-        <w:r>
-          <w:delText xml:space="preserve">so</w:delText>
-        </w:r>
-      </w:del>
-      <w:del w:id="34" w:author="PR Preview" w:date="2026-01-01T00:00:00Z">
-        <w:r>
-          <w:delText xml:space="preserve"> </w:delText>
-        </w:r>
-      </w:del>
+      <w:r>
+        <w:t xml:space="preserve"> </w:t>
+      </w:r>
+      <w:r>
+        <w:t xml:space="preserve">is a formula that applies to any sample size,</w:t>
+      </w:r>
+      <w:r>
+        <w:t xml:space="preserve"> </w:t>
+      </w:r>
+      <w:r>
+        <w:t xml:space="preserve">so</w:t>
+      </w:r>
+      <w:r>
+        <w:t xml:space="preserve"> </w:t>
+      </w:r>
       <m:oMath>
         <m:sSub>
           <m:e>
@@ -710,191 +603,129 @@
           <m:t>…</m:t>
         </m:r>
       </m:oMath>
-      <w:del w:id="35" w:author="PR Preview" w:date="2026-01-01T00:00:00Z">
+      <w:r>
+        <w:t xml:space="preserve"> </w:t>
+      </w:r>
+      <w:r>
+        <w:t xml:space="preserve">is a sequence of estimators,</w:t>
+      </w:r>
+      <w:r>
+        <w:t xml:space="preserve"> </w:t>
+      </w:r>
+      <w:r>
+        <w:t xml:space="preserve">one for each</w:t>
+      </w:r>
+      <w:r>
+        <w:t xml:space="preserve"> </w:t>
+      </w:r>
+      <m:oMath>
+        <m:r>
+          <m:t>n</m:t>
+        </m:r>
+      </m:oMath>
+      <w:r>
+        <w:t xml:space="preserve">.</w:t>
+      </w:r>
+      <w:r>
+        <w:t xml:space="preserve"> </w:t>
+      </w:r>
+      <w:hyperlink r:id="rId14">
         <w:r>
-          <w:delText xml:space="preserve"> </w:delText>
+          <w:rPr>
+            <w:rStyle w:val="Hyperlink"/>
+          </w:rPr>
+          <w:t xml:space="preserve">Unbiasedness</w:t>
         </w:r>
-      </w:del>
-      <w:del w:id="36" w:author="PR Preview" w:date="2026-01-01T00:00:00Z">
+      </w:hyperlink>
+      <w:r>
+        <w:t xml:space="preserve"> </w:t>
+      </w:r>
+      <w:r>
+        <w:t xml:space="preserve">and</w:t>
+      </w:r>
+      <w:r>
+        <w:t xml:space="preserve"> </w:t>
+      </w:r>
+      <w:hyperlink r:id="rId15">
         <w:r>
-          <w:delText xml:space="preserve">is a sequence of estimators,</w:delText>
+          <w:rPr>
+            <w:rStyle w:val="Hyperlink"/>
+          </w:rPr>
+          <w:t xml:space="preserve">pMSE</w:t>
         </w:r>
-      </w:del>
-      <w:del w:id="37" w:author="PR Preview" w:date="2026-01-01T00:00:00Z">
-        <w:r>
-          <w:delText xml:space="preserve"> </w:delText>
-        </w:r>
-      </w:del>
-      <w:del w:id="38" w:author="PR Preview" w:date="2026-01-01T00:00:00Z">
-        <w:r>
-          <w:delText xml:space="preserve">one for each</w:delText>
-        </w:r>
-      </w:del>
-      <w:del w:id="39" w:author="PR Preview" w:date="2026-01-01T00:00:00Z">
-        <w:r>
-          <w:delText xml:space="preserve"> </w:delText>
-        </w:r>
-      </w:del>
+      </w:hyperlink>
+      <w:r>
+        <w:t xml:space="preserve"> </w:t>
+      </w:r>
+      <w:r>
+        <w:t xml:space="preserve">describe an estimator at one fixed sample size;</w:t>
+      </w:r>
+      <w:r>
+        <w:t xml:space="preserve"> </w:t>
+      </w:r>
+      <w:r>
+        <w:t xml:space="preserve">consistency describes what happens to the whole sequence as</w:t>
+      </w:r>
+      <w:r>
+        <w:t xml:space="preserve"> </w:t>
+      </w:r>
       <m:oMath>
         <m:r>
           <m:t>n</m:t>
         </m:r>
       </m:oMath>
-      <w:del w:id="40" w:author="PR Preview" w:date="2026-01-01T00:00:00Z">
-        <w:r>
-          <w:delText xml:space="preserve">.</w:delText>
-        </w:r>
-      </w:del>
-      <w:del w:id="41" w:author="PR Preview" w:date="2026-01-01T00:00:00Z">
-        <w:r>
-          <w:delText xml:space="preserve"> </w:delText>
-        </w:r>
-      </w:del>
-      <w:hyperlink r:id="rId14">
-        <w:del w:id="42" w:author="PR Preview" w:date="2026-01-01T00:00:00Z">
-          <w:r>
-            <w:rPr>
-              <w:rStyle w:val="Hyperlink"/>
-            </w:rPr>
-            <w:delText xml:space="preserve">Unbiasedness</w:delText>
-          </w:r>
-        </w:del>
-      </w:hyperlink>
-      <w:del w:id="43" w:author="PR Preview" w:date="2026-01-01T00:00:00Z">
-        <w:r>
-          <w:delText xml:space="preserve"> </w:delText>
-        </w:r>
-      </w:del>
-      <w:del w:id="44" w:author="PR Preview" w:date="2026-01-01T00:00:00Z">
-        <w:r>
-          <w:delText xml:space="preserve">and</w:delText>
-        </w:r>
-      </w:del>
-      <w:del w:id="45" w:author="PR Preview" w:date="2026-01-01T00:00:00Z">
-        <w:r>
-          <w:delText xml:space="preserve"> </w:delText>
-        </w:r>
-      </w:del>
-      <w:hyperlink r:id="rId15">
-        <w:del w:id="46" w:author="PR Preview" w:date="2026-01-01T00:00:00Z">
-          <w:r>
-            <w:rPr>
-              <w:rStyle w:val="Hyperlink"/>
-            </w:rPr>
-            <w:delText xml:space="preserve">mean squared error</w:delText>
-          </w:r>
-        </w:del>
-      </w:hyperlink>
-      <w:del w:id="47" w:author="PR Preview" w:date="2026-01-01T00:00:00Z">
-        <w:r>
-          <w:delText xml:space="preserve"> </w:delText>
-        </w:r>
-      </w:del>
-      <w:del w:id="48" w:author="PR Preview" w:date="2026-01-01T00:00:00Z">
-        <w:r>
-          <w:delText xml:space="preserve">describe an estimator at one fixed sample size;</w:delText>
-        </w:r>
-      </w:del>
-      <w:del w:id="49" w:author="PR Preview" w:date="2026-01-01T00:00:00Z">
-        <w:r>
-          <w:delText xml:space="preserve"> </w:delText>
-        </w:r>
-      </w:del>
-      <w:del w:id="50" w:author="PR Preview" w:date="2026-01-01T00:00:00Z">
-        <w:r>
-          <w:delText xml:space="preserve">consistency describes what happens to the whole sequence as</w:delText>
-        </w:r>
-      </w:del>
-      <w:del w:id="51" w:author="PR Preview" w:date="2026-01-01T00:00:00Z">
-        <w:r>
-          <w:delText xml:space="preserve"> </w:delText>
-        </w:r>
-      </w:del>
+      <w:r>
+        <w:t xml:space="preserve"> </w:t>
+      </w:r>
+      <w:r>
+        <w:t xml:space="preserve">grows.</w:t>
+      </w:r>
+      <w:r>
+        <w:t xml:space="preserve"> </w:t>
+      </w:r>
+      <w:r>
+        <w:t xml:space="preserve">An estimator can be consistent and biased at every</w:t>
+      </w:r>
+      <w:r>
+        <w:t xml:space="preserve"> </w:t>
+      </w:r>
       <m:oMath>
         <m:r>
           <m:t>n</m:t>
         </m:r>
       </m:oMath>
-      <w:del w:id="52" w:author="PR Preview" w:date="2026-01-01T00:00:00Z">
-        <w:r>
-          <w:delText xml:space="preserve"> </w:delText>
-        </w:r>
-      </w:del>
-      <w:del w:id="53" w:author="PR Preview" w:date="2026-01-01T00:00:00Z">
-        <w:r>
-          <w:delText xml:space="preserve">grows.</w:delText>
-        </w:r>
-      </w:del>
-      <w:del w:id="54" w:author="PR Preview" w:date="2026-01-01T00:00:00Z">
-        <w:r>
-          <w:delText xml:space="preserve"> </w:delText>
-        </w:r>
-      </w:del>
-      <w:del w:id="55" w:author="PR Preview" w:date="2026-01-01T00:00:00Z">
-        <w:r>
-          <w:delText xml:space="preserve">An estimator can be consistent and biased at every</w:delText>
-        </w:r>
-      </w:del>
-      <w:del w:id="56" w:author="PR Preview" w:date="2026-01-01T00:00:00Z">
-        <w:r>
-          <w:delText xml:space="preserve"> </w:delText>
-        </w:r>
-      </w:del>
+      <w:r>
+        <w:t xml:space="preserve">,</w:t>
+      </w:r>
+      <w:r>
+        <w:t xml:space="preserve"> </w:t>
+      </w:r>
+      <w:r>
+        <w:t xml:space="preserve">or unbiased at every</w:t>
+      </w:r>
+      <w:r>
+        <w:t xml:space="preserve"> </w:t>
+      </w:r>
       <m:oMath>
         <m:r>
           <m:t>n</m:t>
         </m:r>
       </m:oMath>
-      <w:del w:id="57" w:author="PR Preview" w:date="2026-01-01T00:00:00Z">
-        <w:r>
-          <w:delText xml:space="preserve">,</w:delText>
-        </w:r>
-      </w:del>
-      <w:del w:id="58" w:author="PR Preview" w:date="2026-01-01T00:00:00Z">
-        <w:r>
-          <w:delText xml:space="preserve"> </w:delText>
-        </w:r>
-      </w:del>
-      <w:del w:id="59" w:author="PR Preview" w:date="2026-01-01T00:00:00Z">
-        <w:r>
-          <w:delText xml:space="preserve">or unbiased at every</w:delText>
-        </w:r>
-      </w:del>
-      <w:del w:id="60" w:author="PR Preview" w:date="2026-01-01T00:00:00Z">
-        <w:r>
-          <w:delText xml:space="preserve"> </w:delText>
-        </w:r>
-      </w:del>
-      <m:oMath>
-        <m:r>
-          <m:t>n</m:t>
-        </m:r>
-      </m:oMath>
-      <w:del w:id="61" w:author="PR Preview" w:date="2026-01-01T00:00:00Z">
-        <w:r>
-          <w:delText xml:space="preserve"> </w:delText>
-        </w:r>
-      </w:del>
-      <w:del w:id="62" w:author="PR Preview" w:date="2026-01-01T00:00:00Z">
-        <w:r>
-          <w:delText xml:space="preserve">and not consistent</w:delText>
-        </w:r>
-      </w:del>
-      <w:del w:id="63" w:author="PR Preview" w:date="2026-01-01T00:00:00Z">
-        <w:r>
-          <w:delText xml:space="preserve"> </w:delText>
-        </w:r>
-      </w:del>
-      <w:del w:id="64" w:author="PR Preview" w:date="2026-01-01T00:00:00Z">
-        <w:r>
-          <w:delText xml:space="preserve">(the single-observation estimator</w:delText>
-        </w:r>
-      </w:del>
-      <w:del w:id="65" w:author="PR Preview" w:date="2026-01-01T00:00:00Z">
-        <w:r>
-          <w:delText xml:space="preserve"> </w:delText>
-        </w:r>
-      </w:del>
+      <w:r>
+        <w:t xml:space="preserve"> </w:t>
+      </w:r>
+      <w:r>
+        <w:t xml:space="preserve">and not consistent</w:t>
+      </w:r>
+      <w:r>
+        <w:t xml:space="preserve"> </w:t>
+      </w:r>
+      <w:r>
+        <w:t xml:space="preserve">(the single-observation estimator</w:t>
+      </w:r>
+      <w:r>
+        <w:t xml:space="preserve"> </w:t>
+      </w:r>
       <m:oMath>
         <m:sSub>
           <m:e>
@@ -909,45 +740,35 @@
           </m:sub>
         </m:sSub>
       </m:oMath>
-      <w:del w:id="66" w:author="PR Preview" w:date="2026-01-01T00:00:00Z">
-        <w:r>
-          <w:delText xml:space="preserve"> </w:delText>
-        </w:r>
-      </w:del>
-      <w:del w:id="67" w:author="PR Preview" w:date="2026-01-01T00:00:00Z">
-        <w:r>
-          <w:delText xml:space="preserve">of a mean is the standard example).</w:delText>
-        </w:r>
-      </w:del>
+      <w:r>
+        <w:t xml:space="preserve"> </w:t>
+      </w:r>
+      <w:r>
+        <w:t xml:space="preserve">of a mean is the standard example).</w:t>
+      </w:r>
     </w:p>
+    <w:bookmarkEnd w:id="16"/>
+    <w:bookmarkStart w:id="18" w:name="exr-estimation-error-bound"/>
     <w:p>
       <w:pPr>
         <w:pStyle w:val="BodyText"/>
       </w:pPr>
-      <w:del w:id="68" w:author="PR Preview" w:date="2026-01-01T00:00:00Z">
-        <w:r>
-          <w:rPr>
-            <w:b/>
-            <w:bCs/>
-          </w:rPr>
-          <w:delText xml:space="preserve">Exercise 1 (Bounding the chance of a large estimation error)</w:delText>
-        </w:r>
-      </w:del>
-      <w:del w:id="69" w:author="PR Preview" w:date="2026-01-01T00:00:00Z">
-        <w:r>
-          <w:delText xml:space="preserve"> </w:delText>
-        </w:r>
-      </w:del>
-      <w:del w:id="70" w:author="PR Preview" w:date="2026-01-01T00:00:00Z">
-        <w:r>
-          <w:delText xml:space="preserve">Let</w:delText>
-        </w:r>
-      </w:del>
-      <w:del w:id="71" w:author="PR Preview" w:date="2026-01-01T00:00:00Z">
-        <w:r>
-          <w:delText xml:space="preserve"> </w:delText>
-        </w:r>
-      </w:del>
+      <w:r>
+        <w:rPr>
+          <w:b/>
+          <w:bCs/>
+        </w:rPr>
+        <w:t xml:space="preserve">Exercise 1 (Bounding the chance of a large estimation error)</w:t>
+      </w:r>
+      <w:r>
+        <w:t xml:space="preserve"> </w:t>
+      </w:r>
+      <w:r>
+        <w:t xml:space="preserve">Let</w:t>
+      </w:r>
+      <w:r>
+        <w:t xml:space="preserve"> </w:t>
+      </w:r>
       <m:oMath>
         <m:acc>
           <m:accPr>
@@ -960,71 +781,49 @@
           </m:e>
         </m:acc>
       </m:oMath>
-      <w:del w:id="72" w:author="PR Preview" w:date="2026-01-01T00:00:00Z">
+      <w:r>
+        <w:t xml:space="preserve"> </w:t>
+      </w:r>
+      <w:r>
+        <w:t xml:space="preserve">be an estimator of</w:t>
+      </w:r>
+      <w:r>
+        <w:t xml:space="preserve"> </w:t>
+      </w:r>
+      <m:oMath>
+        <m:r>
+          <m:t>θ</m:t>
+        </m:r>
+      </m:oMath>
+      <w:r>
+        <w:t xml:space="preserve"> </w:t>
+      </w:r>
+      <w:r>
+        <w:t xml:space="preserve">with finite</w:t>
+      </w:r>
+      <w:r>
+        <w:t xml:space="preserve"> </w:t>
+      </w:r>
+      <w:hyperlink r:id="rId15">
         <w:r>
-          <w:delText xml:space="preserve"> </w:delText>
+          <w:rPr>
+            <w:rStyle w:val="Hyperlink"/>
+          </w:rPr>
+          <w:t xml:space="preserve">pMSE</w:t>
         </w:r>
-      </w:del>
-      <w:del w:id="73" w:author="PR Preview" w:date="2026-01-01T00:00:00Z">
-        <w:r>
-          <w:delText xml:space="preserve">be an estimator of</w:delText>
-        </w:r>
-      </w:del>
-      <w:del w:id="74" w:author="PR Preview" w:date="2026-01-01T00:00:00Z">
-        <w:r>
-          <w:delText xml:space="preserve"> </w:delText>
-        </w:r>
-      </w:del>
-      <m:oMath>
-        <m:r>
-          <m:t>θ</m:t>
-        </m:r>
-      </m:oMath>
-      <w:del w:id="75" w:author="PR Preview" w:date="2026-01-01T00:00:00Z">
-        <w:r>
-          <w:delText xml:space="preserve"> </w:delText>
-        </w:r>
-      </w:del>
-      <w:del w:id="76" w:author="PR Preview" w:date="2026-01-01T00:00:00Z">
-        <w:r>
-          <w:delText xml:space="preserve">with finite</w:delText>
-        </w:r>
-      </w:del>
-      <w:del w:id="77" w:author="PR Preview" w:date="2026-01-01T00:00:00Z">
-        <w:r>
-          <w:delText xml:space="preserve"> </w:delText>
-        </w:r>
-      </w:del>
-      <w:hyperlink r:id="rId15">
-        <w:del w:id="78" w:author="PR Preview" w:date="2026-01-01T00:00:00Z">
-          <w:r>
-            <w:rPr>
-              <w:rStyle w:val="Hyperlink"/>
-            </w:rPr>
-            <w:delText xml:space="preserve">mean squared error</w:delText>
-          </w:r>
-        </w:del>
       </w:hyperlink>
-      <w:del w:id="79" w:author="PR Preview" w:date="2026-01-01T00:00:00Z">
-        <w:r>
-          <w:delText xml:space="preserve">,</w:delText>
-        </w:r>
-      </w:del>
-      <w:del w:id="80" w:author="PR Preview" w:date="2026-01-01T00:00:00Z">
-        <w:r>
-          <w:delText xml:space="preserve"> </w:delText>
-        </w:r>
-      </w:del>
-      <w:del w:id="81" w:author="PR Preview" w:date="2026-01-01T00:00:00Z">
-        <w:r>
-          <w:delText xml:space="preserve">and let</w:delText>
-        </w:r>
-      </w:del>
-      <w:del w:id="82" w:author="PR Preview" w:date="2026-01-01T00:00:00Z">
-        <w:r>
-          <w:delText xml:space="preserve"> </w:delText>
-        </w:r>
-      </w:del>
+      <w:r>
+        <w:t xml:space="preserve">,</w:t>
+      </w:r>
+      <w:r>
+        <w:t xml:space="preserve"> </w:t>
+      </w:r>
+      <w:r>
+        <w:t xml:space="preserve">and let</w:t>
+      </w:r>
+      <w:r>
+        <w:t xml:space="preserve"> </w:t>
+      </w:r>
       <m:oMath>
         <m:r>
           <m:t>ε</m:t>
@@ -1039,51 +838,35 @@
           <m:t>0</m:t>
         </m:r>
       </m:oMath>
-      <w:del w:id="83" w:author="PR Preview" w:date="2026-01-01T00:00:00Z">
+      <w:r>
+        <w:t xml:space="preserve">.</w:t>
+      </w:r>
+      <w:r>
+        <w:t xml:space="preserve"> </w:t>
+      </w:r>
+      <w:r>
+        <w:t xml:space="preserve">Use</w:t>
+      </w:r>
+      <w:r>
+        <w:t xml:space="preserve"> </w:t>
+      </w:r>
+      <w:hyperlink r:id="rId17">
         <w:r>
-          <w:delText xml:space="preserve">.</w:delText>
+          <w:rPr>
+            <w:rStyle w:val="Hyperlink"/>
+          </w:rPr>
+          <w:t xml:space="preserve">Markov’s inequality</w:t>
         </w:r>
-      </w:del>
-      <w:del w:id="84" w:author="PR Preview" w:date="2026-01-01T00:00:00Z">
-        <w:r>
-          <w:delText xml:space="preserve"> </w:delText>
-        </w:r>
-      </w:del>
-      <w:del w:id="85" w:author="PR Preview" w:date="2026-01-01T00:00:00Z">
-        <w:r>
-          <w:delText xml:space="preserve">Use</w:delText>
-        </w:r>
-      </w:del>
-      <w:del w:id="86" w:author="PR Preview" w:date="2026-01-01T00:00:00Z">
-        <w:r>
-          <w:delText xml:space="preserve"> </w:delText>
-        </w:r>
-      </w:del>
-      <w:hyperlink r:id="rId17">
-        <w:del w:id="87" w:author="PR Preview" w:date="2026-01-01T00:00:00Z">
-          <w:r>
-            <w:rPr>
-              <w:rStyle w:val="Hyperlink"/>
-            </w:rPr>
-            <w:delText xml:space="preserve">Markov’s inequality</w:delText>
-          </w:r>
-        </w:del>
       </w:hyperlink>
-      <w:del w:id="88" w:author="PR Preview" w:date="2026-01-01T00:00:00Z">
-        <w:r>
-          <w:delText xml:space="preserve"> </w:delText>
-        </w:r>
-      </w:del>
-      <w:del w:id="89" w:author="PR Preview" w:date="2026-01-01T00:00:00Z">
-        <w:r>
-          <w:delText xml:space="preserve">to show that</w:delText>
-        </w:r>
-      </w:del>
-      <w:del w:id="90" w:author="PR Preview" w:date="2026-01-01T00:00:00Z">
-        <w:r>
-          <w:delText xml:space="preserve"> </w:delText>
-        </w:r>
-      </w:del>
+      <w:r>
+        <w:t xml:space="preserve"> </w:t>
+      </w:r>
+      <w:r>
+        <w:t xml:space="preserve">to show that</w:t>
+      </w:r>
+      <w:r>
+        <w:t xml:space="preserve"> </w:t>
+      </w:r>
       <m:oMath>
         <m:r>
           <m:rPr>
@@ -1161,7 +944,7 @@
           <m:rPr>
             <m:sty m:val="p"/>
           </m:rPr>
-          <m:t>MSE</m:t>
+          <m:t>pMSE</m:t>
         </m:r>
         <m:r>
           <m:t>​</m:t>
@@ -1208,638 +991,9 @@
           </m:sup>
         </m:sSup>
       </m:oMath>
-      <w:del w:id="91" w:author="PR Preview" w:date="2026-01-01T00:00:00Z">
-        <w:r>
-          <w:delText xml:space="preserve">.</w:delText>
-        </w:r>
-      </w:del>
-    </w:p>
-    <w:p>
-      <w:pPr>
-        <w:pStyle w:val="BodyText"/>
-      </w:pPr>
-      <w:ins w:id="92" w:author="PR Preview" w:date="2026-01-01T00:00:00Z">
-        <w:r>
-          <w:rPr>
-            <w:i/>
-            <w:iCs/>
-          </w:rPr>
-          <w:t xml:space="preserve">Remark 1</w:t>
-        </w:r>
-      </w:ins>
-      <w:ins w:id="93" w:author="PR Preview" w:date="2026-01-01T00:00:00Z">
-        <w:r>
-          <w:t xml:space="preserve"> (Consistency describes a sequence of estimators). </w:t>
-        </w:r>
-      </w:ins>
-      <w:ins w:id="94" w:author="PR Preview" w:date="2026-01-01T00:00:00Z">
-        <w:r>
-          <w:t xml:space="preserve">An estimator such as the</w:t>
-        </w:r>
-      </w:ins>
-      <w:ins w:id="95" w:author="PR Preview" w:date="2026-01-01T00:00:00Z">
-        <w:r>
-          <w:t xml:space="preserve"> </w:t>
-        </w:r>
-      </w:ins>
-      <w:hyperlink r:id="rId13">
-        <w:ins w:id="96" w:author="PR Preview" w:date="2026-01-01T00:00:00Z">
-          <w:r>
-            <w:rPr>
-              <w:rStyle w:val="Hyperlink"/>
-            </w:rPr>
-            <w:t xml:space="preserve">sample mean</w:t>
-          </w:r>
-        </w:ins>
-      </w:hyperlink>
-      <w:ins w:id="97" w:author="PR Preview" w:date="2026-01-01T00:00:00Z">
-        <w:r>
-          <w:t xml:space="preserve"> </w:t>
-        </w:r>
-      </w:ins>
-      <w:ins w:id="98" w:author="PR Preview" w:date="2026-01-01T00:00:00Z">
-        <w:r>
-          <w:t xml:space="preserve">is a formula that applies to any sample size,</w:t>
-        </w:r>
-      </w:ins>
-      <w:ins w:id="99" w:author="PR Preview" w:date="2026-01-01T00:00:00Z">
-        <w:r>
-          <w:t xml:space="preserve"> </w:t>
-        </w:r>
-      </w:ins>
-      <w:ins w:id="100" w:author="PR Preview" w:date="2026-01-01T00:00:00Z">
-        <w:r>
-          <w:t xml:space="preserve">so</w:t>
-        </w:r>
-      </w:ins>
-      <w:ins w:id="101" w:author="PR Preview" w:date="2026-01-01T00:00:00Z">
-        <w:r>
-          <w:t xml:space="preserve"> </w:t>
-        </w:r>
-      </w:ins>
-      <m:oMath>
-        <m:sSub>
-          <m:e>
-            <m:acc>
-              <m:accPr>
-                <m:chr m:val="̂"/>
-              </m:accPr>
-              <m:e>
-                <m:r>
-                  <m:t>θ</m:t>
-                </m:r>
-              </m:e>
-            </m:acc>
-          </m:e>
-          <m:sub>
-            <m:r>
-              <m:t>1</m:t>
-            </m:r>
-          </m:sub>
-        </m:sSub>
-        <m:r>
-          <m:rPr>
-            <m:sty m:val="p"/>
-          </m:rPr>
-          <m:t>,</m:t>
-        </m:r>
-        <m:sSub>
-          <m:e>
-            <m:acc>
-              <m:accPr>
-                <m:chr m:val="̂"/>
-              </m:accPr>
-              <m:e>
-                <m:r>
-                  <m:t>θ</m:t>
-                </m:r>
-              </m:e>
-            </m:acc>
-          </m:e>
-          <m:sub>
-            <m:r>
-              <m:t>2</m:t>
-            </m:r>
-          </m:sub>
-        </m:sSub>
-        <m:r>
-          <m:rPr>
-            <m:sty m:val="p"/>
-          </m:rPr>
-          <m:t>,</m:t>
-        </m:r>
-        <m:r>
-          <m:rPr>
-            <m:sty m:val="p"/>
-          </m:rPr>
-          <m:t>…</m:t>
-        </m:r>
-      </m:oMath>
-      <w:ins w:id="102" w:author="PR Preview" w:date="2026-01-01T00:00:00Z">
-        <w:r>
-          <w:t xml:space="preserve"> </w:t>
-        </w:r>
-      </w:ins>
-      <w:ins w:id="103" w:author="PR Preview" w:date="2026-01-01T00:00:00Z">
-        <w:r>
-          <w:t xml:space="preserve">is a sequence of estimators,</w:t>
-        </w:r>
-      </w:ins>
-      <w:ins w:id="104" w:author="PR Preview" w:date="2026-01-01T00:00:00Z">
-        <w:r>
-          <w:t xml:space="preserve"> </w:t>
-        </w:r>
-      </w:ins>
-      <w:ins w:id="105" w:author="PR Preview" w:date="2026-01-01T00:00:00Z">
-        <w:r>
-          <w:t xml:space="preserve">one for each</w:t>
-        </w:r>
-      </w:ins>
-      <w:ins w:id="106" w:author="PR Preview" w:date="2026-01-01T00:00:00Z">
-        <w:r>
-          <w:t xml:space="preserve"> </w:t>
-        </w:r>
-      </w:ins>
-      <m:oMath>
-        <m:r>
-          <m:t>n</m:t>
-        </m:r>
-      </m:oMath>
-      <w:ins w:id="107" w:author="PR Preview" w:date="2026-01-01T00:00:00Z">
-        <w:r>
-          <w:t xml:space="preserve">.</w:t>
-        </w:r>
-      </w:ins>
-      <w:ins w:id="108" w:author="PR Preview" w:date="2026-01-01T00:00:00Z">
-        <w:r>
-          <w:t xml:space="preserve"> </w:t>
-        </w:r>
-      </w:ins>
-      <w:hyperlink r:id="rId14">
-        <w:ins w:id="109" w:author="PR Preview" w:date="2026-01-01T00:00:00Z">
-          <w:r>
-            <w:rPr>
-              <w:rStyle w:val="Hyperlink"/>
-            </w:rPr>
-            <w:t xml:space="preserve">Unbiasedness</w:t>
-          </w:r>
-        </w:ins>
-      </w:hyperlink>
-      <w:ins w:id="110" w:author="PR Preview" w:date="2026-01-01T00:00:00Z">
-        <w:r>
-          <w:t xml:space="preserve"> </w:t>
-        </w:r>
-      </w:ins>
-      <w:ins w:id="111" w:author="PR Preview" w:date="2026-01-01T00:00:00Z">
-        <w:r>
-          <w:t xml:space="preserve">and</w:t>
-        </w:r>
-      </w:ins>
-      <w:ins w:id="112" w:author="PR Preview" w:date="2026-01-01T00:00:00Z">
-        <w:r>
-          <w:t xml:space="preserve"> </w:t>
-        </w:r>
-      </w:ins>
-      <w:hyperlink r:id="rId15">
-        <w:ins w:id="113" w:author="PR Preview" w:date="2026-01-01T00:00:00Z">
-          <w:r>
-            <w:rPr>
-              <w:rStyle w:val="Hyperlink"/>
-            </w:rPr>
-            <w:t xml:space="preserve">pMSE</w:t>
-          </w:r>
-        </w:ins>
-      </w:hyperlink>
-      <w:ins w:id="114" w:author="PR Preview" w:date="2026-01-01T00:00:00Z">
-        <w:r>
-          <w:t xml:space="preserve"> </w:t>
-        </w:r>
-      </w:ins>
-      <w:ins w:id="115" w:author="PR Preview" w:date="2026-01-01T00:00:00Z">
-        <w:r>
-          <w:t xml:space="preserve">describe an estimator at one fixed sample size;</w:t>
-        </w:r>
-      </w:ins>
-      <w:ins w:id="116" w:author="PR Preview" w:date="2026-01-01T00:00:00Z">
-        <w:r>
-          <w:t xml:space="preserve"> </w:t>
-        </w:r>
-      </w:ins>
-      <w:ins w:id="117" w:author="PR Preview" w:date="2026-01-01T00:00:00Z">
-        <w:r>
-          <w:t xml:space="preserve">consistency describes what happens to the whole sequence as</w:t>
-        </w:r>
-      </w:ins>
-      <w:ins w:id="118" w:author="PR Preview" w:date="2026-01-01T00:00:00Z">
-        <w:r>
-          <w:t xml:space="preserve"> </w:t>
-        </w:r>
-      </w:ins>
-      <m:oMath>
-        <m:r>
-          <m:t>n</m:t>
-        </m:r>
-      </m:oMath>
-      <w:ins w:id="119" w:author="PR Preview" w:date="2026-01-01T00:00:00Z">
-        <w:r>
-          <w:t xml:space="preserve"> </w:t>
-        </w:r>
-      </w:ins>
-      <w:ins w:id="120" w:author="PR Preview" w:date="2026-01-01T00:00:00Z">
-        <w:r>
-          <w:t xml:space="preserve">grows.</w:t>
-        </w:r>
-      </w:ins>
-      <w:ins w:id="121" w:author="PR Preview" w:date="2026-01-01T00:00:00Z">
-        <w:r>
-          <w:t xml:space="preserve"> </w:t>
-        </w:r>
-      </w:ins>
-      <w:ins w:id="122" w:author="PR Preview" w:date="2026-01-01T00:00:00Z">
-        <w:r>
-          <w:t xml:space="preserve">An estimator can be consistent and biased at every</w:t>
-        </w:r>
-      </w:ins>
-      <w:ins w:id="123" w:author="PR Preview" w:date="2026-01-01T00:00:00Z">
-        <w:r>
-          <w:t xml:space="preserve"> </w:t>
-        </w:r>
-      </w:ins>
-      <m:oMath>
-        <m:r>
-          <m:t>n</m:t>
-        </m:r>
-      </m:oMath>
-      <w:ins w:id="124" w:author="PR Preview" w:date="2026-01-01T00:00:00Z">
-        <w:r>
-          <w:t xml:space="preserve">,</w:t>
-        </w:r>
-      </w:ins>
-      <w:ins w:id="125" w:author="PR Preview" w:date="2026-01-01T00:00:00Z">
-        <w:r>
-          <w:t xml:space="preserve"> </w:t>
-        </w:r>
-      </w:ins>
-      <w:ins w:id="126" w:author="PR Preview" w:date="2026-01-01T00:00:00Z">
-        <w:r>
-          <w:t xml:space="preserve">or unbiased at every</w:t>
-        </w:r>
-      </w:ins>
-      <w:ins w:id="127" w:author="PR Preview" w:date="2026-01-01T00:00:00Z">
-        <w:r>
-          <w:t xml:space="preserve"> </w:t>
-        </w:r>
-      </w:ins>
-      <m:oMath>
-        <m:r>
-          <m:t>n</m:t>
-        </m:r>
-      </m:oMath>
-      <w:ins w:id="128" w:author="PR Preview" w:date="2026-01-01T00:00:00Z">
-        <w:r>
-          <w:t xml:space="preserve"> </w:t>
-        </w:r>
-      </w:ins>
-      <w:ins w:id="129" w:author="PR Preview" w:date="2026-01-01T00:00:00Z">
-        <w:r>
-          <w:t xml:space="preserve">and not consistent</w:t>
-        </w:r>
-      </w:ins>
-      <w:ins w:id="130" w:author="PR Preview" w:date="2026-01-01T00:00:00Z">
-        <w:r>
-          <w:t xml:space="preserve"> </w:t>
-        </w:r>
-      </w:ins>
-      <w:ins w:id="131" w:author="PR Preview" w:date="2026-01-01T00:00:00Z">
-        <w:r>
-          <w:t xml:space="preserve">(the single-observation estimator</w:t>
-        </w:r>
-      </w:ins>
-      <w:ins w:id="132" w:author="PR Preview" w:date="2026-01-01T00:00:00Z">
-        <w:r>
-          <w:t xml:space="preserve"> </w:t>
-        </w:r>
-      </w:ins>
-      <m:oMath>
-        <m:sSub>
-          <m:e>
-            <m:r>
-              <m:t>X</m:t>
-            </m:r>
-          </m:e>
-          <m:sub>
-            <m:r>
-              <m:t>1</m:t>
-            </m:r>
-          </m:sub>
-        </m:sSub>
-      </m:oMath>
-      <w:ins w:id="133" w:author="PR Preview" w:date="2026-01-01T00:00:00Z">
-        <w:r>
-          <w:t xml:space="preserve"> </w:t>
-        </w:r>
-      </w:ins>
-      <w:ins w:id="134" w:author="PR Preview" w:date="2026-01-01T00:00:00Z">
-        <w:r>
-          <w:t xml:space="preserve">of a mean is the standard example).</w:t>
-        </w:r>
-      </w:ins>
-    </w:p>
-    <w:bookmarkEnd w:id="16"/>
-    <w:bookmarkStart w:id="18" w:name="exr-estimation-error-bound"/>
-    <w:p>
-      <w:pPr>
-        <w:pStyle w:val="BodyText"/>
-      </w:pPr>
-      <w:ins w:id="135" w:author="PR Preview" w:date="2026-01-01T00:00:00Z">
-        <w:r>
-          <w:rPr>
-            <w:b/>
-            <w:bCs/>
-          </w:rPr>
-          <w:t xml:space="preserve">Exercise 1 (Bounding the chance of a large estimation error)</w:t>
-        </w:r>
-      </w:ins>
-      <w:ins w:id="136" w:author="PR Preview" w:date="2026-01-01T00:00:00Z">
-        <w:r>
-          <w:t xml:space="preserve"> </w:t>
-        </w:r>
-      </w:ins>
-      <w:ins w:id="137" w:author="PR Preview" w:date="2026-01-01T00:00:00Z">
-        <w:r>
-          <w:t xml:space="preserve">Let</w:t>
-        </w:r>
-      </w:ins>
-      <w:ins w:id="138" w:author="PR Preview" w:date="2026-01-01T00:00:00Z">
-        <w:r>
-          <w:t xml:space="preserve"> </w:t>
-        </w:r>
-      </w:ins>
-      <m:oMath>
-        <m:acc>
-          <m:accPr>
-            <m:chr m:val="̂"/>
-          </m:accPr>
-          <m:e>
-            <m:r>
-              <m:t>θ</m:t>
-            </m:r>
-          </m:e>
-        </m:acc>
-      </m:oMath>
-      <w:ins w:id="139" w:author="PR Preview" w:date="2026-01-01T00:00:00Z">
-        <w:r>
-          <w:t xml:space="preserve"> </w:t>
-        </w:r>
-      </w:ins>
-      <w:ins w:id="140" w:author="PR Preview" w:date="2026-01-01T00:00:00Z">
-        <w:r>
-          <w:t xml:space="preserve">be an estimator of</w:t>
-        </w:r>
-      </w:ins>
-      <w:ins w:id="141" w:author="PR Preview" w:date="2026-01-01T00:00:00Z">
-        <w:r>
-          <w:t xml:space="preserve"> </w:t>
-        </w:r>
-      </w:ins>
-      <m:oMath>
-        <m:r>
-          <m:t>θ</m:t>
-        </m:r>
-      </m:oMath>
-      <w:ins w:id="142" w:author="PR Preview" w:date="2026-01-01T00:00:00Z">
-        <w:r>
-          <w:t xml:space="preserve"> </w:t>
-        </w:r>
-      </w:ins>
-      <w:ins w:id="143" w:author="PR Preview" w:date="2026-01-01T00:00:00Z">
-        <w:r>
-          <w:t xml:space="preserve">with finite</w:t>
-        </w:r>
-      </w:ins>
-      <w:ins w:id="144" w:author="PR Preview" w:date="2026-01-01T00:00:00Z">
-        <w:r>
-          <w:t xml:space="preserve"> </w:t>
-        </w:r>
-      </w:ins>
-      <w:hyperlink r:id="rId15">
-        <w:ins w:id="145" w:author="PR Preview" w:date="2026-01-01T00:00:00Z">
-          <w:r>
-            <w:rPr>
-              <w:rStyle w:val="Hyperlink"/>
-            </w:rPr>
-            <w:t xml:space="preserve">pMSE</w:t>
-          </w:r>
-        </w:ins>
-      </w:hyperlink>
-      <w:ins w:id="146" w:author="PR Preview" w:date="2026-01-01T00:00:00Z">
-        <w:r>
-          <w:t xml:space="preserve">,</w:t>
-        </w:r>
-      </w:ins>
-      <w:ins w:id="147" w:author="PR Preview" w:date="2026-01-01T00:00:00Z">
-        <w:r>
-          <w:t xml:space="preserve"> </w:t>
-        </w:r>
-      </w:ins>
-      <w:ins w:id="148" w:author="PR Preview" w:date="2026-01-01T00:00:00Z">
-        <w:r>
-          <w:t xml:space="preserve">and let</w:t>
-        </w:r>
-      </w:ins>
-      <w:ins w:id="149" w:author="PR Preview" w:date="2026-01-01T00:00:00Z">
-        <w:r>
-          <w:t xml:space="preserve"> </w:t>
-        </w:r>
-      </w:ins>
-      <m:oMath>
-        <m:r>
-          <m:t>ε</m:t>
-        </m:r>
-        <m:r>
-          <m:rPr>
-            <m:sty m:val="p"/>
-          </m:rPr>
-          <m:t>&gt;</m:t>
-        </m:r>
-        <m:r>
-          <m:t>0</m:t>
-        </m:r>
-      </m:oMath>
-      <w:ins w:id="150" w:author="PR Preview" w:date="2026-01-01T00:00:00Z">
-        <w:r>
-          <w:t xml:space="preserve">.</w:t>
-        </w:r>
-      </w:ins>
-      <w:ins w:id="151" w:author="PR Preview" w:date="2026-01-01T00:00:00Z">
-        <w:r>
-          <w:t xml:space="preserve"> </w:t>
-        </w:r>
-      </w:ins>
-      <w:ins w:id="152" w:author="PR Preview" w:date="2026-01-01T00:00:00Z">
-        <w:r>
-          <w:t xml:space="preserve">Use</w:t>
-        </w:r>
-      </w:ins>
-      <w:ins w:id="153" w:author="PR Preview" w:date="2026-01-01T00:00:00Z">
-        <w:r>
-          <w:t xml:space="preserve"> </w:t>
-        </w:r>
-      </w:ins>
-      <w:hyperlink r:id="rId17">
-        <w:ins w:id="154" w:author="PR Preview" w:date="2026-01-01T00:00:00Z">
-          <w:r>
-            <w:rPr>
-              <w:rStyle w:val="Hyperlink"/>
-            </w:rPr>
-            <w:t xml:space="preserve">Markov’s inequality</w:t>
-          </w:r>
-        </w:ins>
-      </w:hyperlink>
-      <w:ins w:id="155" w:author="PR Preview" w:date="2026-01-01T00:00:00Z">
-        <w:r>
-          <w:t xml:space="preserve"> </w:t>
-        </w:r>
-      </w:ins>
-      <w:ins w:id="156" w:author="PR Preview" w:date="2026-01-01T00:00:00Z">
-        <w:r>
-          <w:t xml:space="preserve">to show that</w:t>
-        </w:r>
-      </w:ins>
-      <w:ins w:id="157" w:author="PR Preview" w:date="2026-01-01T00:00:00Z">
-        <w:r>
-          <w:t xml:space="preserve"> </w:t>
-        </w:r>
-      </w:ins>
-      <m:oMath>
-        <m:r>
-          <m:rPr>
-            <m:sty m:val="p"/>
-          </m:rPr>
-          <m:t>Pr</m:t>
-        </m:r>
-        <m:r>
-          <m:t>​</m:t>
-        </m:r>
-        <m:d>
-          <m:dPr>
-            <m:begChr m:val="("/>
-            <m:sepChr m:val=""/>
-            <m:endChr m:val=")"/>
-            <m:grow/>
-          </m:dPr>
-          <m:e>
-            <m:r>
-              <m:t>​</m:t>
-            </m:r>
-            <m:d>
-              <m:dPr>
-                <m:begChr m:val="|"/>
-                <m:sepChr m:val=""/>
-                <m:endChr m:val="|"/>
-                <m:grow/>
-              </m:dPr>
-              <m:e>
-                <m:acc>
-                  <m:accPr>
-                    <m:chr m:val="̂"/>
-                  </m:accPr>
-                  <m:e>
-                    <m:r>
-                      <m:t>θ</m:t>
-                    </m:r>
-                  </m:e>
-                </m:acc>
-                <m:r>
-                  <m:rPr>
-                    <m:sty m:val="p"/>
-                  </m:rPr>
-                  <m:t>−</m:t>
-                </m:r>
-                <m:r>
-                  <m:t>θ</m:t>
-                </m:r>
-              </m:e>
-            </m:d>
-            <m:r>
-              <m:t>​</m:t>
-            </m:r>
-            <m:r>
-              <m:rPr>
-                <m:sty m:val="p"/>
-              </m:rPr>
-              <m:t>≥</m:t>
-            </m:r>
-            <m:r>
-              <m:t>ε</m:t>
-            </m:r>
-          </m:e>
-        </m:d>
-        <m:r>
-          <m:t>​</m:t>
-        </m:r>
-        <m:r>
-          <m:rPr>
-            <m:sty m:val="p"/>
-          </m:rPr>
-          <m:t>≤</m:t>
-        </m:r>
-        <m:r>
-          <m:rPr>
-            <m:sty m:val="p"/>
-          </m:rPr>
-          <m:t>MSE</m:t>
-        </m:r>
-        <m:r>
-          <m:t>​</m:t>
-        </m:r>
-        <m:d>
-          <m:dPr>
-            <m:begChr m:val="("/>
-            <m:sepChr m:val=""/>
-            <m:endChr m:val=")"/>
-            <m:grow/>
-          </m:dPr>
-          <m:e>
-            <m:acc>
-              <m:accPr>
-                <m:chr m:val="̂"/>
-              </m:accPr>
-              <m:e>
-                <m:r>
-                  <m:t>θ</m:t>
-                </m:r>
-              </m:e>
-            </m:acc>
-          </m:e>
-        </m:d>
-        <m:r>
-          <m:t>​</m:t>
-        </m:r>
-        <m:r>
-          <m:rPr>
-            <m:sty m:val="p"/>
-          </m:rPr>
-          <m:t>/</m:t>
-        </m:r>
-        <m:sSup>
-          <m:e>
-            <m:r>
-              <m:t>ε</m:t>
-            </m:r>
-          </m:e>
-          <m:sup>
-            <m:r>
-              <m:t>2</m:t>
-            </m:r>
-          </m:sup>
-        </m:sSup>
-      </m:oMath>
-      <w:ins w:id="158" w:author="PR Preview" w:date="2026-01-01T00:00:00Z">
-        <w:r>
-          <w:t xml:space="preserve">.</w:t>
-        </w:r>
-      </w:ins>
+      <w:r>
+        <w:t xml:space="preserve">.</w:t>
+      </w:r>
     </w:p>
     <w:bookmarkEnd w:id="18"/>
     <w:bookmarkStart w:id="19" w:name="sol-estimation-error-bound"/>
@@ -2490,7 +1644,7 @@
                     <m:rPr>
                       <m:sty m:val="p"/>
                     </m:rPr>
-                    <m:t>MSE</m:t>
+                    <m:t>pMSE</m:t>
                   </m:r>
                   <m:r>
                     <m:t>​</m:t>
@@ -2558,30 +1712,22 @@
       <w:pPr>
         <w:pStyle w:val="FirstParagraph"/>
       </w:pPr>
-      <w:del w:id="159" w:author="PR Preview" w:date="2026-01-01T00:00:00Z">
-        <w:r>
-          <w:rPr>
-            <w:b/>
-            <w:bCs/>
-          </w:rPr>
-          <w:delText xml:space="preserve">Lemma 1 (Chance of a large estimation error)</w:delText>
-        </w:r>
-      </w:del>
-      <w:del w:id="160" w:author="PR Preview" w:date="2026-01-01T00:00:00Z">
-        <w:r>
-          <w:delText xml:space="preserve"> </w:delText>
-        </w:r>
-      </w:del>
-      <w:del w:id="161" w:author="PR Preview" w:date="2026-01-01T00:00:00Z">
-        <w:r>
-          <w:delText xml:space="preserve">If</w:delText>
-        </w:r>
-      </w:del>
-      <w:del w:id="162" w:author="PR Preview" w:date="2026-01-01T00:00:00Z">
-        <w:r>
-          <w:delText xml:space="preserve"> </w:delText>
-        </w:r>
-      </w:del>
+      <w:r>
+        <w:rPr>
+          <w:b/>
+          <w:bCs/>
+        </w:rPr>
+        <w:t xml:space="preserve">Lemma 1 (Chance of a large estimation error)</w:t>
+      </w:r>
+      <w:r>
+        <w:t xml:space="preserve"> </w:t>
+      </w:r>
+      <w:r>
+        <w:t xml:space="preserve">If</w:t>
+      </w:r>
+      <w:r>
+        <w:t xml:space="preserve"> </w:t>
+      </w:r>
       <m:oMath>
         <m:acc>
           <m:accPr>
@@ -2594,51 +1740,35 @@
           </m:e>
         </m:acc>
       </m:oMath>
-      <w:del w:id="163" w:author="PR Preview" w:date="2026-01-01T00:00:00Z">
-        <w:r>
-          <w:delText xml:space="preserve"> </w:delText>
-        </w:r>
-      </w:del>
-      <w:del w:id="164" w:author="PR Preview" w:date="2026-01-01T00:00:00Z">
-        <w:r>
-          <w:delText xml:space="preserve">is an estimator of</w:delText>
-        </w:r>
-      </w:del>
-      <w:del w:id="165" w:author="PR Preview" w:date="2026-01-01T00:00:00Z">
-        <w:r>
-          <w:delText xml:space="preserve"> </w:delText>
-        </w:r>
-      </w:del>
+      <w:r>
+        <w:t xml:space="preserve"> </w:t>
+      </w:r>
+      <w:r>
+        <w:t xml:space="preserve">is an estimator of</w:t>
+      </w:r>
+      <w:r>
+        <w:t xml:space="preserve"> </w:t>
+      </w:r>
       <m:oMath>
         <m:r>
           <m:t>θ</m:t>
         </m:r>
       </m:oMath>
-      <w:del w:id="166" w:author="PR Preview" w:date="2026-01-01T00:00:00Z">
-        <w:r>
-          <w:delText xml:space="preserve"> </w:delText>
-        </w:r>
-      </w:del>
-      <w:del w:id="167" w:author="PR Preview" w:date="2026-01-01T00:00:00Z">
-        <w:r>
-          <w:delText xml:space="preserve">with finite mean squared error,</w:delText>
-        </w:r>
-      </w:del>
-      <w:del w:id="168" w:author="PR Preview" w:date="2026-01-01T00:00:00Z">
-        <w:r>
-          <w:delText xml:space="preserve"> </w:delText>
-        </w:r>
-      </w:del>
-      <w:del w:id="169" w:author="PR Preview" w:date="2026-01-01T00:00:00Z">
-        <w:r>
-          <w:delText xml:space="preserve">then for every</w:delText>
-        </w:r>
-      </w:del>
-      <w:del w:id="170" w:author="PR Preview" w:date="2026-01-01T00:00:00Z">
-        <w:r>
-          <w:delText xml:space="preserve"> </w:delText>
-        </w:r>
-      </w:del>
+      <w:r>
+        <w:t xml:space="preserve"> </w:t>
+      </w:r>
+      <w:r>
+        <w:t xml:space="preserve">with finite pMSE,</w:t>
+      </w:r>
+      <w:r>
+        <w:t xml:space="preserve"> </w:t>
+      </w:r>
+      <w:r>
+        <w:t xml:space="preserve">then for every</w:t>
+      </w:r>
+      <w:r>
+        <w:t xml:space="preserve"> </w:t>
+      </w:r>
       <m:oMath>
         <m:r>
           <m:t>ε</m:t>
@@ -2653,61 +1783,41 @@
           <m:t>0</m:t>
         </m:r>
       </m:oMath>
-      <w:del w:id="171" w:author="PR Preview" w:date="2026-01-01T00:00:00Z">
-        <w:r>
-          <w:delText xml:space="preserve"> </w:delText>
-        </w:r>
-      </w:del>
-      <w:del w:id="172" w:author="PR Preview" w:date="2026-01-01T00:00:00Z">
-        <w:r>
-          <w:delText xml:space="preserve">the probability of an estimation error</w:delText>
-        </w:r>
-      </w:del>
-      <w:del w:id="173" w:author="PR Preview" w:date="2026-01-01T00:00:00Z">
-        <w:r>
-          <w:delText xml:space="preserve"> </w:delText>
-        </w:r>
-      </w:del>
-      <w:del w:id="174" w:author="PR Preview" w:date="2026-01-01T00:00:00Z">
-        <w:r>
-          <w:delText xml:space="preserve">of at least</w:delText>
-        </w:r>
-      </w:del>
-      <w:del w:id="175" w:author="PR Preview" w:date="2026-01-01T00:00:00Z">
-        <w:r>
-          <w:delText xml:space="preserve"> </w:delText>
-        </w:r>
-      </w:del>
+      <w:r>
+        <w:t xml:space="preserve"> </w:t>
+      </w:r>
+      <w:r>
+        <w:t xml:space="preserve">the probability of an estimation error</w:t>
+      </w:r>
+      <w:r>
+        <w:t xml:space="preserve"> </w:t>
+      </w:r>
+      <w:r>
+        <w:t xml:space="preserve">of at least</w:t>
+      </w:r>
+      <w:r>
+        <w:t xml:space="preserve"> </w:t>
+      </w:r>
       <m:oMath>
         <m:r>
           <m:t>ε</m:t>
         </m:r>
       </m:oMath>
-      <w:del w:id="176" w:author="PR Preview" w:date="2026-01-01T00:00:00Z">
-        <w:r>
-          <w:delText xml:space="preserve"> </w:delText>
-        </w:r>
-      </w:del>
-      <w:del w:id="177" w:author="PR Preview" w:date="2026-01-01T00:00:00Z">
-        <w:r>
-          <w:delText xml:space="preserve">is at most the mean squared error</w:delText>
-        </w:r>
-      </w:del>
-      <w:del w:id="178" w:author="PR Preview" w:date="2026-01-01T00:00:00Z">
-        <w:r>
-          <w:delText xml:space="preserve"> </w:delText>
-        </w:r>
-      </w:del>
-      <w:del w:id="179" w:author="PR Preview" w:date="2026-01-01T00:00:00Z">
-        <w:r>
-          <w:delText xml:space="preserve">divided by</w:delText>
-        </w:r>
-      </w:del>
-      <w:del w:id="180" w:author="PR Preview" w:date="2026-01-01T00:00:00Z">
-        <w:r>
-          <w:delText xml:space="preserve"> </w:delText>
-        </w:r>
-      </w:del>
+      <w:r>
+        <w:t xml:space="preserve"> </w:t>
+      </w:r>
+      <w:r>
+        <w:t xml:space="preserve">is at most the pMSE</w:t>
+      </w:r>
+      <w:r>
+        <w:t xml:space="preserve"> </w:t>
+      </w:r>
+      <w:r>
+        <w:t xml:space="preserve">divided by</w:t>
+      </w:r>
+      <w:r>
+        <w:t xml:space="preserve"> </w:t>
+      </w:r>
       <m:oMath>
         <m:sSup>
           <m:e>
@@ -2722,185 +1832,9 @@
           </m:sup>
         </m:sSup>
       </m:oMath>
-      <w:del w:id="181" w:author="PR Preview" w:date="2026-01-01T00:00:00Z">
-        <w:r>
-          <w:delText xml:space="preserve">:</w:delText>
-        </w:r>
-      </w:del>
-    </w:p>
-    <w:p>
-      <w:pPr>
-        <w:pStyle w:val="FirstParagraph"/>
-      </w:pPr>
-      <w:ins w:id="182" w:author="PR Preview" w:date="2026-01-01T00:00:00Z">
-        <w:r>
-          <w:rPr>
-            <w:b/>
-            <w:bCs/>
-          </w:rPr>
-          <w:t xml:space="preserve">Lemma 1 (Chance of a large estimation error)</w:t>
-        </w:r>
-      </w:ins>
-      <w:ins w:id="183" w:author="PR Preview" w:date="2026-01-01T00:00:00Z">
-        <w:r>
-          <w:t xml:space="preserve"> </w:t>
-        </w:r>
-      </w:ins>
-      <w:ins w:id="184" w:author="PR Preview" w:date="2026-01-01T00:00:00Z">
-        <w:r>
-          <w:t xml:space="preserve">If</w:t>
-        </w:r>
-      </w:ins>
-      <w:ins w:id="185" w:author="PR Preview" w:date="2026-01-01T00:00:00Z">
-        <w:r>
-          <w:t xml:space="preserve"> </w:t>
-        </w:r>
-      </w:ins>
-      <m:oMath>
-        <m:acc>
-          <m:accPr>
-            <m:chr m:val="̂"/>
-          </m:accPr>
-          <m:e>
-            <m:r>
-              <m:t>θ</m:t>
-            </m:r>
-          </m:e>
-        </m:acc>
-      </m:oMath>
-      <w:ins w:id="186" w:author="PR Preview" w:date="2026-01-01T00:00:00Z">
-        <w:r>
-          <w:t xml:space="preserve"> </w:t>
-        </w:r>
-      </w:ins>
-      <w:ins w:id="187" w:author="PR Preview" w:date="2026-01-01T00:00:00Z">
-        <w:r>
-          <w:t xml:space="preserve">is an estimator of</w:t>
-        </w:r>
-      </w:ins>
-      <w:ins w:id="188" w:author="PR Preview" w:date="2026-01-01T00:00:00Z">
-        <w:r>
-          <w:t xml:space="preserve"> </w:t>
-        </w:r>
-      </w:ins>
-      <m:oMath>
-        <m:r>
-          <m:t>θ</m:t>
-        </m:r>
-      </m:oMath>
-      <w:ins w:id="189" w:author="PR Preview" w:date="2026-01-01T00:00:00Z">
-        <w:r>
-          <w:t xml:space="preserve"> </w:t>
-        </w:r>
-      </w:ins>
-      <w:ins w:id="190" w:author="PR Preview" w:date="2026-01-01T00:00:00Z">
-        <w:r>
-          <w:t xml:space="preserve">with finite pMSE,</w:t>
-        </w:r>
-      </w:ins>
-      <w:ins w:id="191" w:author="PR Preview" w:date="2026-01-01T00:00:00Z">
-        <w:r>
-          <w:t xml:space="preserve"> </w:t>
-        </w:r>
-      </w:ins>
-      <w:ins w:id="192" w:author="PR Preview" w:date="2026-01-01T00:00:00Z">
-        <w:r>
-          <w:t xml:space="preserve">then for every</w:t>
-        </w:r>
-      </w:ins>
-      <w:ins w:id="193" w:author="PR Preview" w:date="2026-01-01T00:00:00Z">
-        <w:r>
-          <w:t xml:space="preserve"> </w:t>
-        </w:r>
-      </w:ins>
-      <m:oMath>
-        <m:r>
-          <m:t>ε</m:t>
-        </m:r>
-        <m:r>
-          <m:rPr>
-            <m:sty m:val="p"/>
-          </m:rPr>
-          <m:t>&gt;</m:t>
-        </m:r>
-        <m:r>
-          <m:t>0</m:t>
-        </m:r>
-      </m:oMath>
-      <w:ins w:id="194" w:author="PR Preview" w:date="2026-01-01T00:00:00Z">
-        <w:r>
-          <w:t xml:space="preserve"> </w:t>
-        </w:r>
-      </w:ins>
-      <w:ins w:id="195" w:author="PR Preview" w:date="2026-01-01T00:00:00Z">
-        <w:r>
-          <w:t xml:space="preserve">the probability of an estimation error</w:t>
-        </w:r>
-      </w:ins>
-      <w:ins w:id="196" w:author="PR Preview" w:date="2026-01-01T00:00:00Z">
-        <w:r>
-          <w:t xml:space="preserve"> </w:t>
-        </w:r>
-      </w:ins>
-      <w:ins w:id="197" w:author="PR Preview" w:date="2026-01-01T00:00:00Z">
-        <w:r>
-          <w:t xml:space="preserve">of at least</w:t>
-        </w:r>
-      </w:ins>
-      <w:ins w:id="198" w:author="PR Preview" w:date="2026-01-01T00:00:00Z">
-        <w:r>
-          <w:t xml:space="preserve"> </w:t>
-        </w:r>
-      </w:ins>
-      <m:oMath>
-        <m:r>
-          <m:t>ε</m:t>
-        </m:r>
-      </m:oMath>
-      <w:ins w:id="199" w:author="PR Preview" w:date="2026-01-01T00:00:00Z">
-        <w:r>
-          <w:t xml:space="preserve"> </w:t>
-        </w:r>
-      </w:ins>
-      <w:ins w:id="200" w:author="PR Preview" w:date="2026-01-01T00:00:00Z">
-        <w:r>
-          <w:t xml:space="preserve">is at most the pMSE</w:t>
-        </w:r>
-      </w:ins>
-      <w:ins w:id="201" w:author="PR Preview" w:date="2026-01-01T00:00:00Z">
-        <w:r>
-          <w:t xml:space="preserve"> </w:t>
-        </w:r>
-      </w:ins>
-      <w:ins w:id="202" w:author="PR Preview" w:date="2026-01-01T00:00:00Z">
-        <w:r>
-          <w:t xml:space="preserve">divided by</w:t>
-        </w:r>
-      </w:ins>
-      <w:ins w:id="203" w:author="PR Preview" w:date="2026-01-01T00:00:00Z">
-        <w:r>
-          <w:t xml:space="preserve"> </w:t>
-        </w:r>
-      </w:ins>
-      <m:oMath>
-        <m:sSup>
-          <m:e>
-            <m:r>
-              <m:t>ε</m:t>
-            </m:r>
-          </m:e>
-          <m:sup>
-            <m:r>
-              <m:t>2</m:t>
-            </m:r>
-          </m:sup>
-        </m:sSup>
-      </m:oMath>
-      <w:ins w:id="204" w:author="PR Preview" w:date="2026-01-01T00:00:00Z">
-        <w:r>
-          <w:t xml:space="preserve">:</w:t>
-        </w:r>
-      </w:ins>
+      <w:r>
+        <w:t xml:space="preserve">:</w:t>
+      </w:r>
     </w:p>
     <w:p>
       <w:pPr>
@@ -2993,7 +1927,7 @@
                 <m:rPr>
                   <m:sty m:val="p"/>
                 </m:rPr>
-                <m:t>MSE</m:t>
+                <m:t>pMSE</m:t>
               </m:r>
               <m:r>
                 <m:t>​</m:t>
@@ -3097,30 +2031,22 @@
       <w:pPr>
         <w:pStyle w:val="BodyText"/>
       </w:pPr>
-      <w:del w:id="205" w:author="PR Preview" w:date="2026-01-01T00:00:00Z">
-        <w:r>
-          <w:rPr>
-            <w:b/>
-            <w:bCs/>
-          </w:rPr>
-          <w:delText xml:space="preserve">Theorem 1 (Vanishing mean squared error implies consistency)</w:delText>
-        </w:r>
-      </w:del>
-      <w:del w:id="206" w:author="PR Preview" w:date="2026-01-01T00:00:00Z">
-        <w:r>
-          <w:delText xml:space="preserve"> </w:delText>
-        </w:r>
-      </w:del>
-      <w:del w:id="207" w:author="PR Preview" w:date="2026-01-01T00:00:00Z">
-        <w:r>
-          <w:delText xml:space="preserve">If the mean squared error of</w:delText>
-        </w:r>
-      </w:del>
-      <w:del w:id="208" w:author="PR Preview" w:date="2026-01-01T00:00:00Z">
-        <w:r>
-          <w:delText xml:space="preserve"> </w:delText>
-        </w:r>
-      </w:del>
+      <w:r>
+        <w:rPr>
+          <w:b/>
+          <w:bCs/>
+        </w:rPr>
+        <w:t xml:space="preserve">Theorem 1 (Vanishing population mean squared error implies consistency)</w:t>
+      </w:r>
+      <w:r>
+        <w:t xml:space="preserve"> </w:t>
+      </w:r>
+      <w:r>
+        <w:t xml:space="preserve">If the pMSE of</w:t>
+      </w:r>
+      <w:r>
+        <w:t xml:space="preserve"> </w:t>
+      </w:r>
       <m:oMath>
         <m:sSub>
           <m:e>
@@ -3142,51 +2068,35 @@
           </m:sub>
         </m:sSub>
       </m:oMath>
-      <w:del w:id="209" w:author="PR Preview" w:date="2026-01-01T00:00:00Z">
-        <w:r>
-          <w:delText xml:space="preserve"> </w:delText>
-        </w:r>
-      </w:del>
-      <w:del w:id="210" w:author="PR Preview" w:date="2026-01-01T00:00:00Z">
-        <w:r>
-          <w:delText xml:space="preserve">goes to zero as</w:delText>
-        </w:r>
-      </w:del>
-      <w:del w:id="211" w:author="PR Preview" w:date="2026-01-01T00:00:00Z">
-        <w:r>
-          <w:delText xml:space="preserve"> </w:delText>
-        </w:r>
-      </w:del>
+      <w:r>
+        <w:t xml:space="preserve"> </w:t>
+      </w:r>
+      <w:r>
+        <w:t xml:space="preserve">goes to zero as</w:t>
+      </w:r>
+      <w:r>
+        <w:t xml:space="preserve"> </w:t>
+      </w:r>
       <m:oMath>
         <m:r>
           <m:t>n</m:t>
         </m:r>
       </m:oMath>
-      <w:del w:id="212" w:author="PR Preview" w:date="2026-01-01T00:00:00Z">
-        <w:r>
-          <w:delText xml:space="preserve"> </w:delText>
-        </w:r>
-      </w:del>
-      <w:del w:id="213" w:author="PR Preview" w:date="2026-01-01T00:00:00Z">
-        <w:r>
-          <w:delText xml:space="preserve">grows,</w:delText>
-        </w:r>
-      </w:del>
-      <w:del w:id="214" w:author="PR Preview" w:date="2026-01-01T00:00:00Z">
-        <w:r>
-          <w:delText xml:space="preserve"> </w:delText>
-        </w:r>
-      </w:del>
-      <w:del w:id="215" w:author="PR Preview" w:date="2026-01-01T00:00:00Z">
-        <w:r>
-          <w:delText xml:space="preserve">then</w:delText>
-        </w:r>
-      </w:del>
-      <w:del w:id="216" w:author="PR Preview" w:date="2026-01-01T00:00:00Z">
-        <w:r>
-          <w:delText xml:space="preserve"> </w:delText>
-        </w:r>
-      </w:del>
+      <w:r>
+        <w:t xml:space="preserve"> </w:t>
+      </w:r>
+      <w:r>
+        <w:t xml:space="preserve">grows,</w:t>
+      </w:r>
+      <w:r>
+        <w:t xml:space="preserve"> </w:t>
+      </w:r>
+      <w:r>
+        <w:t xml:space="preserve">then</w:t>
+      </w:r>
+      <w:r>
+        <w:t xml:space="preserve"> </w:t>
+      </w:r>
       <m:oMath>
         <m:sSub>
           <m:e>
@@ -3208,222 +2118,40 @@
           </m:sub>
         </m:sSub>
       </m:oMath>
-      <w:del w:id="217" w:author="PR Preview" w:date="2026-01-01T00:00:00Z">
-        <w:r>
-          <w:delText xml:space="preserve"> </w:delText>
-        </w:r>
-      </w:del>
-      <w:del w:id="218" w:author="PR Preview" w:date="2026-01-01T00:00:00Z">
-        <w:r>
-          <w:delText xml:space="preserve">is a</w:delText>
-        </w:r>
-      </w:del>
-      <w:del w:id="219" w:author="PR Preview" w:date="2026-01-01T00:00:00Z">
-        <w:r>
-          <w:delText xml:space="preserve"> </w:delText>
-        </w:r>
-      </w:del>
+      <w:r>
+        <w:t xml:space="preserve"> </w:t>
+      </w:r>
+      <w:r>
+        <w:t xml:space="preserve">is a</w:t>
+      </w:r>
+      <w:r>
+        <w:t xml:space="preserve"> </w:t>
+      </w:r>
       <w:hyperlink w:anchor="def-consistent">
-        <w:del w:id="220" w:author="PR Preview" w:date="2026-01-01T00:00:00Z">
-          <w:r>
-            <w:rPr>
-              <w:rStyle w:val="Hyperlink"/>
-            </w:rPr>
-            <w:delText xml:space="preserve">consistent</w:delText>
-          </w:r>
-        </w:del>
-      </w:hyperlink>
-      <w:del w:id="221" w:author="PR Preview" w:date="2026-01-01T00:00:00Z">
-        <w:r>
-          <w:delText xml:space="preserve"> </w:delText>
-        </w:r>
-      </w:del>
-      <w:del w:id="222" w:author="PR Preview" w:date="2026-01-01T00:00:00Z">
-        <w:r>
-          <w:delText xml:space="preserve">estimator of</w:delText>
-        </w:r>
-      </w:del>
-      <w:del w:id="223" w:author="PR Preview" w:date="2026-01-01T00:00:00Z">
-        <w:r>
-          <w:delText xml:space="preserve"> </w:delText>
-        </w:r>
-      </w:del>
-      <m:oMath>
-        <m:r>
-          <m:t>θ</m:t>
-        </m:r>
-      </m:oMath>
-      <w:del w:id="224" w:author="PR Preview" w:date="2026-01-01T00:00:00Z">
-        <w:r>
-          <w:delText xml:space="preserve">:</w:delText>
-        </w:r>
-      </w:del>
-    </w:p>
-    <w:p>
-      <w:pPr>
-        <w:pStyle w:val="BodyText"/>
-      </w:pPr>
-      <w:ins w:id="225" w:author="PR Preview" w:date="2026-01-01T00:00:00Z">
         <w:r>
           <w:rPr>
-            <w:b/>
-            <w:bCs/>
+            <w:rStyle w:val="Hyperlink"/>
           </w:rPr>
-          <w:t xml:space="preserve">Theorem 1 (Vanishing population mean squared error implies consistency)</w:t>
+          <w:t xml:space="preserve">consistent</w:t>
         </w:r>
-      </w:ins>
-      <w:ins w:id="226" w:author="PR Preview" w:date="2026-01-01T00:00:00Z">
-        <w:r>
-          <w:t xml:space="preserve"> </w:t>
-        </w:r>
-      </w:ins>
-      <w:ins w:id="227" w:author="PR Preview" w:date="2026-01-01T00:00:00Z">
-        <w:r>
-          <w:t xml:space="preserve">If the pMSE of</w:t>
-        </w:r>
-      </w:ins>
-      <w:ins w:id="228" w:author="PR Preview" w:date="2026-01-01T00:00:00Z">
-        <w:r>
-          <w:t xml:space="preserve"> </w:t>
-        </w:r>
-      </w:ins>
+      </w:hyperlink>
+      <w:r>
+        <w:t xml:space="preserve"> </w:t>
+      </w:r>
+      <w:r>
+        <w:t xml:space="preserve">estimator of</w:t>
+      </w:r>
+      <w:r>
+        <w:t xml:space="preserve"> </w:t>
+      </w:r>
       <m:oMath>
-        <m:sSub>
-          <m:e>
-            <m:acc>
-              <m:accPr>
-                <m:chr m:val="̂"/>
-              </m:accPr>
-              <m:e>
-                <m:r>
-                  <m:t>θ</m:t>
-                </m:r>
-              </m:e>
-            </m:acc>
-          </m:e>
-          <m:sub>
-            <m:r>
-              <m:t>n</m:t>
-            </m:r>
-          </m:sub>
-        </m:sSub>
+        <m:r>
+          <m:t>θ</m:t>
+        </m:r>
       </m:oMath>
-      <w:ins w:id="229" w:author="PR Preview" w:date="2026-01-01T00:00:00Z">
-        <w:r>
-          <w:t xml:space="preserve"> </w:t>
-        </w:r>
-      </w:ins>
-      <w:ins w:id="230" w:author="PR Preview" w:date="2026-01-01T00:00:00Z">
-        <w:r>
-          <w:t xml:space="preserve">goes to zero as</w:t>
-        </w:r>
-      </w:ins>
-      <w:ins w:id="231" w:author="PR Preview" w:date="2026-01-01T00:00:00Z">
-        <w:r>
-          <w:t xml:space="preserve"> </w:t>
-        </w:r>
-      </w:ins>
-      <m:oMath>
-        <m:r>
-          <m:t>n</m:t>
-        </m:r>
-      </m:oMath>
-      <w:ins w:id="232" w:author="PR Preview" w:date="2026-01-01T00:00:00Z">
-        <w:r>
-          <w:t xml:space="preserve"> </w:t>
-        </w:r>
-      </w:ins>
-      <w:ins w:id="233" w:author="PR Preview" w:date="2026-01-01T00:00:00Z">
-        <w:r>
-          <w:t xml:space="preserve">grows,</w:t>
-        </w:r>
-      </w:ins>
-      <w:ins w:id="234" w:author="PR Preview" w:date="2026-01-01T00:00:00Z">
-        <w:r>
-          <w:t xml:space="preserve"> </w:t>
-        </w:r>
-      </w:ins>
-      <w:ins w:id="235" w:author="PR Preview" w:date="2026-01-01T00:00:00Z">
-        <w:r>
-          <w:t xml:space="preserve">then</w:t>
-        </w:r>
-      </w:ins>
-      <w:ins w:id="236" w:author="PR Preview" w:date="2026-01-01T00:00:00Z">
-        <w:r>
-          <w:t xml:space="preserve"> </w:t>
-        </w:r>
-      </w:ins>
-      <m:oMath>
-        <m:sSub>
-          <m:e>
-            <m:acc>
-              <m:accPr>
-                <m:chr m:val="̂"/>
-              </m:accPr>
-              <m:e>
-                <m:r>
-                  <m:t>θ</m:t>
-                </m:r>
-              </m:e>
-            </m:acc>
-          </m:e>
-          <m:sub>
-            <m:r>
-              <m:t>n</m:t>
-            </m:r>
-          </m:sub>
-        </m:sSub>
-      </m:oMath>
-      <w:ins w:id="237" w:author="PR Preview" w:date="2026-01-01T00:00:00Z">
-        <w:r>
-          <w:t xml:space="preserve"> </w:t>
-        </w:r>
-      </w:ins>
-      <w:ins w:id="238" w:author="PR Preview" w:date="2026-01-01T00:00:00Z">
-        <w:r>
-          <w:t xml:space="preserve">is a</w:t>
-        </w:r>
-      </w:ins>
-      <w:ins w:id="239" w:author="PR Preview" w:date="2026-01-01T00:00:00Z">
-        <w:r>
-          <w:t xml:space="preserve"> </w:t>
-        </w:r>
-      </w:ins>
-      <w:hyperlink w:anchor="def-consistent">
-        <w:ins w:id="240" w:author="PR Preview" w:date="2026-01-01T00:00:00Z">
-          <w:r>
-            <w:rPr>
-              <w:rStyle w:val="Hyperlink"/>
-            </w:rPr>
-            <w:t xml:space="preserve">consistent</w:t>
-          </w:r>
-        </w:ins>
-      </w:hyperlink>
-      <w:ins w:id="241" w:author="PR Preview" w:date="2026-01-01T00:00:00Z">
-        <w:r>
-          <w:t xml:space="preserve"> </w:t>
-        </w:r>
-      </w:ins>
-      <w:ins w:id="242" w:author="PR Preview" w:date="2026-01-01T00:00:00Z">
-        <w:r>
-          <w:t xml:space="preserve">estimator of</w:t>
-        </w:r>
-      </w:ins>
-      <w:ins w:id="243" w:author="PR Preview" w:date="2026-01-01T00:00:00Z">
-        <w:r>
-          <w:t xml:space="preserve"> </w:t>
-        </w:r>
-      </w:ins>
-      <m:oMath>
-        <m:r>
-          <m:t>θ</m:t>
-        </m:r>
-      </m:oMath>
-      <w:ins w:id="244" w:author="PR Preview" w:date="2026-01-01T00:00:00Z">
-        <w:r>
-          <w:t xml:space="preserve">:</w:t>
-        </w:r>
-      </w:ins>
+      <w:r>
+        <w:t xml:space="preserve">:</w:t>
+      </w:r>
     </w:p>
     <w:p>
       <w:pPr>
@@ -3466,7 +2194,7 @@
             <m:rPr>
               <m:sty m:val="p"/>
             </m:rPr>
-            <m:t>MSE</m:t>
+            <m:t>pMSE</m:t>
           </m:r>
           <m:r>
             <m:t>​</m:t>
@@ -3739,7 +2467,7 @@
           <m:rPr>
             <m:sty m:val="p"/>
           </m:rPr>
-          <m:t>MSE</m:t>
+          <m:t>pMSE</m:t>
         </m:r>
         <m:r>
           <m:t>​</m:t>
@@ -3869,7 +2597,7 @@
           <m:rPr>
             <m:sty m:val="p"/>
           </m:rPr>
-          <m:t>MSE</m:t>
+          <m:t>pMSE</m:t>
         </m:r>
         <m:r>
           <m:t>​</m:t>
@@ -4191,7 +2919,7 @@
           <m:rPr>
             <m:sty m:val="p"/>
           </m:rPr>
-          <m:t>MSE</m:t>
+          <m:t>pMSE</m:t>
         </m:r>
         <m:r>
           <m:t>​</m:t>
@@ -4476,151 +3204,101 @@
       <w:pPr>
         <w:pStyle w:val="BodyText"/>
       </w:pPr>
-      <w:del w:id="245" w:author="PR Preview" w:date="2026-01-01T00:00:00Z">
+      <w:r>
+        <w:t xml:space="preserve">To see</w:t>
+      </w:r>
+      <w:r>
+        <w:t xml:space="preserve"> </w:t>
+      </w:r>
+      <w:hyperlink w:anchor="cor-sample-mean-consistent">
         <w:r>
-          <w:delText xml:space="preserve">To see</w:delText>
+          <w:rPr>
+            <w:rStyle w:val="Hyperlink"/>
+          </w:rPr>
+          <w:t xml:space="preserve">Corollary 1</w:t>
         </w:r>
-      </w:del>
-      <w:del w:id="246" w:author="PR Preview" w:date="2026-01-01T00:00:00Z">
-        <w:r>
-          <w:delText xml:space="preserve"> </w:delText>
-        </w:r>
-      </w:del>
-      <w:hyperlink w:anchor="cor-sample-mean-consistent">
-        <w:del w:id="247" w:author="PR Preview" w:date="2026-01-01T00:00:00Z">
-          <w:r>
-            <w:rPr>
-              <w:rStyle w:val="Hyperlink"/>
-            </w:rPr>
-            <w:delText xml:space="preserve">Corollary 1</w:delText>
-          </w:r>
-        </w:del>
       </w:hyperlink>
-      <w:del w:id="248" w:author="PR Preview" w:date="2026-01-01T00:00:00Z">
-        <w:r>
-          <w:delText xml:space="preserve"> </w:delText>
-        </w:r>
-      </w:del>
-      <w:del w:id="249" w:author="PR Preview" w:date="2026-01-01T00:00:00Z">
-        <w:r>
-          <w:delText xml:space="preserve">at work,</w:delText>
-        </w:r>
-      </w:del>
-      <w:del w:id="250" w:author="PR Preview" w:date="2026-01-01T00:00:00Z">
-        <w:r>
-          <w:delText xml:space="preserve"> </w:delText>
-        </w:r>
-      </w:del>
-      <w:del w:id="251" w:author="PR Preview" w:date="2026-01-01T00:00:00Z">
-        <w:r>
-          <w:delText xml:space="preserve">treat these babies as a finite population</w:delText>
-        </w:r>
-      </w:del>
-      <w:del w:id="252" w:author="PR Preview" w:date="2026-01-01T00:00:00Z">
-        <w:r>
-          <w:delText xml:space="preserve"> </w:delText>
-        </w:r>
-      </w:del>
-      <w:del w:id="253" w:author="PR Preview" w:date="2026-01-01T00:00:00Z">
-        <w:r>
-          <w:delText xml:space="preserve">and let the estimand</w:delText>
-        </w:r>
-      </w:del>
-      <w:del w:id="254" w:author="PR Preview" w:date="2026-01-01T00:00:00Z">
-        <w:r>
-          <w:delText xml:space="preserve"> </w:delText>
-        </w:r>
-      </w:del>
+      <w:r>
+        <w:t xml:space="preserve"> </w:t>
+      </w:r>
+      <w:r>
+        <w:t xml:space="preserve">at work,</w:t>
+      </w:r>
+      <w:r>
+        <w:t xml:space="preserve"> </w:t>
+      </w:r>
+      <w:r>
+        <w:t xml:space="preserve">treat these babies as a finite population</w:t>
+      </w:r>
+      <w:r>
+        <w:t xml:space="preserve"> </w:t>
+      </w:r>
+      <w:r>
+        <w:t xml:space="preserve">and let the estimand</w:t>
+      </w:r>
+      <w:r>
+        <w:t xml:space="preserve"> </w:t>
+      </w:r>
       <m:oMath>
         <m:r>
           <m:t>μ</m:t>
         </m:r>
       </m:oMath>
-      <w:del w:id="255" w:author="PR Preview" w:date="2026-01-01T00:00:00Z">
-        <w:r>
-          <w:delText xml:space="preserve"> </w:delText>
-        </w:r>
-      </w:del>
-      <w:del w:id="256" w:author="PR Preview" w:date="2026-01-01T00:00:00Z">
-        <w:r>
-          <w:delText xml:space="preserve">be their mean birth weight.</w:delText>
-        </w:r>
-      </w:del>
-      <w:del w:id="257" w:author="PR Preview" w:date="2026-01-01T00:00:00Z">
-        <w:r>
-          <w:delText xml:space="preserve"> </w:delText>
-        </w:r>
-      </w:del>
-      <w:del w:id="258" w:author="PR Preview" w:date="2026-01-01T00:00:00Z">
-        <w:r>
-          <w:delText xml:space="preserve">We draw</w:delText>
-        </w:r>
-      </w:del>
-      <w:del w:id="259" w:author="PR Preview" w:date="2026-01-01T00:00:00Z">
-        <w:r>
-          <w:delText xml:space="preserve"> </w:delText>
-        </w:r>
-      </w:del>
+      <w:r>
+        <w:t xml:space="preserve"> </w:t>
+      </w:r>
+      <w:r>
+        <w:t xml:space="preserve">be their population mean birth weight.</w:t>
+      </w:r>
+      <w:r>
+        <w:t xml:space="preserve"> </w:t>
+      </w:r>
+      <w:r>
+        <w:t xml:space="preserve">We draw</w:t>
+      </w:r>
+      <w:r>
+        <w:t xml:space="preserve"> </w:t>
+      </w:r>
       <m:oMath>
         <m:r>
           <m:t>n</m:t>
         </m:r>
       </m:oMath>
-      <w:del w:id="260" w:author="PR Preview" w:date="2026-01-01T00:00:00Z">
-        <w:r>
-          <w:delText xml:space="preserve"> </w:delText>
-        </w:r>
-      </w:del>
-      <w:del w:id="261" w:author="PR Preview" w:date="2026-01-01T00:00:00Z">
-        <w:r>
-          <w:delText xml:space="preserve">babies at random with replacement,</w:delText>
-        </w:r>
-      </w:del>
-      <w:del w:id="262" w:author="PR Preview" w:date="2026-01-01T00:00:00Z">
-        <w:r>
-          <w:delText xml:space="preserve"> </w:delText>
-        </w:r>
-      </w:del>
-      <w:del w:id="263" w:author="PR Preview" w:date="2026-01-01T00:00:00Z">
-        <w:r>
-          <w:delText xml:space="preserve">so the draws are independent with the population’s mean and variance,</w:delText>
-        </w:r>
-      </w:del>
-      <w:del w:id="264" w:author="PR Preview" w:date="2026-01-01T00:00:00Z">
-        <w:r>
-          <w:delText xml:space="preserve"> </w:delText>
-        </w:r>
-      </w:del>
-      <w:del w:id="265" w:author="PR Preview" w:date="2026-01-01T00:00:00Z">
-        <w:r>
-          <w:delText xml:space="preserve">and we ask how often the sample mean misses</w:delText>
-        </w:r>
-      </w:del>
-      <w:del w:id="266" w:author="PR Preview" w:date="2026-01-01T00:00:00Z">
-        <w:r>
-          <w:delText xml:space="preserve"> </w:delText>
-        </w:r>
-      </w:del>
+      <w:r>
+        <w:t xml:space="preserve"> </w:t>
+      </w:r>
+      <w:r>
+        <w:t xml:space="preserve">babies at random with replacement,</w:t>
+      </w:r>
+      <w:r>
+        <w:t xml:space="preserve"> </w:t>
+      </w:r>
+      <w:r>
+        <w:t xml:space="preserve">so the draws are independent with the population’s mean and variance,</w:t>
+      </w:r>
+      <w:r>
+        <w:t xml:space="preserve"> </w:t>
+      </w:r>
+      <w:r>
+        <w:t xml:space="preserve">and we ask how often the sample mean misses</w:t>
+      </w:r>
+      <w:r>
+        <w:t xml:space="preserve"> </w:t>
+      </w:r>
       <m:oMath>
         <m:r>
           <m:t>μ</m:t>
         </m:r>
       </m:oMath>
-      <w:del w:id="267" w:author="PR Preview" w:date="2026-01-01T00:00:00Z">
-        <w:r>
-          <w:delText xml:space="preserve"> </w:delText>
-        </w:r>
-      </w:del>
-      <w:del w:id="268" w:author="PR Preview" w:date="2026-01-01T00:00:00Z">
-        <w:r>
-          <w:delText xml:space="preserve">by at least</w:delText>
-        </w:r>
-      </w:del>
-      <w:del w:id="269" w:author="PR Preview" w:date="2026-01-01T00:00:00Z">
-        <w:r>
-          <w:delText xml:space="preserve"> </w:delText>
-        </w:r>
-      </w:del>
+      <w:r>
+        <w:t xml:space="preserve"> </w:t>
+      </w:r>
+      <w:r>
+        <w:t xml:space="preserve">by at least</w:t>
+      </w:r>
+      <w:r>
+        <w:t xml:space="preserve"> </w:t>
+      </w:r>
       <m:oMath>
         <m:r>
           <m:t>ε</m:t>
@@ -4635,109 +3313,71 @@
           <m:t>100</m:t>
         </m:r>
       </m:oMath>
-      <w:del w:id="270" w:author="PR Preview" w:date="2026-01-01T00:00:00Z">
-        <w:r>
-          <w:delText xml:space="preserve"> </w:delText>
-        </w:r>
-      </w:del>
-      <w:del w:id="271" w:author="PR Preview" w:date="2026-01-01T00:00:00Z">
-        <w:r>
-          <w:delText xml:space="preserve">grams.</w:delText>
-        </w:r>
-      </w:del>
-      <w:del w:id="272" w:author="PR Preview" w:date="2026-01-01T00:00:00Z">
-        <w:r>
-          <w:delText xml:space="preserve"> </w:delText>
-        </w:r>
-      </w:del>
-      <w:del w:id="273" w:author="PR Preview" w:date="2026-01-01T00:00:00Z">
-        <w:r>
-          <w:delText xml:space="preserve">For each</w:delText>
-        </w:r>
-      </w:del>
-      <w:del w:id="274" w:author="PR Preview" w:date="2026-01-01T00:00:00Z">
-        <w:r>
-          <w:delText xml:space="preserve"> </w:delText>
-        </w:r>
-      </w:del>
+      <w:r>
+        <w:t xml:space="preserve"> </w:t>
+      </w:r>
+      <w:r>
+        <w:t xml:space="preserve">grams.</w:t>
+      </w:r>
+      <w:r>
+        <w:t xml:space="preserve"> </w:t>
+      </w:r>
+      <w:r>
+        <w:t xml:space="preserve">For each</w:t>
+      </w:r>
+      <w:r>
+        <w:t xml:space="preserve"> </w:t>
+      </w:r>
       <m:oMath>
         <m:r>
           <m:t>n</m:t>
         </m:r>
       </m:oMath>
-      <w:del w:id="275" w:author="PR Preview" w:date="2026-01-01T00:00:00Z">
-        <w:r>
-          <w:delText xml:space="preserve"> </w:delText>
-        </w:r>
-      </w:del>
-      <w:del w:id="276" w:author="PR Preview" w:date="2026-01-01T00:00:00Z">
-        <w:r>
-          <w:delText xml:space="preserve">we repeat the sampling 2000 times</w:delText>
-        </w:r>
-      </w:del>
-      <w:del w:id="277" w:author="PR Preview" w:date="2026-01-01T00:00:00Z">
-        <w:r>
-          <w:delText xml:space="preserve"> </w:delText>
-        </w:r>
-      </w:del>
-      <w:del w:id="278" w:author="PR Preview" w:date="2026-01-01T00:00:00Z">
-        <w:r>
-          <w:delText xml:space="preserve">and report the fraction of repeats that miss,</w:delText>
-        </w:r>
-      </w:del>
-      <w:del w:id="279" w:author="PR Preview" w:date="2026-01-01T00:00:00Z">
-        <w:r>
-          <w:delText xml:space="preserve"> </w:delText>
-        </w:r>
-      </w:del>
-      <w:del w:id="280" w:author="PR Preview" w:date="2026-01-01T00:00:00Z">
-        <w:r>
-          <w:delText xml:space="preserve">with a 95% confidence interval for that probability</w:delText>
-        </w:r>
-      </w:del>
-      <w:del w:id="281" w:author="PR Preview" w:date="2026-01-01T00:00:00Z">
-        <w:r>
-          <w:delText xml:space="preserve"> </w:delText>
-        </w:r>
-      </w:del>
-      <w:del w:id="282" w:author="PR Preview" w:date="2026-01-01T00:00:00Z">
-        <w:r>
-          <w:delText xml:space="preserve">(the Wilson score interval with continuity correction, the default of</w:delText>
-        </w:r>
-      </w:del>
-      <w:del w:id="283" w:author="PR Preview" w:date="2026-01-01T00:00:00Z">
-        <w:r>
-          <w:delText xml:space="preserve"> </w:delText>
-        </w:r>
-      </w:del>
-      <w:del w:id="284" w:author="PR Preview" w:date="2026-01-01T00:00:00Z">
-        <w:r>
-          <w:rPr>
-            <w:rStyle w:val="VerbatimChar"/>
-          </w:rPr>
-          <w:delText xml:space="preserve">prop.test()</w:delText>
-        </w:r>
-      </w:del>
-      <w:del w:id="285" w:author="PR Preview" w:date="2026-01-01T00:00:00Z">
-        <w:r>
-          <w:delText xml:space="preserve">),</w:delText>
-        </w:r>
-      </w:del>
-      <w:del w:id="286" w:author="PR Preview" w:date="2026-01-01T00:00:00Z">
-        <w:r>
-          <w:delText xml:space="preserve"> </w:delText>
-        </w:r>
-      </w:del>
-      <w:del w:id="287" w:author="PR Preview" w:date="2026-01-01T00:00:00Z">
-        <w:r>
-          <w:delText xml:space="preserve">next to the bound</w:delText>
-        </w:r>
-      </w:del>
-      <w:del w:id="288" w:author="PR Preview" w:date="2026-01-01T00:00:00Z">
-        <w:r>
-          <w:delText xml:space="preserve"> </w:delText>
-        </w:r>
-      </w:del>
+      <w:r>
+        <w:t xml:space="preserve"> </w:t>
+      </w:r>
+      <w:r>
+        <w:t xml:space="preserve">we repeat the sampling 2000 times</w:t>
+      </w:r>
+      <w:r>
+        <w:t xml:space="preserve"> </w:t>
+      </w:r>
+      <w:r>
+        <w:t xml:space="preserve">and report the fraction of repeats that miss,</w:t>
+      </w:r>
+      <w:r>
+        <w:t xml:space="preserve"> </w:t>
+      </w:r>
+      <w:r>
+        <w:t xml:space="preserve">with a 95% confidence interval for that probability</w:t>
+      </w:r>
+      <w:r>
+        <w:t xml:space="preserve"> </w:t>
+      </w:r>
+      <w:r>
+        <w:t xml:space="preserve">(the Wilson score interval with continuity correction, the default of</w:t>
+      </w:r>
+      <w:r>
+        <w:t xml:space="preserve"> </w:t>
+      </w:r>
+      <w:r>
+        <w:rPr>
+          <w:rStyle w:val="VerbatimChar"/>
+        </w:rPr>
+        <w:t xml:space="preserve">prop.test()</w:t>
+      </w:r>
+      <w:r>
+        <w:t xml:space="preserve">),</w:t>
+      </w:r>
+      <w:r>
+        <w:t xml:space="preserve"> </w:t>
+      </w:r>
+      <w:r>
+        <w:t xml:space="preserve">next to the bound</w:t>
+      </w:r>
+      <w:r>
+        <w:t xml:space="preserve"> </w:t>
+      </w:r>
       <m:oMath>
         <m:sSup>
           <m:e>
@@ -4785,62 +3425,44 @@
           <m:t>)</m:t>
         </m:r>
       </m:oMath>
-      <w:del w:id="289" w:author="PR Preview" w:date="2026-01-01T00:00:00Z">
+      <w:r>
+        <w:t xml:space="preserve"> </w:t>
+      </w:r>
+      <w:r>
+        <w:t xml:space="preserve">that</w:t>
+      </w:r>
+      <w:r>
+        <w:t xml:space="preserve"> </w:t>
+      </w:r>
+      <w:hyperlink w:anchor="lem-estimation-error-bound">
         <w:r>
-          <w:delText xml:space="preserve"> </w:delText>
+          <w:rPr>
+            <w:rStyle w:val="Hyperlink"/>
+          </w:rPr>
+          <w:t xml:space="preserve">Lemma 1</w:t>
         </w:r>
-      </w:del>
-      <w:del w:id="290" w:author="PR Preview" w:date="2026-01-01T00:00:00Z">
-        <w:r>
-          <w:delText xml:space="preserve">that</w:delText>
-        </w:r>
-      </w:del>
-      <w:del w:id="291" w:author="PR Preview" w:date="2026-01-01T00:00:00Z">
-        <w:r>
-          <w:delText xml:space="preserve"> </w:delText>
-        </w:r>
-      </w:del>
-      <w:hyperlink w:anchor="lem-estimation-error-bound">
-        <w:del w:id="292" w:author="PR Preview" w:date="2026-01-01T00:00:00Z">
-          <w:r>
-            <w:rPr>
-              <w:rStyle w:val="Hyperlink"/>
-            </w:rPr>
-            <w:delText xml:space="preserve">Lemma 1</w:delText>
-          </w:r>
-        </w:del>
       </w:hyperlink>
-      <w:del w:id="293" w:author="PR Preview" w:date="2026-01-01T00:00:00Z">
-        <w:r>
-          <w:delText xml:space="preserve"> </w:delText>
-        </w:r>
-      </w:del>
-      <w:del w:id="294" w:author="PR Preview" w:date="2026-01-01T00:00:00Z">
-        <w:r>
-          <w:delText xml:space="preserve">gives, capped at 1 because a probability cannot exceed 1,</w:delText>
-        </w:r>
-      </w:del>
-      <w:del w:id="295" w:author="PR Preview" w:date="2026-01-01T00:00:00Z">
-        <w:r>
-          <w:delText xml:space="preserve"> </w:delText>
-        </w:r>
-      </w:del>
-      <w:del w:id="296" w:author="PR Preview" w:date="2026-01-01T00:00:00Z">
-        <w:r>
-          <w:delText xml:space="preserve">using</w:delText>
-        </w:r>
-      </w:del>
-      <w:del w:id="297" w:author="PR Preview" w:date="2026-01-01T00:00:00Z">
-        <w:r>
-          <w:delText xml:space="preserve"> </w:delText>
-        </w:r>
-      </w:del>
+      <w:r>
+        <w:t xml:space="preserve"> </w:t>
+      </w:r>
+      <w:r>
+        <w:t xml:space="preserve">gives, capped at 1 because a probability cannot exceed 1,</w:t>
+      </w:r>
+      <w:r>
+        <w:t xml:space="preserve"> </w:t>
+      </w:r>
+      <w:r>
+        <w:t xml:space="preserve">using</w:t>
+      </w:r>
+      <w:r>
+        <w:t xml:space="preserve"> </w:t>
+      </w:r>
       <m:oMath>
         <m:r>
           <m:rPr>
             <m:sty m:val="p"/>
           </m:rPr>
-          <m:t>MSE</m:t>
+          <m:t>pMSE</m:t>
         </m:r>
         <m:r>
           <m:t>​</m:t>
@@ -4905,500 +3527,26 @@
           <m:t>n</m:t>
         </m:r>
       </m:oMath>
-      <w:del w:id="298" w:author="PR Preview" w:date="2026-01-01T00:00:00Z">
-        <w:r>
-          <w:delText xml:space="preserve"> </w:delText>
-        </w:r>
-      </w:del>
-      <w:del w:id="299" w:author="PR Preview" w:date="2026-01-01T00:00:00Z">
-        <w:r>
-          <w:delText xml:space="preserve">from</w:delText>
-        </w:r>
-      </w:del>
-      <w:del w:id="300" w:author="PR Preview" w:date="2026-01-01T00:00:00Z">
-        <w:r>
-          <w:delText xml:space="preserve"> </w:delText>
-        </w:r>
-      </w:del>
+      <w:r>
+        <w:t xml:space="preserve"> </w:t>
+      </w:r>
+      <w:r>
+        <w:t xml:space="preserve">from</w:t>
+      </w:r>
+      <w:r>
+        <w:t xml:space="preserve"> </w:t>
+      </w:r>
       <w:hyperlink r:id="rId25">
-        <w:del w:id="301" w:author="PR Preview" w:date="2026-01-01T00:00:00Z">
-          <w:r>
-            <w:rPr>
-              <w:rStyle w:val="Hyperlink"/>
-            </w:rPr>
-            <w:delText xml:space="preserve">the example on two estimators of a mean</w:delText>
-          </w:r>
-        </w:del>
-      </w:hyperlink>
-      <w:del w:id="302" w:author="PR Preview" w:date="2026-01-01T00:00:00Z">
-        <w:r>
-          <w:delText xml:space="preserve">.</w:delText>
-        </w:r>
-      </w:del>
-    </w:p>
-    <w:p>
-      <w:pPr>
-        <w:pStyle w:val="BodyText"/>
-      </w:pPr>
-      <w:ins w:id="303" w:author="PR Preview" w:date="2026-01-01T00:00:00Z">
-        <w:r>
-          <w:t xml:space="preserve">To see</w:t>
-        </w:r>
-      </w:ins>
-      <w:ins w:id="304" w:author="PR Preview" w:date="2026-01-01T00:00:00Z">
-        <w:r>
-          <w:t xml:space="preserve"> </w:t>
-        </w:r>
-      </w:ins>
-      <w:hyperlink w:anchor="cor-sample-mean-consistent">
-        <w:ins w:id="305" w:author="PR Preview" w:date="2026-01-01T00:00:00Z">
-          <w:r>
-            <w:rPr>
-              <w:rStyle w:val="Hyperlink"/>
-            </w:rPr>
-            <w:t xml:space="preserve">Corollary 1</w:t>
-          </w:r>
-        </w:ins>
-      </w:hyperlink>
-      <w:ins w:id="306" w:author="PR Preview" w:date="2026-01-01T00:00:00Z">
-        <w:r>
-          <w:t xml:space="preserve"> </w:t>
-        </w:r>
-      </w:ins>
-      <w:ins w:id="307" w:author="PR Preview" w:date="2026-01-01T00:00:00Z">
-        <w:r>
-          <w:t xml:space="preserve">at work,</w:t>
-        </w:r>
-      </w:ins>
-      <w:ins w:id="308" w:author="PR Preview" w:date="2026-01-01T00:00:00Z">
-        <w:r>
-          <w:t xml:space="preserve"> </w:t>
-        </w:r>
-      </w:ins>
-      <w:ins w:id="309" w:author="PR Preview" w:date="2026-01-01T00:00:00Z">
-        <w:r>
-          <w:t xml:space="preserve">treat these babies as a finite population</w:t>
-        </w:r>
-      </w:ins>
-      <w:ins w:id="310" w:author="PR Preview" w:date="2026-01-01T00:00:00Z">
-        <w:r>
-          <w:t xml:space="preserve"> </w:t>
-        </w:r>
-      </w:ins>
-      <w:ins w:id="311" w:author="PR Preview" w:date="2026-01-01T00:00:00Z">
-        <w:r>
-          <w:t xml:space="preserve">and let the estimand</w:t>
-        </w:r>
-      </w:ins>
-      <w:ins w:id="312" w:author="PR Preview" w:date="2026-01-01T00:00:00Z">
-        <w:r>
-          <w:t xml:space="preserve"> </w:t>
-        </w:r>
-      </w:ins>
-      <m:oMath>
-        <m:r>
-          <m:t>μ</m:t>
-        </m:r>
-      </m:oMath>
-      <w:ins w:id="313" w:author="PR Preview" w:date="2026-01-01T00:00:00Z">
-        <w:r>
-          <w:t xml:space="preserve"> </w:t>
-        </w:r>
-      </w:ins>
-      <w:ins w:id="314" w:author="PR Preview" w:date="2026-01-01T00:00:00Z">
-        <w:r>
-          <w:t xml:space="preserve">be their population mean birth weight.</w:t>
-        </w:r>
-      </w:ins>
-      <w:ins w:id="315" w:author="PR Preview" w:date="2026-01-01T00:00:00Z">
-        <w:r>
-          <w:t xml:space="preserve"> </w:t>
-        </w:r>
-      </w:ins>
-      <w:ins w:id="316" w:author="PR Preview" w:date="2026-01-01T00:00:00Z">
-        <w:r>
-          <w:t xml:space="preserve">We draw</w:t>
-        </w:r>
-      </w:ins>
-      <w:ins w:id="317" w:author="PR Preview" w:date="2026-01-01T00:00:00Z">
-        <w:r>
-          <w:t xml:space="preserve"> </w:t>
-        </w:r>
-      </w:ins>
-      <m:oMath>
-        <m:r>
-          <m:t>n</m:t>
-        </m:r>
-      </m:oMath>
-      <w:ins w:id="318" w:author="PR Preview" w:date="2026-01-01T00:00:00Z">
-        <w:r>
-          <w:t xml:space="preserve"> </w:t>
-        </w:r>
-      </w:ins>
-      <w:ins w:id="319" w:author="PR Preview" w:date="2026-01-01T00:00:00Z">
-        <w:r>
-          <w:t xml:space="preserve">babies at random with replacement,</w:t>
-        </w:r>
-      </w:ins>
-      <w:ins w:id="320" w:author="PR Preview" w:date="2026-01-01T00:00:00Z">
-        <w:r>
-          <w:t xml:space="preserve"> </w:t>
-        </w:r>
-      </w:ins>
-      <w:ins w:id="321" w:author="PR Preview" w:date="2026-01-01T00:00:00Z">
-        <w:r>
-          <w:t xml:space="preserve">so the draws are independent with the population’s mean and variance,</w:t>
-        </w:r>
-      </w:ins>
-      <w:ins w:id="322" w:author="PR Preview" w:date="2026-01-01T00:00:00Z">
-        <w:r>
-          <w:t xml:space="preserve"> </w:t>
-        </w:r>
-      </w:ins>
-      <w:ins w:id="323" w:author="PR Preview" w:date="2026-01-01T00:00:00Z">
-        <w:r>
-          <w:t xml:space="preserve">and we ask how often the sample mean misses</w:t>
-        </w:r>
-      </w:ins>
-      <w:ins w:id="324" w:author="PR Preview" w:date="2026-01-01T00:00:00Z">
-        <w:r>
-          <w:t xml:space="preserve"> </w:t>
-        </w:r>
-      </w:ins>
-      <m:oMath>
-        <m:r>
-          <m:t>μ</m:t>
-        </m:r>
-      </m:oMath>
-      <w:ins w:id="325" w:author="PR Preview" w:date="2026-01-01T00:00:00Z">
-        <w:r>
-          <w:t xml:space="preserve"> </w:t>
-        </w:r>
-      </w:ins>
-      <w:ins w:id="326" w:author="PR Preview" w:date="2026-01-01T00:00:00Z">
-        <w:r>
-          <w:t xml:space="preserve">by at least</w:t>
-        </w:r>
-      </w:ins>
-      <w:ins w:id="327" w:author="PR Preview" w:date="2026-01-01T00:00:00Z">
-        <w:r>
-          <w:t xml:space="preserve"> </w:t>
-        </w:r>
-      </w:ins>
-      <m:oMath>
-        <m:r>
-          <m:t>ε</m:t>
-        </m:r>
-        <m:r>
-          <m:rPr>
-            <m:sty m:val="p"/>
-          </m:rPr>
-          <m:t>=</m:t>
-        </m:r>
-        <m:r>
-          <m:t>100</m:t>
-        </m:r>
-      </m:oMath>
-      <w:ins w:id="328" w:author="PR Preview" w:date="2026-01-01T00:00:00Z">
-        <w:r>
-          <w:t xml:space="preserve"> </w:t>
-        </w:r>
-      </w:ins>
-      <w:ins w:id="329" w:author="PR Preview" w:date="2026-01-01T00:00:00Z">
-        <w:r>
-          <w:t xml:space="preserve">grams.</w:t>
-        </w:r>
-      </w:ins>
-      <w:ins w:id="330" w:author="PR Preview" w:date="2026-01-01T00:00:00Z">
-        <w:r>
-          <w:t xml:space="preserve"> </w:t>
-        </w:r>
-      </w:ins>
-      <w:ins w:id="331" w:author="PR Preview" w:date="2026-01-01T00:00:00Z">
-        <w:r>
-          <w:t xml:space="preserve">For each</w:t>
-        </w:r>
-      </w:ins>
-      <w:ins w:id="332" w:author="PR Preview" w:date="2026-01-01T00:00:00Z">
-        <w:r>
-          <w:t xml:space="preserve"> </w:t>
-        </w:r>
-      </w:ins>
-      <m:oMath>
-        <m:r>
-          <m:t>n</m:t>
-        </m:r>
-      </m:oMath>
-      <w:ins w:id="333" w:author="PR Preview" w:date="2026-01-01T00:00:00Z">
-        <w:r>
-          <w:t xml:space="preserve"> </w:t>
-        </w:r>
-      </w:ins>
-      <w:ins w:id="334" w:author="PR Preview" w:date="2026-01-01T00:00:00Z">
-        <w:r>
-          <w:t xml:space="preserve">we repeat the sampling 2000 times</w:t>
-        </w:r>
-      </w:ins>
-      <w:ins w:id="335" w:author="PR Preview" w:date="2026-01-01T00:00:00Z">
-        <w:r>
-          <w:t xml:space="preserve"> </w:t>
-        </w:r>
-      </w:ins>
-      <w:ins w:id="336" w:author="PR Preview" w:date="2026-01-01T00:00:00Z">
-        <w:r>
-          <w:t xml:space="preserve">and report the fraction of repeats that miss,</w:t>
-        </w:r>
-      </w:ins>
-      <w:ins w:id="337" w:author="PR Preview" w:date="2026-01-01T00:00:00Z">
-        <w:r>
-          <w:t xml:space="preserve"> </w:t>
-        </w:r>
-      </w:ins>
-      <w:ins w:id="338" w:author="PR Preview" w:date="2026-01-01T00:00:00Z">
-        <w:r>
-          <w:t xml:space="preserve">with a 95% confidence interval for that probability</w:t>
-        </w:r>
-      </w:ins>
-      <w:ins w:id="339" w:author="PR Preview" w:date="2026-01-01T00:00:00Z">
-        <w:r>
-          <w:t xml:space="preserve"> </w:t>
-        </w:r>
-      </w:ins>
-      <w:ins w:id="340" w:author="PR Preview" w:date="2026-01-01T00:00:00Z">
-        <w:r>
-          <w:t xml:space="preserve">(the Wilson score interval with continuity correction, the default of</w:t>
-        </w:r>
-      </w:ins>
-      <w:ins w:id="341" w:author="PR Preview" w:date="2026-01-01T00:00:00Z">
-        <w:r>
-          <w:t xml:space="preserve"> </w:t>
-        </w:r>
-      </w:ins>
-      <w:ins w:id="342" w:author="PR Preview" w:date="2026-01-01T00:00:00Z">
         <w:r>
           <w:rPr>
-            <w:rStyle w:val="VerbatimChar"/>
+            <w:rStyle w:val="Hyperlink"/>
           </w:rPr>
-          <w:t xml:space="preserve">prop.test()</w:t>
+          <w:t xml:space="preserve">the example on two estimators of a mean</w:t>
         </w:r>
-      </w:ins>
-      <w:ins w:id="343" w:author="PR Preview" w:date="2026-01-01T00:00:00Z">
-        <w:r>
-          <w:t xml:space="preserve">),</w:t>
-        </w:r>
-      </w:ins>
-      <w:ins w:id="344" w:author="PR Preview" w:date="2026-01-01T00:00:00Z">
-        <w:r>
-          <w:t xml:space="preserve"> </w:t>
-        </w:r>
-      </w:ins>
-      <w:ins w:id="345" w:author="PR Preview" w:date="2026-01-01T00:00:00Z">
-        <w:r>
-          <w:t xml:space="preserve">next to the bound</w:t>
-        </w:r>
-      </w:ins>
-      <w:ins w:id="346" w:author="PR Preview" w:date="2026-01-01T00:00:00Z">
-        <w:r>
-          <w:t xml:space="preserve"> </w:t>
-        </w:r>
-      </w:ins>
-      <m:oMath>
-        <m:sSup>
-          <m:e>
-            <m:r>
-              <m:t>σ</m:t>
-            </m:r>
-          </m:e>
-          <m:sup>
-            <m:r>
-              <m:t>2</m:t>
-            </m:r>
-          </m:sup>
-        </m:sSup>
-        <m:r>
-          <m:rPr>
-            <m:sty m:val="p"/>
-          </m:rPr>
-          <m:t>/</m:t>
-        </m:r>
-        <m:r>
-          <m:rPr>
-            <m:sty m:val="p"/>
-          </m:rPr>
-          <m:t>(</m:t>
-        </m:r>
-        <m:r>
-          <m:t>n</m:t>
-        </m:r>
-        <m:sSup>
-          <m:e>
-            <m:r>
-              <m:t>ε</m:t>
-            </m:r>
-          </m:e>
-          <m:sup>
-            <m:r>
-              <m:t>2</m:t>
-            </m:r>
-          </m:sup>
-        </m:sSup>
-        <m:r>
-          <m:rPr>
-            <m:sty m:val="p"/>
-          </m:rPr>
-          <m:t>)</m:t>
-        </m:r>
-      </m:oMath>
-      <w:ins w:id="347" w:author="PR Preview" w:date="2026-01-01T00:00:00Z">
-        <w:r>
-          <w:t xml:space="preserve"> </w:t>
-        </w:r>
-      </w:ins>
-      <w:ins w:id="348" w:author="PR Preview" w:date="2026-01-01T00:00:00Z">
-        <w:r>
-          <w:t xml:space="preserve">that</w:t>
-        </w:r>
-      </w:ins>
-      <w:ins w:id="349" w:author="PR Preview" w:date="2026-01-01T00:00:00Z">
-        <w:r>
-          <w:t xml:space="preserve"> </w:t>
-        </w:r>
-      </w:ins>
-      <w:hyperlink w:anchor="lem-estimation-error-bound">
-        <w:ins w:id="350" w:author="PR Preview" w:date="2026-01-01T00:00:00Z">
-          <w:r>
-            <w:rPr>
-              <w:rStyle w:val="Hyperlink"/>
-            </w:rPr>
-            <w:t xml:space="preserve">Lemma 1</w:t>
-          </w:r>
-        </w:ins>
       </w:hyperlink>
-      <w:ins w:id="351" w:author="PR Preview" w:date="2026-01-01T00:00:00Z">
-        <w:r>
-          <w:t xml:space="preserve"> </w:t>
-        </w:r>
-      </w:ins>
-      <w:ins w:id="352" w:author="PR Preview" w:date="2026-01-01T00:00:00Z">
-        <w:r>
-          <w:t xml:space="preserve">gives, capped at 1 because a probability cannot exceed 1,</w:t>
-        </w:r>
-      </w:ins>
-      <w:ins w:id="353" w:author="PR Preview" w:date="2026-01-01T00:00:00Z">
-        <w:r>
-          <w:t xml:space="preserve"> </w:t>
-        </w:r>
-      </w:ins>
-      <w:ins w:id="354" w:author="PR Preview" w:date="2026-01-01T00:00:00Z">
-        <w:r>
-          <w:t xml:space="preserve">using</w:t>
-        </w:r>
-      </w:ins>
-      <w:ins w:id="355" w:author="PR Preview" w:date="2026-01-01T00:00:00Z">
-        <w:r>
-          <w:t xml:space="preserve"> </w:t>
-        </w:r>
-      </w:ins>
-      <m:oMath>
-        <m:r>
-          <m:rPr>
-            <m:sty m:val="p"/>
-          </m:rPr>
-          <m:t>MSE</m:t>
-        </m:r>
-        <m:r>
-          <m:t>​</m:t>
-        </m:r>
-        <m:d>
-          <m:dPr>
-            <m:begChr m:val="("/>
-            <m:sepChr m:val=""/>
-            <m:endChr m:val=")"/>
-            <m:grow/>
-          </m:dPr>
-          <m:e>
-            <m:sSub>
-              <m:e>
-                <m:acc>
-                  <m:accPr>
-                    <m:chr m:val="‾"/>
-                  </m:accPr>
-                  <m:e>
-                    <m:r>
-                      <m:t>X</m:t>
-                    </m:r>
-                  </m:e>
-                </m:acc>
-              </m:e>
-              <m:sub>
-                <m:r>
-                  <m:t>n</m:t>
-                </m:r>
-              </m:sub>
-            </m:sSub>
-          </m:e>
-        </m:d>
-        <m:r>
-          <m:t>​</m:t>
-        </m:r>
-        <m:r>
-          <m:rPr>
-            <m:sty m:val="p"/>
-          </m:rPr>
-          <m:t>=</m:t>
-        </m:r>
-        <m:sSup>
-          <m:e>
-            <m:r>
-              <m:t>σ</m:t>
-            </m:r>
-          </m:e>
-          <m:sup>
-            <m:r>
-              <m:t>2</m:t>
-            </m:r>
-          </m:sup>
-        </m:sSup>
-        <m:r>
-          <m:rPr>
-            <m:sty m:val="p"/>
-          </m:rPr>
-          <m:t>/</m:t>
-        </m:r>
-        <m:r>
-          <m:t>n</m:t>
-        </m:r>
-      </m:oMath>
-      <w:ins w:id="356" w:author="PR Preview" w:date="2026-01-01T00:00:00Z">
-        <w:r>
-          <w:t xml:space="preserve"> </w:t>
-        </w:r>
-      </w:ins>
-      <w:ins w:id="357" w:author="PR Preview" w:date="2026-01-01T00:00:00Z">
-        <w:r>
-          <w:t xml:space="preserve">from</w:t>
-        </w:r>
-      </w:ins>
-      <w:ins w:id="358" w:author="PR Preview" w:date="2026-01-01T00:00:00Z">
-        <w:r>
-          <w:t xml:space="preserve"> </w:t>
-        </w:r>
-      </w:ins>
-      <w:hyperlink r:id="rId25">
-        <w:ins w:id="359" w:author="PR Preview" w:date="2026-01-01T00:00:00Z">
-          <w:r>
-            <w:rPr>
-              <w:rStyle w:val="Hyperlink"/>
-            </w:rPr>
-            <w:t xml:space="preserve">the example on two estimators of a mean</w:t>
-          </w:r>
-        </w:ins>
-      </w:hyperlink>
-      <w:ins w:id="360" w:author="PR Preview" w:date="2026-01-01T00:00:00Z">
-        <w:r>
-          <w:t xml:space="preserve">.</w:t>
-        </w:r>
-      </w:ins>
+      <w:r>
+        <w:t xml:space="preserve">.</w:t>
+      </w:r>
     </w:p>
     <w:p>
       <w:pPr>
@@ -7487,30 +5635,22 @@
       <w:pPr>
         <w:pStyle w:val="FirstParagraph"/>
       </w:pPr>
-      <w:del w:id="361" w:author="PR Preview" w:date="2026-01-01T00:00:00Z">
-        <w:r>
-          <w:rPr>
-            <w:b/>
-            <w:bCs/>
-          </w:rPr>
-          <w:delText xml:space="preserve">Definition 2 (Relative efficiency)</w:delText>
-        </w:r>
-      </w:del>
-      <w:del w:id="362" w:author="PR Preview" w:date="2026-01-01T00:00:00Z">
-        <w:r>
-          <w:delText xml:space="preserve"> </w:delText>
-        </w:r>
-      </w:del>
-      <w:del w:id="363" w:author="PR Preview" w:date="2026-01-01T00:00:00Z">
-        <w:r>
-          <w:delText xml:space="preserve">Let</w:delText>
-        </w:r>
-      </w:del>
-      <w:del w:id="364" w:author="PR Preview" w:date="2026-01-01T00:00:00Z">
-        <w:r>
-          <w:delText xml:space="preserve"> </w:delText>
-        </w:r>
-      </w:del>
+      <w:r>
+        <w:rPr>
+          <w:b/>
+          <w:bCs/>
+        </w:rPr>
+        <w:t xml:space="preserve">Definition 2 (Relative efficiency)</w:t>
+      </w:r>
+      <w:r>
+        <w:t xml:space="preserve"> </w:t>
+      </w:r>
+      <w:r>
+        <w:t xml:space="preserve">Let</w:t>
+      </w:r>
+      <w:r>
+        <w:t xml:space="preserve"> </w:t>
+      </w:r>
       <m:oMath>
         <m:sSub>
           <m:e>
@@ -7532,21 +5672,15 @@
           </m:sub>
         </m:sSub>
       </m:oMath>
-      <w:del w:id="365" w:author="PR Preview" w:date="2026-01-01T00:00:00Z">
-        <w:r>
-          <w:delText xml:space="preserve"> </w:delText>
-        </w:r>
-      </w:del>
-      <w:del w:id="366" w:author="PR Preview" w:date="2026-01-01T00:00:00Z">
-        <w:r>
-          <w:delText xml:space="preserve">and</w:delText>
-        </w:r>
-      </w:del>
-      <w:del w:id="367" w:author="PR Preview" w:date="2026-01-01T00:00:00Z">
-        <w:r>
-          <w:delText xml:space="preserve"> </w:delText>
-        </w:r>
-      </w:del>
+      <w:r>
+        <w:t xml:space="preserve"> </w:t>
+      </w:r>
+      <w:r>
+        <w:t xml:space="preserve">and</w:t>
+      </w:r>
+      <w:r>
+        <w:t xml:space="preserve"> </w:t>
+      </w:r>
       <m:oMath>
         <m:sSub>
           <m:e>
@@ -7568,70 +5702,48 @@
           </m:sub>
         </m:sSub>
       </m:oMath>
-      <w:del w:id="368" w:author="PR Preview" w:date="2026-01-01T00:00:00Z">
-        <w:r>
-          <w:delText xml:space="preserve"> </w:delText>
-        </w:r>
-      </w:del>
-      <w:del w:id="369" w:author="PR Preview" w:date="2026-01-01T00:00:00Z">
-        <w:r>
-          <w:delText xml:space="preserve">be two estimators of the same estimand</w:delText>
-        </w:r>
-      </w:del>
-      <w:del w:id="370" w:author="PR Preview" w:date="2026-01-01T00:00:00Z">
-        <w:r>
-          <w:delText xml:space="preserve"> </w:delText>
-        </w:r>
-      </w:del>
+      <w:r>
+        <w:t xml:space="preserve"> </w:t>
+      </w:r>
+      <w:r>
+        <w:t xml:space="preserve">be two estimators of the same estimand</w:t>
+      </w:r>
+      <w:r>
+        <w:t xml:space="preserve"> </w:t>
+      </w:r>
       <m:oMath>
         <m:r>
           <m:t>θ</m:t>
         </m:r>
       </m:oMath>
-      <w:del w:id="371" w:author="PR Preview" w:date="2026-01-01T00:00:00Z">
-        <w:r>
-          <w:delText xml:space="preserve">.</w:delText>
-        </w:r>
-      </w:del>
-      <w:del w:id="372" w:author="PR Preview" w:date="2026-01-01T00:00:00Z">
-        <w:r>
-          <w:delText xml:space="preserve"> </w:delText>
-        </w:r>
-      </w:del>
-      <w:del w:id="373" w:author="PR Preview" w:date="2026-01-01T00:00:00Z">
-        <w:r>
-          <w:delText xml:space="preserve">The</w:delText>
-        </w:r>
-      </w:del>
-      <w:del w:id="374" w:author="PR Preview" w:date="2026-01-01T00:00:00Z">
-        <w:r>
-          <w:delText xml:space="preserve"> </w:delText>
-        </w:r>
-      </w:del>
-      <w:del w:id="375" w:author="PR Preview" w:date="2026-01-01T00:00:00Z">
-        <w:r>
-          <w:rPr>
-            <w:b/>
-            <w:bCs/>
-          </w:rPr>
-          <w:delText xml:space="preserve">relative efficiency</w:delText>
-        </w:r>
-      </w:del>
-      <w:del w:id="376" w:author="PR Preview" w:date="2026-01-01T00:00:00Z">
-        <w:r>
-          <w:delText xml:space="preserve"> </w:delText>
-        </w:r>
-      </w:del>
-      <w:del w:id="377" w:author="PR Preview" w:date="2026-01-01T00:00:00Z">
-        <w:r>
-          <w:delText xml:space="preserve">of</w:delText>
-        </w:r>
-      </w:del>
-      <w:del w:id="378" w:author="PR Preview" w:date="2026-01-01T00:00:00Z">
-        <w:r>
-          <w:delText xml:space="preserve"> </w:delText>
-        </w:r>
-      </w:del>
+      <w:r>
+        <w:t xml:space="preserve">.</w:t>
+      </w:r>
+      <w:r>
+        <w:t xml:space="preserve"> </w:t>
+      </w:r>
+      <w:r>
+        <w:t xml:space="preserve">The</w:t>
+      </w:r>
+      <w:r>
+        <w:t xml:space="preserve"> </w:t>
+      </w:r>
+      <w:r>
+        <w:rPr>
+          <w:b/>
+          <w:bCs/>
+        </w:rPr>
+        <w:t xml:space="preserve">relative efficiency</w:t>
+      </w:r>
+      <w:r>
+        <w:t xml:space="preserve"> </w:t>
+      </w:r>
+      <w:r>
+        <w:t xml:space="preserve">of</w:t>
+      </w:r>
+      <w:r>
+        <w:t xml:space="preserve"> </w:t>
+      </w:r>
       <m:oMath>
         <m:sSub>
           <m:e>
@@ -7653,21 +5765,15 @@
           </m:sub>
         </m:sSub>
       </m:oMath>
-      <w:del w:id="379" w:author="PR Preview" w:date="2026-01-01T00:00:00Z">
-        <w:r>
-          <w:delText xml:space="preserve"> </w:delText>
-        </w:r>
-      </w:del>
-      <w:del w:id="380" w:author="PR Preview" w:date="2026-01-01T00:00:00Z">
-        <w:r>
-          <w:delText xml:space="preserve">with respect to</w:delText>
-        </w:r>
-      </w:del>
-      <w:del w:id="381" w:author="PR Preview" w:date="2026-01-01T00:00:00Z">
-        <w:r>
-          <w:delText xml:space="preserve"> </w:delText>
-        </w:r>
-      </w:del>
+      <w:r>
+        <w:t xml:space="preserve"> </w:t>
+      </w:r>
+      <w:r>
+        <w:t xml:space="preserve">with respect to</w:t>
+      </w:r>
+      <w:r>
+        <w:t xml:space="preserve"> </w:t>
+      </w:r>
       <m:oMath>
         <m:sSub>
           <m:e>
@@ -7689,51 +5795,35 @@
           </m:sub>
         </m:sSub>
       </m:oMath>
-      <w:del w:id="382" w:author="PR Preview" w:date="2026-01-01T00:00:00Z">
+      <w:r>
+        <w:t xml:space="preserve"> </w:t>
+      </w:r>
+      <w:r>
+        <w:t xml:space="preserve">is the ratio of their</w:t>
+      </w:r>
+      <w:r>
+        <w:t xml:space="preserve"> </w:t>
+      </w:r>
+      <w:hyperlink r:id="rId15">
         <w:r>
-          <w:delText xml:space="preserve"> </w:delText>
+          <w:rPr>
+            <w:rStyle w:val="Hyperlink"/>
+          </w:rPr>
+          <w:t xml:space="preserve">pMSEs</w:t>
         </w:r>
-      </w:del>
-      <w:del w:id="383" w:author="PR Preview" w:date="2026-01-01T00:00:00Z">
-        <w:r>
-          <w:delText xml:space="preserve">is the ratio of their</w:delText>
-        </w:r>
-      </w:del>
-      <w:del w:id="384" w:author="PR Preview" w:date="2026-01-01T00:00:00Z">
-        <w:r>
-          <w:delText xml:space="preserve"> </w:delText>
-        </w:r>
-      </w:del>
-      <w:hyperlink r:id="rId15">
-        <w:del w:id="385" w:author="PR Preview" w:date="2026-01-01T00:00:00Z">
-          <w:r>
-            <w:rPr>
-              <w:rStyle w:val="Hyperlink"/>
-            </w:rPr>
-            <w:delText xml:space="preserve">mean squared errors</w:delText>
-          </w:r>
-        </w:del>
       </w:hyperlink>
-      <w:del w:id="386" w:author="PR Preview" w:date="2026-01-01T00:00:00Z">
-        <w:r>
-          <w:delText xml:space="preserve">,</w:delText>
-        </w:r>
-      </w:del>
-      <w:del w:id="387" w:author="PR Preview" w:date="2026-01-01T00:00:00Z">
-        <w:r>
-          <w:delText xml:space="preserve"> </w:delText>
-        </w:r>
-      </w:del>
-      <w:del w:id="388" w:author="PR Preview" w:date="2026-01-01T00:00:00Z">
-        <w:r>
-          <w:delText xml:space="preserve">the reference estimator’s, that of</w:delText>
-        </w:r>
-      </w:del>
-      <w:del w:id="389" w:author="PR Preview" w:date="2026-01-01T00:00:00Z">
-        <w:r>
-          <w:delText xml:space="preserve"> </w:delText>
-        </w:r>
-      </w:del>
+      <w:r>
+        <w:t xml:space="preserve">,</w:t>
+      </w:r>
+      <w:r>
+        <w:t xml:space="preserve"> </w:t>
+      </w:r>
+      <w:r>
+        <w:t xml:space="preserve">the reference estimator’s, that of</w:t>
+      </w:r>
+      <w:r>
+        <w:t xml:space="preserve"> </w:t>
+      </w:r>
       <m:oMath>
         <m:sSub>
           <m:e>
@@ -7755,289 +5845,9 @@
           </m:sub>
         </m:sSub>
       </m:oMath>
-      <w:del w:id="390" w:author="PR Preview" w:date="2026-01-01T00:00:00Z">
-        <w:r>
-          <w:delText xml:space="preserve">, in the numerator:</w:delText>
-        </w:r>
-      </w:del>
-    </w:p>
-    <w:p>
-      <w:pPr>
-        <w:pStyle w:val="FirstParagraph"/>
-      </w:pPr>
-      <w:ins w:id="391" w:author="PR Preview" w:date="2026-01-01T00:00:00Z">
-        <w:r>
-          <w:rPr>
-            <w:b/>
-            <w:bCs/>
-          </w:rPr>
-          <w:t xml:space="preserve">Definition 2 (Relative efficiency)</w:t>
-        </w:r>
-      </w:ins>
-      <w:ins w:id="392" w:author="PR Preview" w:date="2026-01-01T00:00:00Z">
-        <w:r>
-          <w:t xml:space="preserve"> </w:t>
-        </w:r>
-      </w:ins>
-      <w:ins w:id="393" w:author="PR Preview" w:date="2026-01-01T00:00:00Z">
-        <w:r>
-          <w:t xml:space="preserve">Let</w:t>
-        </w:r>
-      </w:ins>
-      <w:ins w:id="394" w:author="PR Preview" w:date="2026-01-01T00:00:00Z">
-        <w:r>
-          <w:t xml:space="preserve"> </w:t>
-        </w:r>
-      </w:ins>
-      <m:oMath>
-        <m:sSub>
-          <m:e>
-            <m:acc>
-              <m:accPr>
-                <m:chr m:val="̂"/>
-              </m:accPr>
-              <m:e>
-                <m:r>
-                  <m:t>θ</m:t>
-                </m:r>
-              </m:e>
-            </m:acc>
-          </m:e>
-          <m:sub>
-            <m:r>
-              <m:t>a</m:t>
-            </m:r>
-          </m:sub>
-        </m:sSub>
-      </m:oMath>
-      <w:ins w:id="395" w:author="PR Preview" w:date="2026-01-01T00:00:00Z">
-        <w:r>
-          <w:t xml:space="preserve"> </w:t>
-        </w:r>
-      </w:ins>
-      <w:ins w:id="396" w:author="PR Preview" w:date="2026-01-01T00:00:00Z">
-        <w:r>
-          <w:t xml:space="preserve">and</w:t>
-        </w:r>
-      </w:ins>
-      <w:ins w:id="397" w:author="PR Preview" w:date="2026-01-01T00:00:00Z">
-        <w:r>
-          <w:t xml:space="preserve"> </w:t>
-        </w:r>
-      </w:ins>
-      <m:oMath>
-        <m:sSub>
-          <m:e>
-            <m:acc>
-              <m:accPr>
-                <m:chr m:val="̂"/>
-              </m:accPr>
-              <m:e>
-                <m:r>
-                  <m:t>θ</m:t>
-                </m:r>
-              </m:e>
-            </m:acc>
-          </m:e>
-          <m:sub>
-            <m:r>
-              <m:t>b</m:t>
-            </m:r>
-          </m:sub>
-        </m:sSub>
-      </m:oMath>
-      <w:ins w:id="398" w:author="PR Preview" w:date="2026-01-01T00:00:00Z">
-        <w:r>
-          <w:t xml:space="preserve"> </w:t>
-        </w:r>
-      </w:ins>
-      <w:ins w:id="399" w:author="PR Preview" w:date="2026-01-01T00:00:00Z">
-        <w:r>
-          <w:t xml:space="preserve">be two estimators of the same estimand</w:t>
-        </w:r>
-      </w:ins>
-      <w:ins w:id="400" w:author="PR Preview" w:date="2026-01-01T00:00:00Z">
-        <w:r>
-          <w:t xml:space="preserve"> </w:t>
-        </w:r>
-      </w:ins>
-      <m:oMath>
-        <m:r>
-          <m:t>θ</m:t>
-        </m:r>
-      </m:oMath>
-      <w:ins w:id="401" w:author="PR Preview" w:date="2026-01-01T00:00:00Z">
-        <w:r>
-          <w:t xml:space="preserve">.</w:t>
-        </w:r>
-      </w:ins>
-      <w:ins w:id="402" w:author="PR Preview" w:date="2026-01-01T00:00:00Z">
-        <w:r>
-          <w:t xml:space="preserve"> </w:t>
-        </w:r>
-      </w:ins>
-      <w:ins w:id="403" w:author="PR Preview" w:date="2026-01-01T00:00:00Z">
-        <w:r>
-          <w:t xml:space="preserve">The</w:t>
-        </w:r>
-      </w:ins>
-      <w:ins w:id="404" w:author="PR Preview" w:date="2026-01-01T00:00:00Z">
-        <w:r>
-          <w:t xml:space="preserve"> </w:t>
-        </w:r>
-      </w:ins>
-      <w:ins w:id="405" w:author="PR Preview" w:date="2026-01-01T00:00:00Z">
-        <w:r>
-          <w:rPr>
-            <w:b/>
-            <w:bCs/>
-          </w:rPr>
-          <w:t xml:space="preserve">relative efficiency</w:t>
-        </w:r>
-      </w:ins>
-      <w:ins w:id="406" w:author="PR Preview" w:date="2026-01-01T00:00:00Z">
-        <w:r>
-          <w:t xml:space="preserve"> </w:t>
-        </w:r>
-      </w:ins>
-      <w:ins w:id="407" w:author="PR Preview" w:date="2026-01-01T00:00:00Z">
-        <w:r>
-          <w:t xml:space="preserve">of</w:t>
-        </w:r>
-      </w:ins>
-      <w:ins w:id="408" w:author="PR Preview" w:date="2026-01-01T00:00:00Z">
-        <w:r>
-          <w:t xml:space="preserve"> </w:t>
-        </w:r>
-      </w:ins>
-      <m:oMath>
-        <m:sSub>
-          <m:e>
-            <m:acc>
-              <m:accPr>
-                <m:chr m:val="̂"/>
-              </m:accPr>
-              <m:e>
-                <m:r>
-                  <m:t>θ</m:t>
-                </m:r>
-              </m:e>
-            </m:acc>
-          </m:e>
-          <m:sub>
-            <m:r>
-              <m:t>a</m:t>
-            </m:r>
-          </m:sub>
-        </m:sSub>
-      </m:oMath>
-      <w:ins w:id="409" w:author="PR Preview" w:date="2026-01-01T00:00:00Z">
-        <w:r>
-          <w:t xml:space="preserve"> </w:t>
-        </w:r>
-      </w:ins>
-      <w:ins w:id="410" w:author="PR Preview" w:date="2026-01-01T00:00:00Z">
-        <w:r>
-          <w:t xml:space="preserve">with respect to</w:t>
-        </w:r>
-      </w:ins>
-      <w:ins w:id="411" w:author="PR Preview" w:date="2026-01-01T00:00:00Z">
-        <w:r>
-          <w:t xml:space="preserve"> </w:t>
-        </w:r>
-      </w:ins>
-      <m:oMath>
-        <m:sSub>
-          <m:e>
-            <m:acc>
-              <m:accPr>
-                <m:chr m:val="̂"/>
-              </m:accPr>
-              <m:e>
-                <m:r>
-                  <m:t>θ</m:t>
-                </m:r>
-              </m:e>
-            </m:acc>
-          </m:e>
-          <m:sub>
-            <m:r>
-              <m:t>b</m:t>
-            </m:r>
-          </m:sub>
-        </m:sSub>
-      </m:oMath>
-      <w:ins w:id="412" w:author="PR Preview" w:date="2026-01-01T00:00:00Z">
-        <w:r>
-          <w:t xml:space="preserve"> </w:t>
-        </w:r>
-      </w:ins>
-      <w:ins w:id="413" w:author="PR Preview" w:date="2026-01-01T00:00:00Z">
-        <w:r>
-          <w:t xml:space="preserve">is the ratio of their</w:t>
-        </w:r>
-      </w:ins>
-      <w:ins w:id="414" w:author="PR Preview" w:date="2026-01-01T00:00:00Z">
-        <w:r>
-          <w:t xml:space="preserve"> </w:t>
-        </w:r>
-      </w:ins>
-      <w:hyperlink r:id="rId15">
-        <w:ins w:id="415" w:author="PR Preview" w:date="2026-01-01T00:00:00Z">
-          <w:r>
-            <w:rPr>
-              <w:rStyle w:val="Hyperlink"/>
-            </w:rPr>
-            <w:t xml:space="preserve">pMSEs</w:t>
-          </w:r>
-        </w:ins>
-      </w:hyperlink>
-      <w:ins w:id="416" w:author="PR Preview" w:date="2026-01-01T00:00:00Z">
-        <w:r>
-          <w:t xml:space="preserve">,</w:t>
-        </w:r>
-      </w:ins>
-      <w:ins w:id="417" w:author="PR Preview" w:date="2026-01-01T00:00:00Z">
-        <w:r>
-          <w:t xml:space="preserve"> </w:t>
-        </w:r>
-      </w:ins>
-      <w:ins w:id="418" w:author="PR Preview" w:date="2026-01-01T00:00:00Z">
-        <w:r>
-          <w:t xml:space="preserve">the reference estimator’s, that of</w:t>
-        </w:r>
-      </w:ins>
-      <w:ins w:id="419" w:author="PR Preview" w:date="2026-01-01T00:00:00Z">
-        <w:r>
-          <w:t xml:space="preserve"> </w:t>
-        </w:r>
-      </w:ins>
-      <m:oMath>
-        <m:sSub>
-          <m:e>
-            <m:acc>
-              <m:accPr>
-                <m:chr m:val="̂"/>
-              </m:accPr>
-              <m:e>
-                <m:r>
-                  <m:t>θ</m:t>
-                </m:r>
-              </m:e>
-            </m:acc>
-          </m:e>
-          <m:sub>
-            <m:r>
-              <m:t>b</m:t>
-            </m:r>
-          </m:sub>
-        </m:sSub>
-      </m:oMath>
-      <w:ins w:id="420" w:author="PR Preview" w:date="2026-01-01T00:00:00Z">
-        <w:r>
-          <w:t xml:space="preserve">, in the numerator:</w:t>
-        </w:r>
-      </w:ins>
+      <w:r>
+        <w:t xml:space="preserve">, in the numerator:</w:t>
+      </w:r>
     </w:p>
     <w:p>
       <w:pPr>
@@ -8057,7 +5867,7 @@
                 <m:rPr>
                   <m:sty m:val="p"/>
                 </m:rPr>
-                <m:t>MSE</m:t>
+                <m:t>pMSE</m:t>
               </m:r>
               <m:r>
                 <m:t>​</m:t>
@@ -8100,7 +5910,7 @@
                 <m:rPr>
                   <m:sty m:val="p"/>
                 </m:rPr>
-                <m:t>MSE</m:t>
+                <m:t>pMSE</m:t>
               </m:r>
               <m:r>
                 <m:t>​</m:t>
@@ -8180,30 +5990,22 @@
       <w:pPr>
         <w:pStyle w:val="BodyText"/>
       </w:pPr>
-      <w:del w:id="421" w:author="PR Preview" w:date="2026-01-01T00:00:00Z">
-        <w:r>
-          <w:rPr>
-            <w:i/>
-            <w:iCs/>
-          </w:rPr>
-          <w:delText xml:space="preserve">Remark 3</w:delText>
-        </w:r>
-      </w:del>
-      <w:del w:id="422" w:author="PR Preview" w:date="2026-01-01T00:00:00Z">
-        <w:r>
-          <w:delText xml:space="preserve"> (Reading the relative efficiency). </w:delText>
-        </w:r>
-      </w:del>
-      <w:del w:id="423" w:author="PR Preview" w:date="2026-01-01T00:00:00Z">
-        <w:r>
-          <w:delText xml:space="preserve">A relative efficiency above 1 means</w:delText>
-        </w:r>
-      </w:del>
-      <w:del w:id="424" w:author="PR Preview" w:date="2026-01-01T00:00:00Z">
-        <w:r>
-          <w:delText xml:space="preserve"> </w:delText>
-        </w:r>
-      </w:del>
+      <w:r>
+        <w:rPr>
+          <w:i/>
+          <w:iCs/>
+        </w:rPr>
+        <w:t xml:space="preserve">Remark 3</w:t>
+      </w:r>
+      <w:r>
+        <w:t xml:space="preserve"> (Reading the relative efficiency). </w:t>
+      </w:r>
+      <w:r>
+        <w:t xml:space="preserve">A relative efficiency above 1 means</w:t>
+      </w:r>
+      <w:r>
+        <w:t xml:space="preserve"> </w:t>
+      </w:r>
       <m:oMath>
         <m:sSub>
           <m:e>
@@ -8225,21 +6027,15 @@
           </m:sub>
         </m:sSub>
       </m:oMath>
-      <w:del w:id="425" w:author="PR Preview" w:date="2026-01-01T00:00:00Z">
-        <w:r>
-          <w:delText xml:space="preserve"> </w:delText>
-        </w:r>
-      </w:del>
-      <w:del w:id="426" w:author="PR Preview" w:date="2026-01-01T00:00:00Z">
-        <w:r>
-          <w:delText xml:space="preserve">is more accurate than</w:delText>
-        </w:r>
-      </w:del>
-      <w:del w:id="427" w:author="PR Preview" w:date="2026-01-01T00:00:00Z">
-        <w:r>
-          <w:delText xml:space="preserve"> </w:delText>
-        </w:r>
-      </w:del>
+      <w:r>
+        <w:t xml:space="preserve"> </w:t>
+      </w:r>
+      <w:r>
+        <w:t xml:space="preserve">is more accurate than</w:t>
+      </w:r>
+      <w:r>
+        <w:t xml:space="preserve"> </w:t>
+      </w:r>
       <m:oMath>
         <m:sSub>
           <m:e>
@@ -8261,262 +6057,61 @@
           </m:sub>
         </m:sSub>
       </m:oMath>
-      <w:del w:id="428" w:author="PR Preview" w:date="2026-01-01T00:00:00Z">
-        <w:r>
-          <w:delText xml:space="preserve">,</w:delText>
-        </w:r>
-      </w:del>
-      <w:del w:id="429" w:author="PR Preview" w:date="2026-01-01T00:00:00Z">
-        <w:r>
-          <w:delText xml:space="preserve"> </w:delText>
-        </w:r>
-      </w:del>
-      <w:del w:id="430" w:author="PR Preview" w:date="2026-01-01T00:00:00Z">
-        <w:r>
-          <w:delText xml:space="preserve">and below 1 means it is less accurate.</w:delText>
-        </w:r>
-      </w:del>
-      <w:del w:id="431" w:author="PR Preview" w:date="2026-01-01T00:00:00Z">
-        <w:r>
-          <w:delText xml:space="preserve"> </w:delText>
-        </w:r>
-      </w:del>
-      <w:del w:id="432" w:author="PR Preview" w:date="2026-01-01T00:00:00Z">
-        <w:r>
-          <w:delText xml:space="preserve">For two</w:delText>
-        </w:r>
-      </w:del>
-      <w:del w:id="433" w:author="PR Preview" w:date="2026-01-01T00:00:00Z">
-        <w:r>
-          <w:delText xml:space="preserve"> </w:delText>
-        </w:r>
-      </w:del>
+      <w:r>
+        <w:t xml:space="preserve">,</w:t>
+      </w:r>
+      <w:r>
+        <w:t xml:space="preserve"> </w:t>
+      </w:r>
+      <w:r>
+        <w:t xml:space="preserve">and below 1 means it is less accurate.</w:t>
+      </w:r>
+      <w:r>
+        <w:t xml:space="preserve"> </w:t>
+      </w:r>
+      <w:r>
+        <w:t xml:space="preserve">For two</w:t>
+      </w:r>
+      <w:r>
+        <w:t xml:space="preserve"> </w:t>
+      </w:r>
       <w:hyperlink r:id="rId14">
-        <w:del w:id="434" w:author="PR Preview" w:date="2026-01-01T00:00:00Z">
-          <w:r>
-            <w:rPr>
-              <w:rStyle w:val="Hyperlink"/>
-            </w:rPr>
-            <w:delText xml:space="preserve">unbiased</w:delText>
-          </w:r>
-        </w:del>
-      </w:hyperlink>
-      <w:del w:id="435" w:author="PR Preview" w:date="2026-01-01T00:00:00Z">
-        <w:r>
-          <w:delText xml:space="preserve"> </w:delText>
-        </w:r>
-      </w:del>
-      <w:del w:id="436" w:author="PR Preview" w:date="2026-01-01T00:00:00Z">
-        <w:r>
-          <w:delText xml:space="preserve">estimators the mean squared errors are the variances</w:delText>
-        </w:r>
-      </w:del>
-      <w:del w:id="437" w:author="PR Preview" w:date="2026-01-01T00:00:00Z">
-        <w:r>
-          <w:delText xml:space="preserve"> </w:delText>
-        </w:r>
-      </w:del>
-      <w:del w:id="438" w:author="PR Preview" w:date="2026-01-01T00:00:00Z">
-        <w:r>
-          <w:delText xml:space="preserve">(</w:delText>
-        </w:r>
-      </w:del>
-      <w:hyperlink r:id="rId37">
-        <w:del w:id="439" w:author="PR Preview" w:date="2026-01-01T00:00:00Z">
-          <w:r>
-            <w:rPr>
-              <w:rStyle w:val="Hyperlink"/>
-            </w:rPr>
-            <w:delText xml:space="preserve">mean squared error equals bias squared plus variance</w:delText>
-          </w:r>
-        </w:del>
-      </w:hyperlink>
-      <w:del w:id="440" w:author="PR Preview" w:date="2026-01-01T00:00:00Z">
-        <w:r>
-          <w:delText xml:space="preserve">, with zero bias),</w:delText>
-        </w:r>
-      </w:del>
-      <w:del w:id="441" w:author="PR Preview" w:date="2026-01-01T00:00:00Z">
-        <w:r>
-          <w:delText xml:space="preserve"> </w:delText>
-        </w:r>
-      </w:del>
-      <w:del w:id="442" w:author="PR Preview" w:date="2026-01-01T00:00:00Z">
-        <w:r>
-          <w:delText xml:space="preserve">so the relative efficiency is the ratio of the variances.</w:delText>
-        </w:r>
-      </w:del>
-    </w:p>
-    <w:p>
-      <w:pPr>
-        <w:pStyle w:val="BodyText"/>
-      </w:pPr>
-      <w:ins w:id="443" w:author="PR Preview" w:date="2026-01-01T00:00:00Z">
         <w:r>
           <w:rPr>
-            <w:i/>
-            <w:iCs/>
+            <w:rStyle w:val="Hyperlink"/>
           </w:rPr>
-          <w:t xml:space="preserve">Remark 3</w:t>
+          <w:t xml:space="preserve">unbiased</w:t>
         </w:r>
-      </w:ins>
-      <w:ins w:id="444" w:author="PR Preview" w:date="2026-01-01T00:00:00Z">
+      </w:hyperlink>
+      <w:r>
+        <w:t xml:space="preserve"> </w:t>
+      </w:r>
+      <w:r>
+        <w:t xml:space="preserve">estimators the pMSEs are the variances</w:t>
+      </w:r>
+      <w:r>
+        <w:t xml:space="preserve"> </w:t>
+      </w:r>
+      <w:r>
+        <w:t xml:space="preserve">(</w:t>
+      </w:r>
+      <w:hyperlink r:id="rId37">
         <w:r>
-          <w:t xml:space="preserve"> (Reading the relative efficiency). </w:t>
+          <w:rPr>
+            <w:rStyle w:val="Hyperlink"/>
+          </w:rPr>
+          <w:t xml:space="preserve">pMSE equals bias squared plus variance</w:t>
         </w:r>
-      </w:ins>
-      <w:ins w:id="445" w:author="PR Preview" w:date="2026-01-01T00:00:00Z">
-        <w:r>
-          <w:t xml:space="preserve">A relative efficiency above 1 means</w:t>
-        </w:r>
-      </w:ins>
-      <w:ins w:id="446" w:author="PR Preview" w:date="2026-01-01T00:00:00Z">
-        <w:r>
-          <w:t xml:space="preserve"> </w:t>
-        </w:r>
-      </w:ins>
-      <m:oMath>
-        <m:sSub>
-          <m:e>
-            <m:acc>
-              <m:accPr>
-                <m:chr m:val="̂"/>
-              </m:accPr>
-              <m:e>
-                <m:r>
-                  <m:t>θ</m:t>
-                </m:r>
-              </m:e>
-            </m:acc>
-          </m:e>
-          <m:sub>
-            <m:r>
-              <m:t>a</m:t>
-            </m:r>
-          </m:sub>
-        </m:sSub>
-      </m:oMath>
-      <w:ins w:id="447" w:author="PR Preview" w:date="2026-01-01T00:00:00Z">
-        <w:r>
-          <w:t xml:space="preserve"> </w:t>
-        </w:r>
-      </w:ins>
-      <w:ins w:id="448" w:author="PR Preview" w:date="2026-01-01T00:00:00Z">
-        <w:r>
-          <w:t xml:space="preserve">is more accurate than</w:t>
-        </w:r>
-      </w:ins>
-      <w:ins w:id="449" w:author="PR Preview" w:date="2026-01-01T00:00:00Z">
-        <w:r>
-          <w:t xml:space="preserve"> </w:t>
-        </w:r>
-      </w:ins>
-      <m:oMath>
-        <m:sSub>
-          <m:e>
-            <m:acc>
-              <m:accPr>
-                <m:chr m:val="̂"/>
-              </m:accPr>
-              <m:e>
-                <m:r>
-                  <m:t>θ</m:t>
-                </m:r>
-              </m:e>
-            </m:acc>
-          </m:e>
-          <m:sub>
-            <m:r>
-              <m:t>b</m:t>
-            </m:r>
-          </m:sub>
-        </m:sSub>
-      </m:oMath>
-      <w:ins w:id="450" w:author="PR Preview" w:date="2026-01-01T00:00:00Z">
-        <w:r>
-          <w:t xml:space="preserve">,</w:t>
-        </w:r>
-      </w:ins>
-      <w:ins w:id="451" w:author="PR Preview" w:date="2026-01-01T00:00:00Z">
-        <w:r>
-          <w:t xml:space="preserve"> </w:t>
-        </w:r>
-      </w:ins>
-      <w:ins w:id="452" w:author="PR Preview" w:date="2026-01-01T00:00:00Z">
-        <w:r>
-          <w:t xml:space="preserve">and below 1 means it is less accurate.</w:t>
-        </w:r>
-      </w:ins>
-      <w:ins w:id="453" w:author="PR Preview" w:date="2026-01-01T00:00:00Z">
-        <w:r>
-          <w:t xml:space="preserve"> </w:t>
-        </w:r>
-      </w:ins>
-      <w:ins w:id="454" w:author="PR Preview" w:date="2026-01-01T00:00:00Z">
-        <w:r>
-          <w:t xml:space="preserve">For two</w:t>
-        </w:r>
-      </w:ins>
-      <w:ins w:id="455" w:author="PR Preview" w:date="2026-01-01T00:00:00Z">
-        <w:r>
-          <w:t xml:space="preserve"> </w:t>
-        </w:r>
-      </w:ins>
-      <w:hyperlink r:id="rId14">
-        <w:ins w:id="456" w:author="PR Preview" w:date="2026-01-01T00:00:00Z">
-          <w:r>
-            <w:rPr>
-              <w:rStyle w:val="Hyperlink"/>
-            </w:rPr>
-            <w:t xml:space="preserve">unbiased</w:t>
-          </w:r>
-        </w:ins>
       </w:hyperlink>
-      <w:ins w:id="457" w:author="PR Preview" w:date="2026-01-01T00:00:00Z">
-        <w:r>
-          <w:t xml:space="preserve"> </w:t>
-        </w:r>
-      </w:ins>
-      <w:ins w:id="458" w:author="PR Preview" w:date="2026-01-01T00:00:00Z">
-        <w:r>
-          <w:t xml:space="preserve">estimators the pMSEs are the variances</w:t>
-        </w:r>
-      </w:ins>
-      <w:ins w:id="459" w:author="PR Preview" w:date="2026-01-01T00:00:00Z">
-        <w:r>
-          <w:t xml:space="preserve"> </w:t>
-        </w:r>
-      </w:ins>
-      <w:ins w:id="460" w:author="PR Preview" w:date="2026-01-01T00:00:00Z">
-        <w:r>
-          <w:t xml:space="preserve">(</w:t>
-        </w:r>
-      </w:ins>
-      <w:hyperlink r:id="rId37">
-        <w:ins w:id="461" w:author="PR Preview" w:date="2026-01-01T00:00:00Z">
-          <w:r>
-            <w:rPr>
-              <w:rStyle w:val="Hyperlink"/>
-            </w:rPr>
-            <w:t xml:space="preserve">pMSE equals bias squared plus variance</w:t>
-          </w:r>
-        </w:ins>
-      </w:hyperlink>
-      <w:ins w:id="462" w:author="PR Preview" w:date="2026-01-01T00:00:00Z">
-        <w:r>
-          <w:t xml:space="preserve">, with zero bias),</w:t>
-        </w:r>
-      </w:ins>
-      <w:ins w:id="463" w:author="PR Preview" w:date="2026-01-01T00:00:00Z">
-        <w:r>
-          <w:t xml:space="preserve"> </w:t>
-        </w:r>
-      </w:ins>
-      <w:ins w:id="464" w:author="PR Preview" w:date="2026-01-01T00:00:00Z">
-        <w:r>
-          <w:t xml:space="preserve">so the relative efficiency is the ratio of the variances.</w:t>
-        </w:r>
-      </w:ins>
+      <w:r>
+        <w:t xml:space="preserve">, with zero bias),</w:t>
+      </w:r>
+      <w:r>
+        <w:t xml:space="preserve"> </w:t>
+      </w:r>
+      <w:r>
+        <w:t xml:space="preserve">so the relative efficiency is the ratio of the variances.</w:t>
+      </w:r>
     </w:p>
     <w:bookmarkEnd w:id="38"/>
     <w:bookmarkStart w:id="40" w:name="exm-relative-efficiency-mean"/>
@@ -8562,7 +6157,7 @@
           <m:rPr>
             <m:sty m:val="p"/>
           </m:rPr>
-          <m:t>MSE</m:t>
+          <m:t>pMSE</m:t>
         </m:r>
         <m:r>
           <m:t>​</m:t>
@@ -8632,7 +6227,7 @@
           <m:rPr>
             <m:sty m:val="p"/>
           </m:rPr>
-          <m:t>MSE</m:t>
+          <m:t>pMSE</m:t>
         </m:r>
         <m:r>
           <m:t>​</m:t>
@@ -8734,7 +6329,7 @@
                     <m:rPr>
                       <m:sty m:val="p"/>
                     </m:rPr>
-                    <m:t>MSE</m:t>
+                    <m:t>pMSE</m:t>
                   </m:r>
                   <m:r>
                     <m:t>​</m:t>
@@ -8770,7 +6365,7 @@
                     <m:rPr>
                       <m:sty m:val="p"/>
                     </m:rPr>
-                    <m:t>MSE</m:t>
+                    <m:t>pMSE</m:t>
                   </m:r>
                   <m:r>
                     <m:t>​</m:t>
@@ -12827,99 +10422,71 @@
       <w:pPr>
         <w:pStyle w:val="BodyText"/>
       </w:pPr>
-      <w:del w:id="465" w:author="PR Preview" w:date="2026-01-01T00:00:00Z">
+      <w:r>
+        <w:rPr>
+          <w:i/>
+          <w:iCs/>
+        </w:rPr>
+        <w:t xml:space="preserve">Remark 4</w:t>
+      </w:r>
+      <w:r>
+        <w:t xml:space="preserve"> (An efficient estimator has the smallest variance). </w:t>
+      </w:r>
+      <w:r>
+        <w:t xml:space="preserve">By the Cramér–Rao lower bound, no unbiased estimator that satisfies its assumptions</w:t>
+      </w:r>
+      <w:r>
+        <w:t xml:space="preserve"> </w:t>
+      </w:r>
+      <w:r>
+        <w:t xml:space="preserve">has a smaller variance than an efficient one.</w:t>
+      </w:r>
+      <w:r>
+        <w:t xml:space="preserve"> </w:t>
+      </w:r>
+      <w:r>
+        <w:t xml:space="preserve">Among such estimators, an efficient estimator therefore also has the smallest pMSE</w:t>
+      </w:r>
+      <w:r>
+        <w:t xml:space="preserve"> </w:t>
+      </w:r>
+      <w:r>
+        <w:t xml:space="preserve">(</w:t>
+      </w:r>
+      <w:hyperlink r:id="rId37">
         <w:r>
           <w:rPr>
-            <w:i/>
-            <w:iCs/>
+            <w:rStyle w:val="Hyperlink"/>
           </w:rPr>
-          <w:delText xml:space="preserve">Remark 4</w:delText>
+          <w:t xml:space="preserve">pMSE equals bias squared plus variance</w:t>
         </w:r>
-      </w:del>
-      <w:del w:id="466" w:author="PR Preview" w:date="2026-01-01T00:00:00Z">
-        <w:r>
-          <w:delText xml:space="preserve"> (An efficient estimator has the smallest variance). </w:delText>
-        </w:r>
-      </w:del>
-      <w:del w:id="467" w:author="PR Preview" w:date="2026-01-01T00:00:00Z">
-        <w:r>
-          <w:delText xml:space="preserve">By the Cramér–Rao lower bound, no unbiased estimator that satisfies its assumptions</w:delText>
-        </w:r>
-      </w:del>
-      <w:del w:id="468" w:author="PR Preview" w:date="2026-01-01T00:00:00Z">
-        <w:r>
-          <w:delText xml:space="preserve"> </w:delText>
-        </w:r>
-      </w:del>
-      <w:del w:id="469" w:author="PR Preview" w:date="2026-01-01T00:00:00Z">
-        <w:r>
-          <w:delText xml:space="preserve">has a smaller variance than an efficient one.</w:delText>
-        </w:r>
-      </w:del>
-      <w:del w:id="470" w:author="PR Preview" w:date="2026-01-01T00:00:00Z">
-        <w:r>
-          <w:delText xml:space="preserve"> </w:delText>
-        </w:r>
-      </w:del>
-      <w:del w:id="471" w:author="PR Preview" w:date="2026-01-01T00:00:00Z">
-        <w:r>
-          <w:delText xml:space="preserve">Among such estimators, an efficient estimator therefore also has the smallest mean squared error</w:delText>
-        </w:r>
-      </w:del>
-      <w:del w:id="472" w:author="PR Preview" w:date="2026-01-01T00:00:00Z">
-        <w:r>
-          <w:delText xml:space="preserve"> </w:delText>
-        </w:r>
-      </w:del>
-      <w:del w:id="473" w:author="PR Preview" w:date="2026-01-01T00:00:00Z">
-        <w:r>
-          <w:delText xml:space="preserve">(</w:delText>
-        </w:r>
-      </w:del>
-      <w:hyperlink r:id="rId37">
-        <w:del w:id="474" w:author="PR Preview" w:date="2026-01-01T00:00:00Z">
-          <w:r>
-            <w:rPr>
-              <w:rStyle w:val="Hyperlink"/>
-            </w:rPr>
-            <w:delText xml:space="preserve">mean squared error equals bias squared plus variance</w:delText>
-          </w:r>
-        </w:del>
       </w:hyperlink>
-      <w:del w:id="475" w:author="PR Preview" w:date="2026-01-01T00:00:00Z">
-        <w:r>
-          <w:delText xml:space="preserve">, with zero bias).</w:delText>
-        </w:r>
-      </w:del>
+      <w:r>
+        <w:t xml:space="preserve">, with zero bias).</w:t>
+      </w:r>
     </w:p>
+    <w:bookmarkEnd w:id="56"/>
+    <w:bookmarkStart w:id="60" w:name="exm-poisson-efficient"/>
     <w:p>
       <w:pPr>
         <w:pStyle w:val="BodyText"/>
       </w:pPr>
-      <w:del w:id="476" w:author="PR Preview" w:date="2026-01-01T00:00:00Z">
-        <w:r>
-          <w:rPr>
-            <w:b/>
-            <w:bCs/>
-          </w:rPr>
-          <w:delText xml:space="preserve">Example 3 (The sample mean is efficient for Poisson data)</w:delText>
-        </w:r>
-      </w:del>
-      <w:del w:id="477" w:author="PR Preview" w:date="2026-01-01T00:00:00Z">
-        <w:r>
-          <w:delText xml:space="preserve"> </w:delText>
-        </w:r>
-      </w:del>
-      <w:del w:id="478" w:author="PR Preview" w:date="2026-01-01T00:00:00Z">
-        <w:r>
-          <w:delText xml:space="preserve">For</w:delText>
-        </w:r>
-      </w:del>
-      <w:del w:id="479" w:author="PR Preview" w:date="2026-01-01T00:00:00Z">
-        <w:r>
-          <w:delText xml:space="preserve"> </w:delText>
-        </w:r>
-      </w:del>
+      <w:r>
+        <w:rPr>
+          <w:b/>
+          <w:bCs/>
+        </w:rPr>
+        <w:t xml:space="preserve">Example 3 (The sample mean is efficient for Poisson data)</w:t>
+      </w:r>
+      <w:r>
+        <w:t xml:space="preserve"> </w:t>
+      </w:r>
+      <w:r>
+        <w:t xml:space="preserve">For</w:t>
+      </w:r>
+      <w:r>
+        <w:t xml:space="preserve"> </w:t>
+      </w:r>
       <m:oMath>
         <m:sSub>
           <m:e>
@@ -13009,26 +10576,18 @@
           <m:t>)</m:t>
         </m:r>
       </m:oMath>
-      <w:del w:id="480" w:author="PR Preview" w:date="2026-01-01T00:00:00Z">
-        <w:r>
-          <w:delText xml:space="preserve">,</w:delText>
-        </w:r>
-      </w:del>
-      <w:del w:id="481" w:author="PR Preview" w:date="2026-01-01T00:00:00Z">
-        <w:r>
-          <w:delText xml:space="preserve"> </w:delText>
-        </w:r>
-      </w:del>
-      <w:del w:id="482" w:author="PR Preview" w:date="2026-01-01T00:00:00Z">
-        <w:r>
-          <w:delText xml:space="preserve">the sample mean</w:delText>
-        </w:r>
-      </w:del>
-      <w:del w:id="483" w:author="PR Preview" w:date="2026-01-01T00:00:00Z">
-        <w:r>
-          <w:delText xml:space="preserve"> </w:delText>
-        </w:r>
-      </w:del>
+      <w:r>
+        <w:t xml:space="preserve">,</w:t>
+      </w:r>
+      <w:r>
+        <w:t xml:space="preserve"> </w:t>
+      </w:r>
+      <w:r>
+        <w:t xml:space="preserve">the sample mean</w:t>
+      </w:r>
+      <w:r>
+        <w:t xml:space="preserve"> </w:t>
+      </w:r>
       <m:oMath>
         <m:acc>
           <m:accPr>
@@ -13041,66 +10600,46 @@
           </m:e>
         </m:acc>
       </m:oMath>
-      <w:del w:id="484" w:author="PR Preview" w:date="2026-01-01T00:00:00Z">
+      <w:r>
+        <w:t xml:space="preserve"> </w:t>
+      </w:r>
+      <w:r>
+        <w:t xml:space="preserve">is unbiased for</w:t>
+      </w:r>
+      <w:r>
+        <w:t xml:space="preserve"> </w:t>
+      </w:r>
+      <m:oMath>
+        <m:r>
+          <m:t>λ</m:t>
+        </m:r>
+      </m:oMath>
+      <w:r>
+        <w:t xml:space="preserve"> </w:t>
+      </w:r>
+      <w:r>
+        <w:t xml:space="preserve">(</w:t>
+      </w:r>
+      <w:hyperlink r:id="rId57">
         <w:r>
-          <w:delText xml:space="preserve"> </w:delText>
+          <w:rPr>
+            <w:rStyle w:val="Hyperlink"/>
+          </w:rPr>
+          <w:t xml:space="preserve">the bias example</w:t>
         </w:r>
-      </w:del>
-      <w:del w:id="485" w:author="PR Preview" w:date="2026-01-01T00:00:00Z">
-        <w:r>
-          <w:delText xml:space="preserve">is unbiased for</w:delText>
-        </w:r>
-      </w:del>
-      <w:del w:id="486" w:author="PR Preview" w:date="2026-01-01T00:00:00Z">
-        <w:r>
-          <w:delText xml:space="preserve"> </w:delText>
-        </w:r>
-      </w:del>
-      <m:oMath>
-        <m:r>
-          <m:t>λ</m:t>
-        </m:r>
-      </m:oMath>
-      <w:del w:id="487" w:author="PR Preview" w:date="2026-01-01T00:00:00Z">
-        <w:r>
-          <w:delText xml:space="preserve"> </w:delText>
-        </w:r>
-      </w:del>
-      <w:del w:id="488" w:author="PR Preview" w:date="2026-01-01T00:00:00Z">
-        <w:r>
-          <w:delText xml:space="preserve">(</w:delText>
-        </w:r>
-      </w:del>
-      <w:hyperlink r:id="rId57">
-        <w:del w:id="489" w:author="PR Preview" w:date="2026-01-01T00:00:00Z">
-          <w:r>
-            <w:rPr>
-              <w:rStyle w:val="Hyperlink"/>
-            </w:rPr>
-            <w:delText xml:space="preserve">the bias example</w:delText>
-          </w:r>
-        </w:del>
       </w:hyperlink>
-      <w:del w:id="490" w:author="PR Preview" w:date="2026-01-01T00:00:00Z">
-        <w:r>
-          <w:delText xml:space="preserve">),</w:delText>
-        </w:r>
-      </w:del>
-      <w:del w:id="491" w:author="PR Preview" w:date="2026-01-01T00:00:00Z">
-        <w:r>
-          <w:delText xml:space="preserve"> </w:delText>
-        </w:r>
-      </w:del>
-      <w:del w:id="492" w:author="PR Preview" w:date="2026-01-01T00:00:00Z">
-        <w:r>
-          <w:delText xml:space="preserve">and, because</w:delText>
-        </w:r>
-      </w:del>
-      <w:del w:id="493" w:author="PR Preview" w:date="2026-01-01T00:00:00Z">
-        <w:r>
-          <w:delText xml:space="preserve"> </w:delText>
-        </w:r>
-      </w:del>
+      <w:r>
+        <w:t xml:space="preserve">),</w:t>
+      </w:r>
+      <w:r>
+        <w:t xml:space="preserve"> </w:t>
+      </w:r>
+      <w:r>
+        <w:t xml:space="preserve">and, because</w:t>
+      </w:r>
+      <w:r>
+        <w:t xml:space="preserve"> </w:t>
+      </w:r>
       <m:oMath>
         <m:r>
           <m:rPr>
@@ -13146,21 +10685,15 @@
           <m:t>λ</m:t>
         </m:r>
       </m:oMath>
-      <w:del w:id="494" w:author="PR Preview" w:date="2026-01-01T00:00:00Z">
-        <w:r>
-          <w:delText xml:space="preserve"> </w:delText>
-        </w:r>
-      </w:del>
-      <w:del w:id="495" w:author="PR Preview" w:date="2026-01-01T00:00:00Z">
-        <w:r>
-          <w:delText xml:space="preserve">for a Poisson variable,</w:delText>
-        </w:r>
-      </w:del>
-      <w:del w:id="496" w:author="PR Preview" w:date="2026-01-01T00:00:00Z">
-        <w:r>
-          <w:delText xml:space="preserve"> </w:delText>
-        </w:r>
-      </w:del>
+      <w:r>
+        <w:t xml:space="preserve"> </w:t>
+      </w:r>
+      <w:r>
+        <w:t xml:space="preserve">for a Poisson variable,</w:t>
+      </w:r>
+      <w:r>
+        <w:t xml:space="preserve"> </w:t>
+      </w:r>
       <m:oMath>
         <m:r>
           <m:rPr>
@@ -13213,46 +10746,32 @@
           <m:t>n</m:t>
         </m:r>
       </m:oMath>
-      <w:del w:id="497" w:author="PR Preview" w:date="2026-01-01T00:00:00Z">
+      <w:r>
+        <w:t xml:space="preserve"> </w:t>
+      </w:r>
+      <w:r>
+        <w:t xml:space="preserve">(</w:t>
+      </w:r>
+      <w:hyperlink r:id="rId25">
         <w:r>
-          <w:delText xml:space="preserve"> </w:delText>
+          <w:rPr>
+            <w:rStyle w:val="Hyperlink"/>
+          </w:rPr>
+          <w:t xml:space="preserve">the example on two estimators of a population mean</w:t>
         </w:r>
-      </w:del>
-      <w:del w:id="498" w:author="PR Preview" w:date="2026-01-01T00:00:00Z">
-        <w:r>
-          <w:delText xml:space="preserve">(</w:delText>
-        </w:r>
-      </w:del>
-      <w:hyperlink r:id="rId25">
-        <w:del w:id="499" w:author="PR Preview" w:date="2026-01-01T00:00:00Z">
-          <w:r>
-            <w:rPr>
-              <w:rStyle w:val="Hyperlink"/>
-            </w:rPr>
-            <w:delText xml:space="preserve">the example on two estimators of a mean</w:delText>
-          </w:r>
-        </w:del>
       </w:hyperlink>
-      <w:del w:id="500" w:author="PR Preview" w:date="2026-01-01T00:00:00Z">
-        <w:r>
-          <w:delText xml:space="preserve">).</w:delText>
-        </w:r>
-      </w:del>
-      <w:del w:id="501" w:author="PR Preview" w:date="2026-01-01T00:00:00Z">
-        <w:r>
-          <w:delText xml:space="preserve"> </w:delText>
-        </w:r>
-      </w:del>
-      <w:del w:id="502" w:author="PR Preview" w:date="2026-01-01T00:00:00Z">
-        <w:r>
-          <w:delText xml:space="preserve">The expected information is</w:delText>
-        </w:r>
-      </w:del>
-      <w:del w:id="503" w:author="PR Preview" w:date="2026-01-01T00:00:00Z">
-        <w:r>
-          <w:delText xml:space="preserve"> </w:delText>
-        </w:r>
-      </w:del>
+      <w:r>
+        <w:t xml:space="preserve">).</w:t>
+      </w:r>
+      <w:r>
+        <w:t xml:space="preserve"> </w:t>
+      </w:r>
+      <w:r>
+        <w:t xml:space="preserve">The expected information is</w:t>
+      </w:r>
+      <w:r>
+        <w:t xml:space="preserve"> </w:t>
+      </w:r>
       <m:oMath>
         <m:r>
           <m:rPr>
@@ -13295,531 +10814,23 @@
           <m:t>λ</m:t>
         </m:r>
       </m:oMath>
-      <w:del w:id="504" w:author="PR Preview" w:date="2026-01-01T00:00:00Z">
-        <w:r>
-          <w:delText xml:space="preserve"> </w:delText>
-        </w:r>
-      </w:del>
-      <w:del w:id="505" w:author="PR Preview" w:date="2026-01-01T00:00:00Z">
-        <w:r>
-          <w:delText xml:space="preserve">(</w:delText>
-        </w:r>
-      </w:del>
+      <w:r>
+        <w:t xml:space="preserve"> </w:t>
+      </w:r>
+      <w:r>
+        <w:t xml:space="preserve">(</w:t>
+      </w:r>
       <w:hyperlink r:id="rId58">
-        <w:del w:id="506" w:author="PR Preview" w:date="2026-01-01T00:00:00Z">
-          <w:r>
-            <w:rPr>
-              <w:rStyle w:val="Hyperlink"/>
-            </w:rPr>
-            <w:delText xml:space="preserve">the Poisson information example</w:delText>
-          </w:r>
-        </w:del>
-      </w:hyperlink>
-      <w:del w:id="507" w:author="PR Preview" w:date="2026-01-01T00:00:00Z">
-        <w:r>
-          <w:delText xml:space="preserve">), so</w:delText>
-        </w:r>
-      </w:del>
-    </w:p>
-    <w:p>
-      <w:pPr>
-        <w:pStyle w:val="BodyText"/>
-      </w:pPr>
-      <w:ins w:id="508" w:author="PR Preview" w:date="2026-01-01T00:00:00Z">
         <w:r>
           <w:rPr>
-            <w:i/>
-            <w:iCs/>
+            <w:rStyle w:val="Hyperlink"/>
           </w:rPr>
-          <w:t xml:space="preserve">Remark 4</w:t>
+          <w:t xml:space="preserve">the Poisson information example</w:t>
         </w:r>
-      </w:ins>
-      <w:ins w:id="509" w:author="PR Preview" w:date="2026-01-01T00:00:00Z">
-        <w:r>
-          <w:t xml:space="preserve"> (An efficient estimator has the smallest variance). </w:t>
-        </w:r>
-      </w:ins>
-      <w:ins w:id="510" w:author="PR Preview" w:date="2026-01-01T00:00:00Z">
-        <w:r>
-          <w:t xml:space="preserve">By the Cramér–Rao lower bound, no unbiased estimator that satisfies its assumptions</w:t>
-        </w:r>
-      </w:ins>
-      <w:ins w:id="511" w:author="PR Preview" w:date="2026-01-01T00:00:00Z">
-        <w:r>
-          <w:t xml:space="preserve"> </w:t>
-        </w:r>
-      </w:ins>
-      <w:ins w:id="512" w:author="PR Preview" w:date="2026-01-01T00:00:00Z">
-        <w:r>
-          <w:t xml:space="preserve">has a smaller variance than an efficient one.</w:t>
-        </w:r>
-      </w:ins>
-      <w:ins w:id="513" w:author="PR Preview" w:date="2026-01-01T00:00:00Z">
-        <w:r>
-          <w:t xml:space="preserve"> </w:t>
-        </w:r>
-      </w:ins>
-      <w:ins w:id="514" w:author="PR Preview" w:date="2026-01-01T00:00:00Z">
-        <w:r>
-          <w:t xml:space="preserve">Among such estimators, an efficient estimator therefore also has the smallest pMSE</w:t>
-        </w:r>
-      </w:ins>
-      <w:ins w:id="515" w:author="PR Preview" w:date="2026-01-01T00:00:00Z">
-        <w:r>
-          <w:t xml:space="preserve"> </w:t>
-        </w:r>
-      </w:ins>
-      <w:ins w:id="516" w:author="PR Preview" w:date="2026-01-01T00:00:00Z">
-        <w:r>
-          <w:t xml:space="preserve">(</w:t>
-        </w:r>
-      </w:ins>
-      <w:hyperlink r:id="rId37">
-        <w:ins w:id="517" w:author="PR Preview" w:date="2026-01-01T00:00:00Z">
-          <w:r>
-            <w:rPr>
-              <w:rStyle w:val="Hyperlink"/>
-            </w:rPr>
-            <w:t xml:space="preserve">pMSE equals bias squared plus variance</w:t>
-          </w:r>
-        </w:ins>
       </w:hyperlink>
-      <w:ins w:id="518" w:author="PR Preview" w:date="2026-01-01T00:00:00Z">
-        <w:r>
-          <w:t xml:space="preserve">, with zero bias).</w:t>
-        </w:r>
-      </w:ins>
-    </w:p>
-    <w:bookmarkEnd w:id="56"/>
-    <w:bookmarkStart w:id="60" w:name="exm-poisson-efficient"/>
-    <w:p>
-      <w:pPr>
-        <w:pStyle w:val="BodyText"/>
-      </w:pPr>
-      <w:ins w:id="519" w:author="PR Preview" w:date="2026-01-01T00:00:00Z">
-        <w:r>
-          <w:rPr>
-            <w:b/>
-            <w:bCs/>
-          </w:rPr>
-          <w:t xml:space="preserve">Example 3 (The sample mean is efficient for Poisson data)</w:t>
-        </w:r>
-      </w:ins>
-      <w:ins w:id="520" w:author="PR Preview" w:date="2026-01-01T00:00:00Z">
-        <w:r>
-          <w:t xml:space="preserve"> </w:t>
-        </w:r>
-      </w:ins>
-      <w:ins w:id="521" w:author="PR Preview" w:date="2026-01-01T00:00:00Z">
-        <w:r>
-          <w:t xml:space="preserve">For</w:t>
-        </w:r>
-      </w:ins>
-      <w:ins w:id="522" w:author="PR Preview" w:date="2026-01-01T00:00:00Z">
-        <w:r>
-          <w:t xml:space="preserve"> </w:t>
-        </w:r>
-      </w:ins>
-      <m:oMath>
-        <m:sSub>
-          <m:e>
-            <m:r>
-              <m:t>X</m:t>
-            </m:r>
-          </m:e>
-          <m:sub>
-            <m:r>
-              <m:t>1</m:t>
-            </m:r>
-          </m:sub>
-        </m:sSub>
-        <m:r>
-          <m:rPr>
-            <m:sty m:val="p"/>
-          </m:rPr>
-          <m:t>,</m:t>
-        </m:r>
-        <m:r>
-          <m:rPr>
-            <m:sty m:val="p"/>
-          </m:rPr>
-          <m:t>…</m:t>
-        </m:r>
-        <m:r>
-          <m:rPr>
-            <m:sty m:val="p"/>
-          </m:rPr>
-          <m:t>,</m:t>
-        </m:r>
-        <m:sSub>
-          <m:e>
-            <m:r>
-              <m:t>X</m:t>
-            </m:r>
-          </m:e>
-          <m:sub>
-            <m:r>
-              <m:t>n</m:t>
-            </m:r>
-          </m:sub>
-        </m:sSub>
-        <m:r>
-          <m:t> </m:t>
-        </m:r>
-        <m:sSub>
-          <m:e>
-            <m:r>
-              <m:rPr>
-                <m:sty m:val="p"/>
-              </m:rPr>
-              <m:t>∼</m:t>
-            </m:r>
-          </m:e>
-          <m:sub>
-            <m:r>
-              <m:rPr>
-                <m:sty m:val="p"/>
-              </m:rPr>
-              <m:t>iid</m:t>
-            </m:r>
-          </m:sub>
-        </m:sSub>
-        <m:r>
-          <m:t> </m:t>
-        </m:r>
-        <m:r>
-          <m:rPr>
-            <m:sty m:val="p"/>
-          </m:rPr>
-          <m:t>Pois</m:t>
-        </m:r>
-        <m:r>
-          <m:rPr>
-            <m:sty m:val="p"/>
-          </m:rPr>
-          <m:t>(</m:t>
-        </m:r>
-        <m:r>
-          <m:t>λ</m:t>
-        </m:r>
-        <m:r>
-          <m:rPr>
-            <m:sty m:val="p"/>
-          </m:rPr>
-          <m:t>)</m:t>
-        </m:r>
-      </m:oMath>
-      <w:ins w:id="523" w:author="PR Preview" w:date="2026-01-01T00:00:00Z">
-        <w:r>
-          <w:t xml:space="preserve">,</w:t>
-        </w:r>
-      </w:ins>
-      <w:ins w:id="524" w:author="PR Preview" w:date="2026-01-01T00:00:00Z">
-        <w:r>
-          <w:t xml:space="preserve"> </w:t>
-        </w:r>
-      </w:ins>
-      <w:ins w:id="525" w:author="PR Preview" w:date="2026-01-01T00:00:00Z">
-        <w:r>
-          <w:t xml:space="preserve">the sample mean</w:t>
-        </w:r>
-      </w:ins>
-      <w:ins w:id="526" w:author="PR Preview" w:date="2026-01-01T00:00:00Z">
-        <w:r>
-          <w:t xml:space="preserve"> </w:t>
-        </w:r>
-      </w:ins>
-      <m:oMath>
-        <m:acc>
-          <m:accPr>
-            <m:chr m:val="‾"/>
-          </m:accPr>
-          <m:e>
-            <m:r>
-              <m:t>X</m:t>
-            </m:r>
-          </m:e>
-        </m:acc>
-      </m:oMath>
-      <w:ins w:id="527" w:author="PR Preview" w:date="2026-01-01T00:00:00Z">
-        <w:r>
-          <w:t xml:space="preserve"> </w:t>
-        </w:r>
-      </w:ins>
-      <w:ins w:id="528" w:author="PR Preview" w:date="2026-01-01T00:00:00Z">
-        <w:r>
-          <w:t xml:space="preserve">is unbiased for</w:t>
-        </w:r>
-      </w:ins>
-      <w:ins w:id="529" w:author="PR Preview" w:date="2026-01-01T00:00:00Z">
-        <w:r>
-          <w:t xml:space="preserve"> </w:t>
-        </w:r>
-      </w:ins>
-      <m:oMath>
-        <m:r>
-          <m:t>λ</m:t>
-        </m:r>
-      </m:oMath>
-      <w:ins w:id="530" w:author="PR Preview" w:date="2026-01-01T00:00:00Z">
-        <w:r>
-          <w:t xml:space="preserve"> </w:t>
-        </w:r>
-      </w:ins>
-      <w:ins w:id="531" w:author="PR Preview" w:date="2026-01-01T00:00:00Z">
-        <w:r>
-          <w:t xml:space="preserve">(</w:t>
-        </w:r>
-      </w:ins>
-      <w:hyperlink r:id="rId57">
-        <w:ins w:id="532" w:author="PR Preview" w:date="2026-01-01T00:00:00Z">
-          <w:r>
-            <w:rPr>
-              <w:rStyle w:val="Hyperlink"/>
-            </w:rPr>
-            <w:t xml:space="preserve">the bias example</w:t>
-          </w:r>
-        </w:ins>
-      </w:hyperlink>
-      <w:ins w:id="533" w:author="PR Preview" w:date="2026-01-01T00:00:00Z">
-        <w:r>
-          <w:t xml:space="preserve">),</w:t>
-        </w:r>
-      </w:ins>
-      <w:ins w:id="534" w:author="PR Preview" w:date="2026-01-01T00:00:00Z">
-        <w:r>
-          <w:t xml:space="preserve"> </w:t>
-        </w:r>
-      </w:ins>
-      <w:ins w:id="535" w:author="PR Preview" w:date="2026-01-01T00:00:00Z">
-        <w:r>
-          <w:t xml:space="preserve">and, because</w:t>
-        </w:r>
-      </w:ins>
-      <w:ins w:id="536" w:author="PR Preview" w:date="2026-01-01T00:00:00Z">
-        <w:r>
-          <w:t xml:space="preserve"> </w:t>
-        </w:r>
-      </w:ins>
-      <m:oMath>
-        <m:r>
-          <m:rPr>
-            <m:sty m:val="p"/>
-          </m:rPr>
-          <m:t>Var</m:t>
-        </m:r>
-        <m:r>
-          <m:t>​</m:t>
-        </m:r>
-        <m:d>
-          <m:dPr>
-            <m:begChr m:val="("/>
-            <m:sepChr m:val=""/>
-            <m:endChr m:val=")"/>
-            <m:grow/>
-          </m:dPr>
-          <m:e>
-            <m:sSub>
-              <m:e>
-                <m:r>
-                  <m:t>X</m:t>
-                </m:r>
-              </m:e>
-              <m:sub>
-                <m:r>
-                  <m:t>i</m:t>
-                </m:r>
-              </m:sub>
-            </m:sSub>
-          </m:e>
-        </m:d>
-        <m:r>
-          <m:t>​</m:t>
-        </m:r>
-        <m:r>
-          <m:rPr>
-            <m:sty m:val="p"/>
-          </m:rPr>
-          <m:t>=</m:t>
-        </m:r>
-        <m:r>
-          <m:t>λ</m:t>
-        </m:r>
-      </m:oMath>
-      <w:ins w:id="537" w:author="PR Preview" w:date="2026-01-01T00:00:00Z">
-        <w:r>
-          <w:t xml:space="preserve"> </w:t>
-        </w:r>
-      </w:ins>
-      <w:ins w:id="538" w:author="PR Preview" w:date="2026-01-01T00:00:00Z">
-        <w:r>
-          <w:t xml:space="preserve">for a Poisson variable,</w:t>
-        </w:r>
-      </w:ins>
-      <w:ins w:id="539" w:author="PR Preview" w:date="2026-01-01T00:00:00Z">
-        <w:r>
-          <w:t xml:space="preserve"> </w:t>
-        </w:r>
-      </w:ins>
-      <m:oMath>
-        <m:r>
-          <m:rPr>
-            <m:sty m:val="p"/>
-          </m:rPr>
-          <m:t>Var</m:t>
-        </m:r>
-        <m:r>
-          <m:t>​</m:t>
-        </m:r>
-        <m:d>
-          <m:dPr>
-            <m:begChr m:val="("/>
-            <m:sepChr m:val=""/>
-            <m:endChr m:val=")"/>
-            <m:grow/>
-          </m:dPr>
-          <m:e>
-            <m:acc>
-              <m:accPr>
-                <m:chr m:val="‾"/>
-              </m:accPr>
-              <m:e>
-                <m:r>
-                  <m:t>X</m:t>
-                </m:r>
-              </m:e>
-            </m:acc>
-          </m:e>
-        </m:d>
-        <m:r>
-          <m:t>​</m:t>
-        </m:r>
-        <m:r>
-          <m:rPr>
-            <m:sty m:val="p"/>
-          </m:rPr>
-          <m:t>=</m:t>
-        </m:r>
-        <m:r>
-          <m:t>λ</m:t>
-        </m:r>
-        <m:r>
-          <m:rPr>
-            <m:sty m:val="p"/>
-          </m:rPr>
-          <m:t>/</m:t>
-        </m:r>
-        <m:r>
-          <m:t>n</m:t>
-        </m:r>
-      </m:oMath>
-      <w:ins w:id="540" w:author="PR Preview" w:date="2026-01-01T00:00:00Z">
-        <w:r>
-          <w:t xml:space="preserve"> </w:t>
-        </w:r>
-      </w:ins>
-      <w:ins w:id="541" w:author="PR Preview" w:date="2026-01-01T00:00:00Z">
-        <w:r>
-          <w:t xml:space="preserve">(</w:t>
-        </w:r>
-      </w:ins>
-      <w:hyperlink r:id="rId25">
-        <w:ins w:id="542" w:author="PR Preview" w:date="2026-01-01T00:00:00Z">
-          <w:r>
-            <w:rPr>
-              <w:rStyle w:val="Hyperlink"/>
-            </w:rPr>
-            <w:t xml:space="preserve">the example on two estimators of a population mean</w:t>
-          </w:r>
-        </w:ins>
-      </w:hyperlink>
-      <w:ins w:id="543" w:author="PR Preview" w:date="2026-01-01T00:00:00Z">
-        <w:r>
-          <w:t xml:space="preserve">).</w:t>
-        </w:r>
-      </w:ins>
-      <w:ins w:id="544" w:author="PR Preview" w:date="2026-01-01T00:00:00Z">
-        <w:r>
-          <w:t xml:space="preserve"> </w:t>
-        </w:r>
-      </w:ins>
-      <w:ins w:id="545" w:author="PR Preview" w:date="2026-01-01T00:00:00Z">
-        <w:r>
-          <w:t xml:space="preserve">The expected information is</w:t>
-        </w:r>
-      </w:ins>
-      <w:ins w:id="546" w:author="PR Preview" w:date="2026-01-01T00:00:00Z">
-        <w:r>
-          <w:t xml:space="preserve"> </w:t>
-        </w:r>
-      </w:ins>
-      <m:oMath>
-        <m:r>
-          <m:rPr>
-            <m:scr m:val="script"/>
-            <m:sty m:val="p"/>
-          </m:rPr>
-          <m:t>I</m:t>
-        </m:r>
-        <m:r>
-          <m:rPr>
-            <m:sty m:val="p"/>
-          </m:rPr>
-          <m:t>(</m:t>
-        </m:r>
-        <m:r>
-          <m:t>λ</m:t>
-        </m:r>
-        <m:r>
-          <m:rPr>
-            <m:sty m:val="p"/>
-          </m:rPr>
-          <m:t>)</m:t>
-        </m:r>
-        <m:r>
-          <m:rPr>
-            <m:sty m:val="p"/>
-          </m:rPr>
-          <m:t>=</m:t>
-        </m:r>
-        <m:r>
-          <m:t>n</m:t>
-        </m:r>
-        <m:r>
-          <m:rPr>
-            <m:sty m:val="p"/>
-          </m:rPr>
-          <m:t>/</m:t>
-        </m:r>
-        <m:r>
-          <m:t>λ</m:t>
-        </m:r>
-      </m:oMath>
-      <w:ins w:id="547" w:author="PR Preview" w:date="2026-01-01T00:00:00Z">
-        <w:r>
-          <w:t xml:space="preserve"> </w:t>
-        </w:r>
-      </w:ins>
-      <w:ins w:id="548" w:author="PR Preview" w:date="2026-01-01T00:00:00Z">
-        <w:r>
-          <w:t xml:space="preserve">(</w:t>
-        </w:r>
-      </w:ins>
-      <w:hyperlink r:id="rId58">
-        <w:ins w:id="549" w:author="PR Preview" w:date="2026-01-01T00:00:00Z">
-          <w:r>
-            <w:rPr>
-              <w:rStyle w:val="Hyperlink"/>
-            </w:rPr>
-            <w:t xml:space="preserve">the Poisson information example</w:t>
-          </w:r>
-        </w:ins>
-      </w:hyperlink>
-      <w:ins w:id="550" w:author="PR Preview" w:date="2026-01-01T00:00:00Z">
-        <w:r>
-          <w:t xml:space="preserve">), so</w:t>
-        </w:r>
-      </w:ins>
+      <w:r>
+        <w:t xml:space="preserve">), so</w:t>
+      </w:r>
     </w:p>
     <w:p>
       <w:pPr>
@@ -14188,211 +11199,70 @@
       <w:pPr>
         <w:pStyle w:val="BodyText"/>
       </w:pPr>
-      <w:del w:id="551" w:author="PR Preview" w:date="2026-01-01T00:00:00Z">
+      <w:r>
+        <w:t xml:space="preserve">A biased estimator can have a variance below the bound,</w:t>
+      </w:r>
+      <w:r>
+        <w:t xml:space="preserve"> </w:t>
+      </w:r>
+      <w:r>
+        <w:t xml:space="preserve">because the bound relies on</w:t>
+      </w:r>
+      <w:r>
+        <w:t xml:space="preserve"> </w:t>
+      </w:r>
+      <w:hyperlink w:anchor="exr-cov-estimator-score">
         <w:r>
-          <w:delText xml:space="preserve">A biased estimator can have a variance below the bound,</w:delText>
+          <w:rPr>
+            <w:rStyle w:val="Hyperlink"/>
+          </w:rPr>
+          <w:t xml:space="preserve">the covariance of an estimator and the score</w:t>
         </w:r>
-      </w:del>
-      <w:del w:id="552" w:author="PR Preview" w:date="2026-01-01T00:00:00Z">
+      </w:hyperlink>
+      <w:r>
+        <w:t xml:space="preserve">,</w:t>
+      </w:r>
+      <w:r>
+        <w:t xml:space="preserve"> </w:t>
+      </w:r>
+      <w:r>
+        <w:t xml:space="preserve">which assumes the estimator is unbiased.</w:t>
+      </w:r>
+      <w:r>
+        <w:t xml:space="preserve"> </w:t>
+      </w:r>
+      <w:r>
+        <w:t xml:space="preserve">Its</w:t>
+      </w:r>
+      <w:r>
+        <w:t xml:space="preserve"> </w:t>
+      </w:r>
+      <w:hyperlink r:id="rId37">
         <w:r>
-          <w:delText xml:space="preserve"> </w:delText>
+          <w:rPr>
+            <w:rStyle w:val="Hyperlink"/>
+          </w:rPr>
+          <w:t xml:space="preserve">pMSE</w:t>
         </w:r>
-      </w:del>
-      <w:del w:id="553" w:author="PR Preview" w:date="2026-01-01T00:00:00Z">
-        <w:r>
-          <w:delText xml:space="preserve">because the bound relies on</w:delText>
-        </w:r>
-      </w:del>
-      <w:del w:id="554" w:author="PR Preview" w:date="2026-01-01T00:00:00Z">
-        <w:r>
-          <w:delText xml:space="preserve"> </w:delText>
-        </w:r>
-      </w:del>
-      <w:hyperlink w:anchor="exr-cov-estimator-score">
-        <w:del w:id="555" w:author="PR Preview" w:date="2026-01-01T00:00:00Z">
-          <w:r>
-            <w:rPr>
-              <w:rStyle w:val="Hyperlink"/>
-            </w:rPr>
-            <w:delText xml:space="preserve">the covariance of an estimator and the score</w:delText>
-          </w:r>
-        </w:del>
       </w:hyperlink>
-      <w:del w:id="556" w:author="PR Preview" w:date="2026-01-01T00:00:00Z">
-        <w:r>
-          <w:delText xml:space="preserve">,</w:delText>
-        </w:r>
-      </w:del>
-      <w:del w:id="557" w:author="PR Preview" w:date="2026-01-01T00:00:00Z">
-        <w:r>
-          <w:delText xml:space="preserve"> </w:delText>
-        </w:r>
-      </w:del>
-      <w:del w:id="558" w:author="PR Preview" w:date="2026-01-01T00:00:00Z">
-        <w:r>
-          <w:delText xml:space="preserve">which assumes the estimator is unbiased.</w:delText>
-        </w:r>
-      </w:del>
-      <w:del w:id="559" w:author="PR Preview" w:date="2026-01-01T00:00:00Z">
-        <w:r>
-          <w:delText xml:space="preserve"> </w:delText>
-        </w:r>
-      </w:del>
-      <w:del w:id="560" w:author="PR Preview" w:date="2026-01-01T00:00:00Z">
-        <w:r>
-          <w:delText xml:space="preserve">Its</w:delText>
-        </w:r>
-      </w:del>
-      <w:del w:id="561" w:author="PR Preview" w:date="2026-01-01T00:00:00Z">
-        <w:r>
-          <w:delText xml:space="preserve"> </w:delText>
-        </w:r>
-      </w:del>
-      <w:hyperlink r:id="rId37">
-        <w:del w:id="562" w:author="PR Preview" w:date="2026-01-01T00:00:00Z">
-          <w:r>
-            <w:rPr>
-              <w:rStyle w:val="Hyperlink"/>
-            </w:rPr>
-            <w:delText xml:space="preserve">mean squared error</w:delText>
-          </w:r>
-        </w:del>
-      </w:hyperlink>
-      <w:del w:id="563" w:author="PR Preview" w:date="2026-01-01T00:00:00Z">
-        <w:r>
-          <w:delText xml:space="preserve"> </w:delText>
-        </w:r>
-      </w:del>
-      <w:del w:id="564" w:author="PR Preview" w:date="2026-01-01T00:00:00Z">
-        <w:r>
-          <w:delText xml:space="preserve">adds the squared bias to the variance,</w:delText>
-        </w:r>
-      </w:del>
-      <w:del w:id="565" w:author="PR Preview" w:date="2026-01-01T00:00:00Z">
-        <w:r>
-          <w:delText xml:space="preserve"> </w:delText>
-        </w:r>
-      </w:del>
-      <w:del w:id="566" w:author="PR Preview" w:date="2026-01-01T00:00:00Z">
-        <w:r>
-          <w:delText xml:space="preserve">so trading a little bias for a large drop in variance</w:delText>
-        </w:r>
-      </w:del>
-      <w:del w:id="567" w:author="PR Preview" w:date="2026-01-01T00:00:00Z">
-        <w:r>
-          <w:delText xml:space="preserve"> </w:delText>
-        </w:r>
-      </w:del>
-      <w:del w:id="568" w:author="PR Preview" w:date="2026-01-01T00:00:00Z">
-        <w:r>
-          <w:delText xml:space="preserve">can also lower the mean squared error.</w:delText>
-        </w:r>
-      </w:del>
-    </w:p>
-    <w:p>
-      <w:pPr>
-        <w:pStyle w:val="BodyText"/>
-      </w:pPr>
-      <w:ins w:id="569" w:author="PR Preview" w:date="2026-01-01T00:00:00Z">
-        <w:r>
-          <w:t xml:space="preserve">A biased estimator can have a variance below the bound,</w:t>
-        </w:r>
-      </w:ins>
-      <w:ins w:id="570" w:author="PR Preview" w:date="2026-01-01T00:00:00Z">
-        <w:r>
-          <w:t xml:space="preserve"> </w:t>
-        </w:r>
-      </w:ins>
-      <w:ins w:id="571" w:author="PR Preview" w:date="2026-01-01T00:00:00Z">
-        <w:r>
-          <w:t xml:space="preserve">because the bound relies on</w:t>
-        </w:r>
-      </w:ins>
-      <w:ins w:id="572" w:author="PR Preview" w:date="2026-01-01T00:00:00Z">
-        <w:r>
-          <w:t xml:space="preserve"> </w:t>
-        </w:r>
-      </w:ins>
-      <w:hyperlink w:anchor="exr-cov-estimator-score">
-        <w:ins w:id="573" w:author="PR Preview" w:date="2026-01-01T00:00:00Z">
-          <w:r>
-            <w:rPr>
-              <w:rStyle w:val="Hyperlink"/>
-            </w:rPr>
-            <w:t xml:space="preserve">the covariance of an estimator and the score</w:t>
-          </w:r>
-        </w:ins>
-      </w:hyperlink>
-      <w:ins w:id="574" w:author="PR Preview" w:date="2026-01-01T00:00:00Z">
-        <w:r>
-          <w:t xml:space="preserve">,</w:t>
-        </w:r>
-      </w:ins>
-      <w:ins w:id="575" w:author="PR Preview" w:date="2026-01-01T00:00:00Z">
-        <w:r>
-          <w:t xml:space="preserve"> </w:t>
-        </w:r>
-      </w:ins>
-      <w:ins w:id="576" w:author="PR Preview" w:date="2026-01-01T00:00:00Z">
-        <w:r>
-          <w:t xml:space="preserve">which assumes the estimator is unbiased.</w:t>
-        </w:r>
-      </w:ins>
-      <w:ins w:id="577" w:author="PR Preview" w:date="2026-01-01T00:00:00Z">
-        <w:r>
-          <w:t xml:space="preserve"> </w:t>
-        </w:r>
-      </w:ins>
-      <w:ins w:id="578" w:author="PR Preview" w:date="2026-01-01T00:00:00Z">
-        <w:r>
-          <w:t xml:space="preserve">Its</w:t>
-        </w:r>
-      </w:ins>
-      <w:ins w:id="579" w:author="PR Preview" w:date="2026-01-01T00:00:00Z">
-        <w:r>
-          <w:t xml:space="preserve"> </w:t>
-        </w:r>
-      </w:ins>
-      <w:hyperlink r:id="rId37">
-        <w:ins w:id="580" w:author="PR Preview" w:date="2026-01-01T00:00:00Z">
-          <w:r>
-            <w:rPr>
-              <w:rStyle w:val="Hyperlink"/>
-            </w:rPr>
-            <w:t xml:space="preserve">pMSE</w:t>
-          </w:r>
-        </w:ins>
-      </w:hyperlink>
-      <w:ins w:id="581" w:author="PR Preview" w:date="2026-01-01T00:00:00Z">
-        <w:r>
-          <w:t xml:space="preserve"> </w:t>
-        </w:r>
-      </w:ins>
-      <w:ins w:id="582" w:author="PR Preview" w:date="2026-01-01T00:00:00Z">
-        <w:r>
-          <w:t xml:space="preserve">adds the squared bias to the variance,</w:t>
-        </w:r>
-      </w:ins>
-      <w:ins w:id="583" w:author="PR Preview" w:date="2026-01-01T00:00:00Z">
-        <w:r>
-          <w:t xml:space="preserve"> </w:t>
-        </w:r>
-      </w:ins>
-      <w:ins w:id="584" w:author="PR Preview" w:date="2026-01-01T00:00:00Z">
-        <w:r>
-          <w:t xml:space="preserve">so trading a little bias for a large drop in variance</w:t>
-        </w:r>
-      </w:ins>
-      <w:ins w:id="585" w:author="PR Preview" w:date="2026-01-01T00:00:00Z">
-        <w:r>
-          <w:t xml:space="preserve"> </w:t>
-        </w:r>
-      </w:ins>
-      <w:ins w:id="586" w:author="PR Preview" w:date="2026-01-01T00:00:00Z">
-        <w:r>
-          <w:t xml:space="preserve">can also lower the pMSE.</w:t>
-        </w:r>
-      </w:ins>
+      <w:r>
+        <w:t xml:space="preserve"> </w:t>
+      </w:r>
+      <w:r>
+        <w:t xml:space="preserve">adds the squared bias to the variance,</w:t>
+      </w:r>
+      <w:r>
+        <w:t xml:space="preserve"> </w:t>
+      </w:r>
+      <w:r>
+        <w:t xml:space="preserve">so trading a little bias for a large drop in variance</w:t>
+      </w:r>
+      <w:r>
+        <w:t xml:space="preserve"> </w:t>
+      </w:r>
+      <w:r>
+        <w:t xml:space="preserve">can also lower the pMSE.</w:t>
+      </w:r>
     </w:p>
     <w:p>
       <w:pPr>
